--- a/docs/User capability profiles.docx
+++ b/docs/User capability profiles.docx
@@ -2080,7 +2080,7 @@
               <w:pStyle w:val="Compact"/>
             </w:pPr>
             <w:r>
-              <w:t xml:space="preserve">—</w:t>
+              <w:t xml:space="preserve">collection of range in Hz, lowestToHighest</w:t>
             </w:r>
           </w:p>
         </w:tc>
@@ -2113,7 +2113,7 @@
               <w:pStyle w:val="Compact"/>
             </w:pPr>
             <w:r>
-              <w:t xml:space="preserve">MY CHOICE. Can the user hear with both ears together? NONE means effectively monaural listening — the two ears do not combine, whether through single-…</w:t>
+              <w:t xml:space="preserve">MY CHOICE. Over which frequencies do the two ears still combine? NONE is genuinely monaural listening.</w:t>
             </w:r>
           </w:p>
         </w:tc>
@@ -14206,7 +14206,7 @@
               <w:pStyle w:val="Compact"/>
             </w:pPr>
             <w:r>
-              <w:t xml:space="preserve">—</w:t>
+              <w:t xml:space="preserve">800–8000</w:t>
             </w:r>
           </w:p>
         </w:tc>
@@ -14270,7 +14270,7 @@
               <w:pStyle w:val="Compact"/>
             </w:pPr>
             <w:r>
-              <w:t xml:space="preserve">75 deg</w:t>
+              <w:t xml:space="preserve">45 deg</w:t>
             </w:r>
           </w:p>
         </w:tc>
@@ -14398,7 +14398,7 @@
               <w:pStyle w:val="Compact"/>
             </w:pPr>
             <w:r>
-              <w:t xml:space="preserve">1 streams</w:t>
+              <w:t xml:space="preserve">2 streams</w:t>
             </w:r>
           </w:p>
         </w:tc>
@@ -15038,7 +15038,7 @@
               <w:pStyle w:val="Compact"/>
             </w:pPr>
             <w:r>
-              <w:t xml:space="preserve">400–6000</w:t>
+              <w:t xml:space="preserve">20–8000</w:t>
             </w:r>
           </w:p>
         </w:tc>
@@ -17697,6 +17697,154 @@
               <w:pStyle w:val="Compact"/>
             </w:pPr>
             <w:r>
+              <w:t xml:space="preserve">PARTIAL 800–8000</w:t>
+            </w:r>
+          </w:p>
+        </w:tc>
+        <w:tc>
+          <w:tcPr/>
+          <w:p>
+            <w:pPr>
+              <w:pStyle w:val="Compact"/>
+            </w:pPr>
+          </w:p>
+        </w:tc>
+      </w:tr>
+      <w:tr>
+        <w:tc>
+          <w:tcPr/>
+          <w:p>
+            <w:pPr>
+              <w:pStyle w:val="Compact"/>
+            </w:pPr>
+            <w:r>
+              <w:rPr>
+                <w:rStyle w:val="VerbatimChar"/>
+              </w:rPr>
+              <w:t xml:space="preserve">azimuthResolution</w:t>
+            </w:r>
+          </w:p>
+        </w:tc>
+        <w:tc>
+          <w:tcPr/>
+          <w:p>
+            <w:pPr>
+              <w:pStyle w:val="Compact"/>
+            </w:pPr>
+          </w:p>
+        </w:tc>
+        <w:tc>
+          <w:tcPr/>
+          <w:p>
+            <w:pPr>
+              <w:pStyle w:val="Compact"/>
+            </w:pPr>
+          </w:p>
+        </w:tc>
+        <w:tc>
+          <w:tcPr/>
+          <w:p>
+            <w:pPr>
+              <w:pStyle w:val="Compact"/>
+            </w:pPr>
+          </w:p>
+        </w:tc>
+        <w:tc>
+          <w:tcPr/>
+          <w:p>
+            <w:pPr>
+              <w:pStyle w:val="Compact"/>
+            </w:pPr>
+          </w:p>
+        </w:tc>
+        <w:tc>
+          <w:tcPr/>
+          <w:p>
+            <w:pPr>
+              <w:pStyle w:val="Compact"/>
+            </w:pPr>
+          </w:p>
+        </w:tc>
+        <w:tc>
+          <w:tcPr/>
+          <w:p>
+            <w:pPr>
+              <w:pStyle w:val="Compact"/>
+            </w:pPr>
+          </w:p>
+        </w:tc>
+        <w:tc>
+          <w:tcPr/>
+          <w:p>
+            <w:pPr>
+              <w:pStyle w:val="Compact"/>
+            </w:pPr>
+          </w:p>
+        </w:tc>
+        <w:tc>
+          <w:tcPr/>
+          <w:p>
+            <w:pPr>
+              <w:pStyle w:val="Compact"/>
+            </w:pPr>
+            <w:r>
+              <w:t xml:space="preserve">PARTIAL 45 deg</w:t>
+            </w:r>
+          </w:p>
+        </w:tc>
+        <w:tc>
+          <w:tcPr/>
+          <w:p>
+            <w:pPr>
+              <w:pStyle w:val="Compact"/>
+            </w:pPr>
+          </w:p>
+        </w:tc>
+      </w:tr>
+      <w:tr>
+        <w:tc>
+          <w:tcPr/>
+          <w:p>
+            <w:pPr>
+              <w:pStyle w:val="Compact"/>
+            </w:pPr>
+            <w:r>
+              <w:rPr>
+                <w:rStyle w:val="VerbatimChar"/>
+              </w:rPr>
+              <w:t xml:space="preserve">sight</w:t>
+            </w:r>
+          </w:p>
+        </w:tc>
+        <w:tc>
+          <w:tcPr/>
+          <w:p>
+            <w:pPr>
+              <w:pStyle w:val="Compact"/>
+            </w:pPr>
+            <w:r>
+              <w:t xml:space="preserve">FULL</w:t>
+            </w:r>
+          </w:p>
+        </w:tc>
+        <w:tc>
+          <w:tcPr/>
+          <w:p>
+            <w:pPr>
+              <w:pStyle w:val="Compact"/>
+            </w:pPr>
+            <w:r>
+              <w:t xml:space="preserve">NONE</w:t>
+            </w:r>
+          </w:p>
+        </w:tc>
+        <w:tc>
+          <w:tcPr/>
+          <w:p>
+            <w:pPr>
+              <w:pStyle w:val="Compact"/>
+            </w:pPr>
+            <w:r>
               <w:t xml:space="preserve">PARTIAL</w:t>
             </w:r>
           </w:p>
@@ -17707,112 +17855,8 @@
             <w:pPr>
               <w:pStyle w:val="Compact"/>
             </w:pPr>
-          </w:p>
-        </w:tc>
-      </w:tr>
-      <w:tr>
-        <w:tc>
-          <w:tcPr/>
-          <w:p>
-            <w:pPr>
-              <w:pStyle w:val="Compact"/>
-            </w:pPr>
-            <w:r>
-              <w:rPr>
-                <w:rStyle w:val="VerbatimChar"/>
-              </w:rPr>
-              <w:t xml:space="preserve">azimuthResolution</w:t>
-            </w:r>
-          </w:p>
-        </w:tc>
-        <w:tc>
-          <w:tcPr/>
-          <w:p>
-            <w:pPr>
-              <w:pStyle w:val="Compact"/>
-            </w:pPr>
-          </w:p>
-        </w:tc>
-        <w:tc>
-          <w:tcPr/>
-          <w:p>
-            <w:pPr>
-              <w:pStyle w:val="Compact"/>
-            </w:pPr>
-          </w:p>
-        </w:tc>
-        <w:tc>
-          <w:tcPr/>
-          <w:p>
-            <w:pPr>
-              <w:pStyle w:val="Compact"/>
-            </w:pPr>
-          </w:p>
-        </w:tc>
-        <w:tc>
-          <w:tcPr/>
-          <w:p>
-            <w:pPr>
-              <w:pStyle w:val="Compact"/>
-            </w:pPr>
-          </w:p>
-        </w:tc>
-        <w:tc>
-          <w:tcPr/>
-          <w:p>
-            <w:pPr>
-              <w:pStyle w:val="Compact"/>
-            </w:pPr>
-          </w:p>
-        </w:tc>
-        <w:tc>
-          <w:tcPr/>
-          <w:p>
-            <w:pPr>
-              <w:pStyle w:val="Compact"/>
-            </w:pPr>
-          </w:p>
-        </w:tc>
-        <w:tc>
-          <w:tcPr/>
-          <w:p>
-            <w:pPr>
-              <w:pStyle w:val="Compact"/>
-            </w:pPr>
-          </w:p>
-        </w:tc>
-        <w:tc>
-          <w:tcPr/>
-          <w:p>
-            <w:pPr>
-              <w:pStyle w:val="Compact"/>
-            </w:pPr>
-            <w:r>
-              <w:t xml:space="preserve">PARTIAL 75 deg</w:t>
-            </w:r>
-          </w:p>
-        </w:tc>
-        <w:tc>
-          <w:tcPr/>
-          <w:p>
-            <w:pPr>
-              <w:pStyle w:val="Compact"/>
-            </w:pPr>
-          </w:p>
-        </w:tc>
-      </w:tr>
-      <w:tr>
-        <w:tc>
-          <w:tcPr/>
-          <w:p>
-            <w:pPr>
-              <w:pStyle w:val="Compact"/>
-            </w:pPr>
-            <w:r>
-              <w:rPr>
-                <w:rStyle w:val="VerbatimChar"/>
-              </w:rPr>
-              <w:t xml:space="preserve">sight</w:t>
+            <w:r>
+              <w:t xml:space="preserve">PARTIAL</w:t>
             </w:r>
           </w:p>
         </w:tc>
@@ -17834,7 +17878,29 @@
               <w:pStyle w:val="Compact"/>
             </w:pPr>
             <w:r>
-              <w:t xml:space="preserve">NONE</w:t>
+              <w:t xml:space="preserve">FULL</w:t>
+            </w:r>
+          </w:p>
+        </w:tc>
+        <w:tc>
+          <w:tcPr/>
+          <w:p>
+            <w:pPr>
+              <w:pStyle w:val="Compact"/>
+            </w:pPr>
+            <w:r>
+              <w:t xml:space="preserve">FULL</w:t>
+            </w:r>
+          </w:p>
+        </w:tc>
+        <w:tc>
+          <w:tcPr/>
+          <w:p>
+            <w:pPr>
+              <w:pStyle w:val="Compact"/>
+            </w:pPr>
+            <w:r>
+              <w:t xml:space="preserve">FULL</w:t>
             </w:r>
           </w:p>
         </w:tc>
@@ -17849,15 +17915,36 @@
             </w:r>
           </w:p>
         </w:tc>
-        <w:tc>
-          <w:tcPr/>
-          <w:p>
-            <w:pPr>
-              <w:pStyle w:val="Compact"/>
-            </w:pPr>
-            <w:r>
-              <w:t xml:space="preserve">PARTIAL</w:t>
-            </w:r>
+      </w:tr>
+      <w:tr>
+        <w:tc>
+          <w:tcPr/>
+          <w:p>
+            <w:pPr>
+              <w:pStyle w:val="Compact"/>
+            </w:pPr>
+            <w:r>
+              <w:rPr>
+                <w:rStyle w:val="VerbatimChar"/>
+              </w:rPr>
+              <w:t xml:space="preserve">colorHigh</w:t>
+            </w:r>
+          </w:p>
+        </w:tc>
+        <w:tc>
+          <w:tcPr/>
+          <w:p>
+            <w:pPr>
+              <w:pStyle w:val="Compact"/>
+            </w:pPr>
+          </w:p>
+        </w:tc>
+        <w:tc>
+          <w:tcPr/>
+          <w:p>
+            <w:pPr>
+              <w:pStyle w:val="Compact"/>
+            </w:pPr>
           </w:p>
         </w:tc>
         <w:tc>
@@ -17878,6 +17965,89 @@
               <w:pStyle w:val="Compact"/>
             </w:pPr>
             <w:r>
+              <w:t xml:space="preserve">PARTIAL 80 %</w:t>
+            </w:r>
+          </w:p>
+        </w:tc>
+        <w:tc>
+          <w:tcPr/>
+          <w:p>
+            <w:pPr>
+              <w:pStyle w:val="Compact"/>
+            </w:pPr>
+          </w:p>
+        </w:tc>
+        <w:tc>
+          <w:tcPr/>
+          <w:p>
+            <w:pPr>
+              <w:pStyle w:val="Compact"/>
+            </w:pPr>
+          </w:p>
+        </w:tc>
+        <w:tc>
+          <w:tcPr/>
+          <w:p>
+            <w:pPr>
+              <w:pStyle w:val="Compact"/>
+            </w:pPr>
+          </w:p>
+        </w:tc>
+        <w:tc>
+          <w:tcPr/>
+          <w:p>
+            <w:pPr>
+              <w:pStyle w:val="Compact"/>
+            </w:pPr>
+          </w:p>
+        </w:tc>
+        <w:tc>
+          <w:tcPr/>
+          <w:p>
+            <w:pPr>
+              <w:pStyle w:val="Compact"/>
+            </w:pPr>
+          </w:p>
+        </w:tc>
+      </w:tr>
+      <w:tr>
+        <w:tc>
+          <w:tcPr/>
+          <w:p>
+            <w:pPr>
+              <w:pStyle w:val="Compact"/>
+            </w:pPr>
+            <w:r>
+              <w:rPr>
+                <w:rStyle w:val="VerbatimChar"/>
+              </w:rPr>
+              <w:t xml:space="preserve">colorLow</w:t>
+            </w:r>
+          </w:p>
+        </w:tc>
+        <w:tc>
+          <w:tcPr/>
+          <w:p>
+            <w:pPr>
+              <w:pStyle w:val="Compact"/>
+            </w:pPr>
+          </w:p>
+        </w:tc>
+        <w:tc>
+          <w:tcPr/>
+          <w:p>
+            <w:pPr>
+              <w:pStyle w:val="Compact"/>
+            </w:pPr>
+          </w:p>
+        </w:tc>
+        <w:tc>
+          <w:tcPr/>
+          <w:p>
+            <w:pPr>
+              <w:pStyle w:val="Compact"/>
+            </w:pPr>
+            <w:r>
               <w:t xml:space="preserve">FULL</w:t>
             </w:r>
           </w:p>
@@ -17889,6 +18059,89 @@
               <w:pStyle w:val="Compact"/>
             </w:pPr>
             <w:r>
+              <w:t xml:space="preserve">PARTIAL 40 %</w:t>
+            </w:r>
+          </w:p>
+        </w:tc>
+        <w:tc>
+          <w:tcPr/>
+          <w:p>
+            <w:pPr>
+              <w:pStyle w:val="Compact"/>
+            </w:pPr>
+          </w:p>
+        </w:tc>
+        <w:tc>
+          <w:tcPr/>
+          <w:p>
+            <w:pPr>
+              <w:pStyle w:val="Compact"/>
+            </w:pPr>
+          </w:p>
+        </w:tc>
+        <w:tc>
+          <w:tcPr/>
+          <w:p>
+            <w:pPr>
+              <w:pStyle w:val="Compact"/>
+            </w:pPr>
+          </w:p>
+        </w:tc>
+        <w:tc>
+          <w:tcPr/>
+          <w:p>
+            <w:pPr>
+              <w:pStyle w:val="Compact"/>
+            </w:pPr>
+          </w:p>
+        </w:tc>
+        <w:tc>
+          <w:tcPr/>
+          <w:p>
+            <w:pPr>
+              <w:pStyle w:val="Compact"/>
+            </w:pPr>
+          </w:p>
+        </w:tc>
+      </w:tr>
+      <w:tr>
+        <w:tc>
+          <w:tcPr/>
+          <w:p>
+            <w:pPr>
+              <w:pStyle w:val="Compact"/>
+            </w:pPr>
+            <w:r>
+              <w:rPr>
+                <w:rStyle w:val="VerbatimChar"/>
+              </w:rPr>
+              <w:t xml:space="preserve">colorMedium</w:t>
+            </w:r>
+          </w:p>
+        </w:tc>
+        <w:tc>
+          <w:tcPr/>
+          <w:p>
+            <w:pPr>
+              <w:pStyle w:val="Compact"/>
+            </w:pPr>
+          </w:p>
+        </w:tc>
+        <w:tc>
+          <w:tcPr/>
+          <w:p>
+            <w:pPr>
+              <w:pStyle w:val="Compact"/>
+            </w:pPr>
+          </w:p>
+        </w:tc>
+        <w:tc>
+          <w:tcPr/>
+          <w:p>
+            <w:pPr>
+              <w:pStyle w:val="Compact"/>
+            </w:pPr>
+            <w:r>
               <w:t xml:space="preserve">FULL</w:t>
             </w:r>
           </w:p>
@@ -17900,259 +18153,6 @@
               <w:pStyle w:val="Compact"/>
             </w:pPr>
             <w:r>
-              <w:t xml:space="preserve">FULL</w:t>
-            </w:r>
-          </w:p>
-        </w:tc>
-        <w:tc>
-          <w:tcPr/>
-          <w:p>
-            <w:pPr>
-              <w:pStyle w:val="Compact"/>
-            </w:pPr>
-            <w:r>
-              <w:t xml:space="preserve">PARTIAL</w:t>
-            </w:r>
-          </w:p>
-        </w:tc>
-      </w:tr>
-      <w:tr>
-        <w:tc>
-          <w:tcPr/>
-          <w:p>
-            <w:pPr>
-              <w:pStyle w:val="Compact"/>
-            </w:pPr>
-            <w:r>
-              <w:rPr>
-                <w:rStyle w:val="VerbatimChar"/>
-              </w:rPr>
-              <w:t xml:space="preserve">colorHigh</w:t>
-            </w:r>
-          </w:p>
-        </w:tc>
-        <w:tc>
-          <w:tcPr/>
-          <w:p>
-            <w:pPr>
-              <w:pStyle w:val="Compact"/>
-            </w:pPr>
-          </w:p>
-        </w:tc>
-        <w:tc>
-          <w:tcPr/>
-          <w:p>
-            <w:pPr>
-              <w:pStyle w:val="Compact"/>
-            </w:pPr>
-          </w:p>
-        </w:tc>
-        <w:tc>
-          <w:tcPr/>
-          <w:p>
-            <w:pPr>
-              <w:pStyle w:val="Compact"/>
-            </w:pPr>
-            <w:r>
-              <w:t xml:space="preserve">FULL</w:t>
-            </w:r>
-          </w:p>
-        </w:tc>
-        <w:tc>
-          <w:tcPr/>
-          <w:p>
-            <w:pPr>
-              <w:pStyle w:val="Compact"/>
-            </w:pPr>
-            <w:r>
-              <w:t xml:space="preserve">PARTIAL 80 %</w:t>
-            </w:r>
-          </w:p>
-        </w:tc>
-        <w:tc>
-          <w:tcPr/>
-          <w:p>
-            <w:pPr>
-              <w:pStyle w:val="Compact"/>
-            </w:pPr>
-          </w:p>
-        </w:tc>
-        <w:tc>
-          <w:tcPr/>
-          <w:p>
-            <w:pPr>
-              <w:pStyle w:val="Compact"/>
-            </w:pPr>
-          </w:p>
-        </w:tc>
-        <w:tc>
-          <w:tcPr/>
-          <w:p>
-            <w:pPr>
-              <w:pStyle w:val="Compact"/>
-            </w:pPr>
-          </w:p>
-        </w:tc>
-        <w:tc>
-          <w:tcPr/>
-          <w:p>
-            <w:pPr>
-              <w:pStyle w:val="Compact"/>
-            </w:pPr>
-          </w:p>
-        </w:tc>
-        <w:tc>
-          <w:tcPr/>
-          <w:p>
-            <w:pPr>
-              <w:pStyle w:val="Compact"/>
-            </w:pPr>
-          </w:p>
-        </w:tc>
-      </w:tr>
-      <w:tr>
-        <w:tc>
-          <w:tcPr/>
-          <w:p>
-            <w:pPr>
-              <w:pStyle w:val="Compact"/>
-            </w:pPr>
-            <w:r>
-              <w:rPr>
-                <w:rStyle w:val="VerbatimChar"/>
-              </w:rPr>
-              <w:t xml:space="preserve">colorLow</w:t>
-            </w:r>
-          </w:p>
-        </w:tc>
-        <w:tc>
-          <w:tcPr/>
-          <w:p>
-            <w:pPr>
-              <w:pStyle w:val="Compact"/>
-            </w:pPr>
-          </w:p>
-        </w:tc>
-        <w:tc>
-          <w:tcPr/>
-          <w:p>
-            <w:pPr>
-              <w:pStyle w:val="Compact"/>
-            </w:pPr>
-          </w:p>
-        </w:tc>
-        <w:tc>
-          <w:tcPr/>
-          <w:p>
-            <w:pPr>
-              <w:pStyle w:val="Compact"/>
-            </w:pPr>
-            <w:r>
-              <w:t xml:space="preserve">FULL</w:t>
-            </w:r>
-          </w:p>
-        </w:tc>
-        <w:tc>
-          <w:tcPr/>
-          <w:p>
-            <w:pPr>
-              <w:pStyle w:val="Compact"/>
-            </w:pPr>
-            <w:r>
-              <w:t xml:space="preserve">PARTIAL 40 %</w:t>
-            </w:r>
-          </w:p>
-        </w:tc>
-        <w:tc>
-          <w:tcPr/>
-          <w:p>
-            <w:pPr>
-              <w:pStyle w:val="Compact"/>
-            </w:pPr>
-          </w:p>
-        </w:tc>
-        <w:tc>
-          <w:tcPr/>
-          <w:p>
-            <w:pPr>
-              <w:pStyle w:val="Compact"/>
-            </w:pPr>
-          </w:p>
-        </w:tc>
-        <w:tc>
-          <w:tcPr/>
-          <w:p>
-            <w:pPr>
-              <w:pStyle w:val="Compact"/>
-            </w:pPr>
-          </w:p>
-        </w:tc>
-        <w:tc>
-          <w:tcPr/>
-          <w:p>
-            <w:pPr>
-              <w:pStyle w:val="Compact"/>
-            </w:pPr>
-          </w:p>
-        </w:tc>
-        <w:tc>
-          <w:tcPr/>
-          <w:p>
-            <w:pPr>
-              <w:pStyle w:val="Compact"/>
-            </w:pPr>
-          </w:p>
-        </w:tc>
-      </w:tr>
-      <w:tr>
-        <w:tc>
-          <w:tcPr/>
-          <w:p>
-            <w:pPr>
-              <w:pStyle w:val="Compact"/>
-            </w:pPr>
-            <w:r>
-              <w:rPr>
-                <w:rStyle w:val="VerbatimChar"/>
-              </w:rPr>
-              <w:t xml:space="preserve">colorMedium</w:t>
-            </w:r>
-          </w:p>
-        </w:tc>
-        <w:tc>
-          <w:tcPr/>
-          <w:p>
-            <w:pPr>
-              <w:pStyle w:val="Compact"/>
-            </w:pPr>
-          </w:p>
-        </w:tc>
-        <w:tc>
-          <w:tcPr/>
-          <w:p>
-            <w:pPr>
-              <w:pStyle w:val="Compact"/>
-            </w:pPr>
-          </w:p>
-        </w:tc>
-        <w:tc>
-          <w:tcPr/>
-          <w:p>
-            <w:pPr>
-              <w:pStyle w:val="Compact"/>
-            </w:pPr>
-            <w:r>
-              <w:t xml:space="preserve">FULL</w:t>
-            </w:r>
-          </w:p>
-        </w:tc>
-        <w:tc>
-          <w:tcPr/>
-          <w:p>
-            <w:pPr>
-              <w:pStyle w:val="Compact"/>
-            </w:pPr>
-            <w:r>
               <w:t xml:space="preserve">PARTIAL 25 %</w:t>
             </w:r>
           </w:p>
@@ -18276,7 +18276,7 @@
               <w:pStyle w:val="Compact"/>
             </w:pPr>
             <w:r>
-              <w:t xml:space="preserve">PARTIAL 1 streams</w:t>
+              <w:t xml:space="preserve">PARTIAL 2 streams</w:t>
             </w:r>
           </w:p>
         </w:tc>
@@ -20999,7 +20999,7 @@
               <w:pStyle w:val="Compact"/>
             </w:pPr>
             <w:r>
-              <w:t xml:space="preserve">PARTIAL 400–6000</w:t>
+              <w:t xml:space="preserve">PARTIAL 20–8000</w:t>
             </w:r>
           </w:p>
         </w:tc>

--- a/docs/User capability profiles.docx
+++ b/docs/User capability profiles.docx
@@ -3213,6 +3213,66 @@
               <w:rPr>
                 <w:rStyle w:val="VerbatimChar"/>
               </w:rPr>
+              <w:t xml:space="preserve">intelligibleVoicePitch</w:t>
+            </w:r>
+          </w:p>
+        </w:tc>
+        <w:tc>
+          <w:tcPr/>
+          <w:p>
+            <w:pPr>
+              <w:pStyle w:val="Compact"/>
+            </w:pPr>
+            <w:r>
+              <w:t xml:space="preserve">range in Hz</w:t>
+            </w:r>
+          </w:p>
+        </w:tc>
+        <w:tc>
+          <w:tcPr/>
+          <w:p>
+            <w:pPr>
+              <w:pStyle w:val="Compact"/>
+            </w:pPr>
+            <w:r>
+              <w:t xml:space="preserve">readAudioText</w:t>
+            </w:r>
+          </w:p>
+        </w:tc>
+        <w:tc>
+          <w:tcPr/>
+          <w:p>
+            <w:pPr>
+              <w:pStyle w:val="Compact"/>
+            </w:pPr>
+            <w:r>
+              <w:t xml:space="preserve">language</w:t>
+            </w:r>
+          </w:p>
+        </w:tc>
+        <w:tc>
+          <w:tcPr/>
+          <w:p>
+            <w:pPr>
+              <w:pStyle w:val="Compact"/>
+            </w:pPr>
+            <w:r>
+              <w:t xml:space="preserve">The range of talker fundamental frequency the user understands well. FULL means any voice works.</w:t>
+            </w:r>
+          </w:p>
+        </w:tc>
+      </w:tr>
+      <w:tr>
+        <w:tc>
+          <w:tcPr/>
+          <w:p>
+            <w:pPr>
+              <w:pStyle w:val="Compact"/>
+            </w:pPr>
+            <w:r>
+              <w:rPr>
+                <w:rStyle w:val="VerbatimChar"/>
+              </w:rPr>
               <w:t xml:space="preserve">minInterWordGap</w:t>
             </w:r>
           </w:p>
@@ -4172,7 +4232,7 @@
               <w:pStyle w:val="Compact"/>
             </w:pPr>
             <w:r>
-              <w:t xml:space="preserve">9</w:t>
+              <w:t xml:space="preserve">10</w:t>
             </w:r>
           </w:p>
         </w:tc>
@@ -4214,7 +4274,65 @@
           <w:i/>
           <w:iCs/>
         </w:rPr>
-        <w:t xml:space="preserve">Baseline with no reported limitation. Exists to be differenced against.</w:t>
+        <w:t xml:space="preserve">Full capability across every ontology. Exists to be differenced against, and named</w:t>
+      </w:r>
+      <w:r>
+        <w:rPr>
+          <w:i/>
+          <w:iCs/>
+        </w:rPr>
+        <w:t xml:space="preserve"> </w:t>
+      </w:r>
+      <w:r>
+        <w:rPr>
+          <w:rStyle w:val="VerbatimChar"/>
+          <w:i/>
+          <w:iCs/>
+        </w:rPr>
+        <w:t xml:space="preserve">reference</w:t>
+      </w:r>
+      <w:r>
+        <w:rPr>
+          <w:i/>
+          <w:iCs/>
+        </w:rPr>
+        <w:t xml:space="preserve"> </w:t>
+      </w:r>
+      <w:r>
+        <w:rPr>
+          <w:i/>
+          <w:iCs/>
+        </w:rPr>
+        <w:t xml:space="preserve">rather than</w:t>
+      </w:r>
+      <w:r>
+        <w:rPr>
+          <w:i/>
+          <w:iCs/>
+        </w:rPr>
+        <w:t xml:space="preserve"> </w:t>
+      </w:r>
+      <w:r>
+        <w:rPr>
+          <w:rStyle w:val="VerbatimChar"/>
+          <w:i/>
+          <w:iCs/>
+        </w:rPr>
+        <w:t xml:space="preserve">default</w:t>
+      </w:r>
+      <w:r>
+        <w:rPr>
+          <w:i/>
+          <w:iCs/>
+        </w:rPr>
+        <w:t xml:space="preserve"> </w:t>
+      </w:r>
+      <w:r>
+        <w:rPr>
+          <w:i/>
+          <w:iCs/>
+        </w:rPr>
+        <w:t xml:space="preserve">on purpose: a default is what you get if you do not choose.</w:t>
       </w:r>
     </w:p>
     <w:p>
@@ -4798,7 +4916,7 @@
           <w:b/>
           <w:bCs/>
         </w:rPr>
-        <w:t xml:space="preserve">Not recorded: 33 of 40 properties.</w:t>
+        <w:t xml:space="preserve">Not recorded: 34 of 41 properties.</w:t>
       </w:r>
     </w:p>
     <w:p>
@@ -4820,7 +4938,7 @@
         <w:t xml:space="preserve"> </w:t>
       </w:r>
       <w:r>
-        <w:t xml:space="preserve">(33), because no precedence parent is PARTIAL:</w:t>
+        <w:t xml:space="preserve">(34), because no precedence parent is PARTIAL:</w:t>
       </w:r>
       <w:r>
         <w:t xml:space="preserve"> </w:t>
@@ -4964,7 +5082,7 @@
         <w:t xml:space="preserve">intensityMedium</w:t>
       </w:r>
       <w:r>
-        <w:t xml:space="preserve">, and 21 more.</w:t>
+        <w:t xml:space="preserve">, and 22 more.</w:t>
       </w:r>
     </w:p>
     <w:bookmarkStart w:id="32" w:name="setting-groups-contexts"/>
@@ -5244,7 +5362,7 @@
           <w:i/>
           <w:iCs/>
         </w:rPr>
-        <w:t xml:space="preserve">No usable sight from birth. No other reported limitation.</w:t>
+        <w:t xml:space="preserve">Reads Braille, listens closely, and follows more concurrent audio than most. Full hearing, touch, language and motor control. No usable sight from birth.</w:t>
       </w:r>
     </w:p>
     <w:p>
@@ -5956,7 +6074,7 @@
           <w:b/>
           <w:bCs/>
         </w:rPr>
-        <w:t xml:space="preserve">Not recorded: 31 of 40 properties.</w:t>
+        <w:t xml:space="preserve">Not recorded: 32 of 41 properties.</w:t>
       </w:r>
     </w:p>
     <w:p>
@@ -6166,7 +6284,7 @@
         <w:t xml:space="preserve"> </w:t>
       </w:r>
       <w:r>
-        <w:t xml:space="preserve">(17), because no precedence parent is PARTIAL:</w:t>
+        <w:t xml:space="preserve">(18), because no precedence parent is PARTIAL:</w:t>
       </w:r>
       <w:r>
         <w:t xml:space="preserve"> </w:t>
@@ -6310,7 +6428,7 @@
         <w:t xml:space="preserve">minTargetSize</w:t>
       </w:r>
       <w:r>
-        <w:t xml:space="preserve">, and 5 more.</w:t>
+        <w:t xml:space="preserve">, and 6 more.</w:t>
       </w:r>
     </w:p>
     <w:bookmarkStart w:id="34" w:name="setting-groups-contexts-1"/>
@@ -6590,7 +6708,7 @@
           <w:i/>
           <w:iCs/>
         </w:rPr>
-        <w:t xml:space="preserve">Partial sight limited by contrast discrimination. Colour perception intact.</w:t>
+        <w:t xml:space="preserve">Sees colour fully and reads at 18pt. Distinguishes tones that differ strongly; focuses and tracks for short periods.</w:t>
       </w:r>
     </w:p>
     <w:p>
@@ -8006,7 +8124,7 @@
           <w:b/>
           <w:bCs/>
         </w:rPr>
-        <w:t xml:space="preserve">Not recorded: 20 of 40 properties.</w:t>
+        <w:t xml:space="preserve">Not recorded: 21 of 41 properties.</w:t>
       </w:r>
     </w:p>
     <w:p>
@@ -8028,7 +8146,7 @@
         <w:t xml:space="preserve"> </w:t>
       </w:r>
       <w:r>
-        <w:t xml:space="preserve">(20), because no precedence parent is PARTIAL:</w:t>
+        <w:t xml:space="preserve">(21), because no precedence parent is PARTIAL:</w:t>
       </w:r>
       <w:r>
         <w:t xml:space="preserve"> </w:t>
@@ -8172,7 +8290,7 @@
         <w:t xml:space="preserve">minTargetSize</w:t>
       </w:r>
       <w:r>
-        <w:t xml:space="preserve">, and 8 more.</w:t>
+        <w:t xml:space="preserve">, and 9 more.</w:t>
       </w:r>
     </w:p>
     <w:bookmarkStart w:id="36" w:name="setting-groups-contexts-2"/>
@@ -9356,7 +9474,7 @@
           <w:b/>
           <w:bCs/>
         </w:rPr>
-        <w:t xml:space="preserve">Not recorded: 28 of 40 properties.</w:t>
+        <w:t xml:space="preserve">Not recorded: 29 of 41 properties.</w:t>
       </w:r>
     </w:p>
     <w:p>
@@ -9378,7 +9496,7 @@
         <w:t xml:space="preserve"> </w:t>
       </w:r>
       <w:r>
-        <w:t xml:space="preserve">(28), because no precedence parent is PARTIAL:</w:t>
+        <w:t xml:space="preserve">(29), because no precedence parent is PARTIAL:</w:t>
       </w:r>
       <w:r>
         <w:t xml:space="preserve"> </w:t>
@@ -9522,7 +9640,7 @@
         <w:t xml:space="preserve">azimuthResolution</w:t>
       </w:r>
       <w:r>
-        <w:t xml:space="preserve">, and 16 more.</w:t>
+        <w:t xml:space="preserve">, and 17 more.</w:t>
       </w:r>
     </w:p>
     <w:bookmarkStart w:id="38" w:name="setting-groups-contexts-3"/>
@@ -9802,7 +9920,7 @@
           <w:i/>
           <w:iCs/>
         </w:rPr>
-        <w:t xml:space="preserve">No usable continuous pointing device. Discrete key control intact.</w:t>
+        <w:t xml:space="preserve">Full discrete key control, and writes by selection — keyboard, scanning or eye tracking. Does not use a continuous pointing device.</w:t>
       </w:r>
     </w:p>
     <w:p>
@@ -10450,7 +10568,7 @@
           <w:b/>
           <w:bCs/>
         </w:rPr>
-        <w:t xml:space="preserve">Not recorded: 32 of 40 properties.</w:t>
+        <w:t xml:space="preserve">Not recorded: 33 of 41 properties.</w:t>
       </w:r>
     </w:p>
     <w:p>
@@ -10504,7 +10622,7 @@
         <w:t xml:space="preserve"> </w:t>
       </w:r>
       <w:r>
-        <w:t xml:space="preserve">(31), because no precedence parent is PARTIAL:</w:t>
+        <w:t xml:space="preserve">(32), because no precedence parent is PARTIAL:</w:t>
       </w:r>
       <w:r>
         <w:t xml:space="preserve"> </w:t>
@@ -10648,7 +10766,7 @@
         <w:t xml:space="preserve">intensityMedium</w:t>
       </w:r>
       <w:r>
-        <w:t xml:space="preserve">, and 19 more.</w:t>
+        <w:t xml:space="preserve">, and 20 more.</w:t>
       </w:r>
     </w:p>
     <w:bookmarkStart w:id="40" w:name="setting-groups-contexts-4"/>
@@ -10928,7 +11046,7 @@
           <w:i/>
           <w:iCs/>
         </w:rPr>
-        <w:t xml:space="preserve">Tremor under load. Sight and hearing unimpaired; the limitation is stability, and it reaches into reading whenever the display is not mounted.</w:t>
+        <w:t xml:space="preserve">Full sight, hearing and language. Holds a hand steady to about a third of typical, which sets his target size, key delay, and — whenever the display is hand-held rather than mounted — the size of type he can read.</w:t>
       </w:r>
     </w:p>
     <w:p>
@@ -11839,7 +11957,7 @@
           <w:b/>
           <w:bCs/>
         </w:rPr>
-        <w:t xml:space="preserve">Not recorded: 29 of 40 properties.</w:t>
+        <w:t xml:space="preserve">Not recorded: 30 of 41 properties.</w:t>
       </w:r>
     </w:p>
     <w:p>
@@ -11861,7 +11979,7 @@
         <w:t xml:space="preserve"> </w:t>
       </w:r>
       <w:r>
-        <w:t xml:space="preserve">(29), because no precedence parent is PARTIAL:</w:t>
+        <w:t xml:space="preserve">(30), because no precedence parent is PARTIAL:</w:t>
       </w:r>
       <w:r>
         <w:t xml:space="preserve"> </w:t>
@@ -12005,7 +12123,7 @@
         <w:t xml:space="preserve">intensityMedium</w:t>
       </w:r>
       <w:r>
-        <w:t xml:space="preserve">, and 17 more.</w:t>
+        <w:t xml:space="preserve">, and 18 more.</w:t>
       </w:r>
     </w:p>
     <w:bookmarkStart w:id="42" w:name="functionally-dependent-settings"/>
@@ -12642,7 +12760,7 @@
           <w:i/>
           <w:iCs/>
         </w:rPr>
-        <w:t xml:space="preserve">No usable hearing. Signs fluently. No other reported limitation. The hardest case for an audio-first demonstrator, which is why it is here.</w:t>
+        <w:t xml:space="preserve">Signs fluently in ASL, reads print and sign, and has full sight, touch and motor control. No usable hearing — the hardest case for an audio-first demonstrator, which is why it is here.</w:t>
       </w:r>
     </w:p>
     <w:p>
@@ -13046,7 +13164,7 @@
               <w:rPr>
                 <w:rStyle w:val="VerbatimChar"/>
               </w:rPr>
-              <w:t xml:space="preserve">keyControl</w:t>
+              <w:t xml:space="preserve">readAudioText</w:t>
             </w:r>
           </w:p>
         </w:tc>
@@ -13061,7 +13179,7 @@
                 <w:b/>
                 <w:bCs/>
               </w:rPr>
-              <w:t xml:space="preserve">FULL</w:t>
+              <w:t xml:space="preserve">NONE</w:t>
             </w:r>
           </w:p>
         </w:tc>
@@ -13083,7 +13201,7 @@
               <w:pStyle w:val="Compact"/>
             </w:pPr>
             <w:r>
-              <w:t xml:space="preserve">None</w:t>
+              <w:t xml:space="preserve">hearing, language</w:t>
             </w:r>
           </w:p>
         </w:tc>
@@ -13110,7 +13228,7 @@
               <w:rPr>
                 <w:rStyle w:val="VerbatimChar"/>
               </w:rPr>
-              <w:t xml:space="preserve">manualStability</w:t>
+              <w:t xml:space="preserve">keyControl</w:t>
             </w:r>
           </w:p>
         </w:tc>
@@ -13174,7 +13292,7 @@
               <w:rPr>
                 <w:rStyle w:val="VerbatimChar"/>
               </w:rPr>
-              <w:t xml:space="preserve">readAudioText</w:t>
+              <w:t xml:space="preserve">manualStability</w:t>
             </w:r>
           </w:p>
         </w:tc>
@@ -13189,7 +13307,7 @@
                 <w:b/>
                 <w:bCs/>
               </w:rPr>
-              <w:t xml:space="preserve">NONE</w:t>
+              <w:t xml:space="preserve">FULL</w:t>
             </w:r>
           </w:p>
         </w:tc>
@@ -13211,7 +13329,7 @@
               <w:pStyle w:val="Compact"/>
             </w:pPr>
             <w:r>
-              <w:t xml:space="preserve">hearing, language</w:t>
+              <w:t xml:space="preserve">None</w:t>
             </w:r>
           </w:p>
         </w:tc>
@@ -13418,7 +13536,7 @@
           <w:b/>
           <w:bCs/>
         </w:rPr>
-        <w:t xml:space="preserve">Not recorded: 30 of 40 properties.</w:t>
+        <w:t xml:space="preserve">Not recorded: 31 of 41 properties.</w:t>
       </w:r>
     </w:p>
     <w:p>
@@ -13439,7 +13557,7 @@
         <w:t xml:space="preserve"> </w:t>
       </w:r>
       <w:r>
-        <w:t xml:space="preserve">(7), because a precedence parent is NONE:</w:t>
+        <w:t xml:space="preserve">(8), because a precedence parent is NONE:</w:t>
       </w:r>
       <w:r>
         <w:t xml:space="preserve"> </w:t>
@@ -13509,6 +13627,18 @@
           <w:rStyle w:val="VerbatimChar"/>
         </w:rPr>
         <w:t xml:space="preserve">listeningDuration</w:t>
+      </w:r>
+      <w:r>
+        <w:t xml:space="preserve">,</w:t>
+      </w:r>
+      <w:r>
+        <w:t xml:space="preserve"> </w:t>
+      </w:r>
+      <w:r>
+        <w:rPr>
+          <w:rStyle w:val="VerbatimChar"/>
+        </w:rPr>
+        <w:t xml:space="preserve">intelligibleVoicePitch</w:t>
       </w:r>
       <w:r>
         <w:t xml:space="preserve">,</w:t>
@@ -13968,7 +14098,7 @@
           <w:i/>
           <w:iCs/>
         </w:rPr>
-        <w:t xml:space="preserve">Acquired hearing loss in later life after years in a noisy workplace. Worse in one ear, and worst in the lower register. Speaks and expects speech; does not sign.</w:t>
+        <w:t xml:space="preserve">Hears across the full range with one ear and the upper register with both. Follows two concurrent streams, places sound coarsely left and right, and understands speech best from higher-pitched voices. Speaks and expects speech; does not sign.</w:t>
       </w:r>
     </w:p>
     <w:p>
@@ -14018,7 +14148,7 @@
         <w:t xml:space="preserve"> </w:t>
       </w:r>
       <w:r>
-        <w:t xml:space="preserve">15</w:t>
+        <w:t xml:space="preserve">16</w:t>
       </w:r>
     </w:p>
     <w:tbl>
@@ -14628,7 +14758,7 @@
               <w:rPr>
                 <w:rStyle w:val="VerbatimChar"/>
               </w:rPr>
-              <w:t xml:space="preserve">keyControl</w:t>
+              <w:t xml:space="preserve">readAudioText</w:t>
             </w:r>
           </w:p>
         </w:tc>
@@ -14643,7 +14773,7 @@
                 <w:b/>
                 <w:bCs/>
               </w:rPr>
-              <w:t xml:space="preserve">FULL</w:t>
+              <w:t xml:space="preserve">PARTIAL</w:t>
             </w:r>
           </w:p>
         </w:tc>
@@ -14665,7 +14795,7 @@
               <w:pStyle w:val="Compact"/>
             </w:pPr>
             <w:r>
-              <w:t xml:space="preserve">None</w:t>
+              <w:t xml:space="preserve">hearing, language</w:t>
             </w:r>
           </w:p>
         </w:tc>
@@ -14692,7 +14822,7 @@
               <w:rPr>
                 <w:rStyle w:val="VerbatimChar"/>
               </w:rPr>
-              <w:t xml:space="preserve">listeningDuration</w:t>
+              <w:t xml:space="preserve">intelligibleVoicePitch</w:t>
             </w:r>
           </w:p>
         </w:tc>
@@ -14718,18 +14848,18 @@
               <w:pStyle w:val="Compact"/>
             </w:pPr>
             <w:r>
-              <w:t xml:space="preserve">20 min</w:t>
-            </w:r>
-          </w:p>
-        </w:tc>
-        <w:tc>
-          <w:tcPr/>
-          <w:p>
-            <w:pPr>
-              <w:pStyle w:val="Compact"/>
-            </w:pPr>
-            <w:r>
-              <w:t xml:space="preserve">hearing</w:t>
+              <w:t xml:space="preserve">165–300</w:t>
+            </w:r>
+          </w:p>
+        </w:tc>
+        <w:tc>
+          <w:tcPr/>
+          <w:p>
+            <w:pPr>
+              <w:pStyle w:val="Compact"/>
+            </w:pPr>
+            <w:r>
+              <w:t xml:space="preserve">readAudioText</w:t>
             </w:r>
           </w:p>
         </w:tc>
@@ -14756,7 +14886,7 @@
               <w:rPr>
                 <w:rStyle w:val="VerbatimChar"/>
               </w:rPr>
-              <w:t xml:space="preserve">manualStability</w:t>
+              <w:t xml:space="preserve">keyControl</w:t>
             </w:r>
           </w:p>
         </w:tc>
@@ -14820,7 +14950,7 @@
               <w:rPr>
                 <w:rStyle w:val="VerbatimChar"/>
               </w:rPr>
-              <w:t xml:space="preserve">readAudioText</w:t>
+              <w:t xml:space="preserve">listeningDuration</w:t>
             </w:r>
           </w:p>
         </w:tc>
@@ -14846,6 +14976,30 @@
               <w:pStyle w:val="Compact"/>
             </w:pPr>
             <w:r>
+              <w:t xml:space="preserve">20 min</w:t>
+            </w:r>
+          </w:p>
+        </w:tc>
+        <w:tc>
+          <w:tcPr/>
+          <w:p>
+            <w:pPr>
+              <w:pStyle w:val="Compact"/>
+            </w:pPr>
+            <w:r>
+              <w:t xml:space="preserve">hearing</w:t>
+            </w:r>
+          </w:p>
+        </w:tc>
+      </w:tr>
+      <w:tr>
+        <w:tc>
+          <w:tcPr/>
+          <w:p>
+            <w:pPr>
+              <w:pStyle w:val="Compact"/>
+            </w:pPr>
+            <w:r>
               <w:t xml:space="preserve">—</w:t>
             </w:r>
           </w:p>
@@ -14857,7 +15011,47 @@
               <w:pStyle w:val="Compact"/>
             </w:pPr>
             <w:r>
-              <w:t xml:space="preserve">hearing, language</w:t>
+              <w:rPr>
+                <w:rStyle w:val="VerbatimChar"/>
+              </w:rPr>
+              <w:t xml:space="preserve">manualStability</w:t>
+            </w:r>
+          </w:p>
+        </w:tc>
+        <w:tc>
+          <w:tcPr/>
+          <w:p>
+            <w:pPr>
+              <w:pStyle w:val="Compact"/>
+            </w:pPr>
+            <w:r>
+              <w:rPr>
+                <w:b/>
+                <w:bCs/>
+              </w:rPr>
+              <w:t xml:space="preserve">FULL</w:t>
+            </w:r>
+          </w:p>
+        </w:tc>
+        <w:tc>
+          <w:tcPr/>
+          <w:p>
+            <w:pPr>
+              <w:pStyle w:val="Compact"/>
+            </w:pPr>
+            <w:r>
+              <w:t xml:space="preserve">—</w:t>
+            </w:r>
+          </w:p>
+        </w:tc>
+        <w:tc>
+          <w:tcPr/>
+          <w:p>
+            <w:pPr>
+              <w:pStyle w:val="Compact"/>
+            </w:pPr>
+            <w:r>
+              <w:t xml:space="preserve">None</w:t>
             </w:r>
           </w:p>
         </w:tc>
@@ -15064,7 +15258,7 @@
           <w:b/>
           <w:bCs/>
         </w:rPr>
-        <w:t xml:space="preserve">Not recorded: 25 of 40 properties.</w:t>
+        <w:t xml:space="preserve">Not recorded: 25 of 41 properties.</w:t>
       </w:r>
     </w:p>
     <w:p>
@@ -15510,7 +15704,7 @@
           <w:i/>
           <w:iCs/>
         </w:rPr>
-        <w:t xml:space="preserve">Double vision, absent touch, tremor, poor proprioception, and fatigue that cuts across all of it. A spiky profile: the paper's own example of what stereotype templates handle worst.</w:t>
+        <w:t xml:space="preserve">Hears fully, reads at 20pt in short spells, and works with large targets and long key delays. Sees with one eye at a time; locates a hand to within a quarter of its usual accuracy. A spiky profile across four ontologies: the paper's own example of what stereotype templates handle worst.</w:t>
       </w:r>
     </w:p>
     <w:p>
@@ -16862,7 +17056,7 @@
           <w:b/>
           <w:bCs/>
         </w:rPr>
-        <w:t xml:space="preserve">Not recorded: 21 of 40 properties.</w:t>
+        <w:t xml:space="preserve">Not recorded: 22 of 41 properties.</w:t>
       </w:r>
     </w:p>
     <w:p>
@@ -16928,7 +17122,7 @@
         <w:t xml:space="preserve"> </w:t>
       </w:r>
       <w:r>
-        <w:t xml:space="preserve">(19), because no precedence parent is PARTIAL:</w:t>
+        <w:t xml:space="preserve">(20), because no precedence parent is PARTIAL:</w:t>
       </w:r>
       <w:r>
         <w:t xml:space="preserve"> </w:t>
@@ -17072,7 +17266,7 @@
         <w:t xml:space="preserve">azimuthResolution</w:t>
       </w:r>
       <w:r>
-        <w:t xml:space="preserve">, and 7 more.</w:t>
+        <w:t xml:space="preserve">, and 8 more.</w:t>
       </w:r>
     </w:p>
     <w:bookmarkStart w:id="49" w:name="setting-groups-contexts-8"/>
@@ -18994,6 +19188,191 @@
               <w:rPr>
                 <w:rStyle w:val="VerbatimChar"/>
               </w:rPr>
+              <w:t xml:space="preserve">readAudioText</w:t>
+            </w:r>
+          </w:p>
+        </w:tc>
+        <w:tc>
+          <w:tcPr/>
+          <w:p>
+            <w:pPr>
+              <w:pStyle w:val="Compact"/>
+            </w:pPr>
+          </w:p>
+        </w:tc>
+        <w:tc>
+          <w:tcPr/>
+          <w:p>
+            <w:pPr>
+              <w:pStyle w:val="Compact"/>
+            </w:pPr>
+          </w:p>
+        </w:tc>
+        <w:tc>
+          <w:tcPr/>
+          <w:p>
+            <w:pPr>
+              <w:pStyle w:val="Compact"/>
+            </w:pPr>
+          </w:p>
+        </w:tc>
+        <w:tc>
+          <w:tcPr/>
+          <w:p>
+            <w:pPr>
+              <w:pStyle w:val="Compact"/>
+            </w:pPr>
+          </w:p>
+        </w:tc>
+        <w:tc>
+          <w:tcPr/>
+          <w:p>
+            <w:pPr>
+              <w:pStyle w:val="Compact"/>
+            </w:pPr>
+          </w:p>
+        </w:tc>
+        <w:tc>
+          <w:tcPr/>
+          <w:p>
+            <w:pPr>
+              <w:pStyle w:val="Compact"/>
+            </w:pPr>
+          </w:p>
+        </w:tc>
+        <w:tc>
+          <w:tcPr/>
+          <w:p>
+            <w:pPr>
+              <w:pStyle w:val="Compact"/>
+            </w:pPr>
+            <w:r>
+              <w:t xml:space="preserve">NONE</w:t>
+            </w:r>
+          </w:p>
+        </w:tc>
+        <w:tc>
+          <w:tcPr/>
+          <w:p>
+            <w:pPr>
+              <w:pStyle w:val="Compact"/>
+            </w:pPr>
+            <w:r>
+              <w:t xml:space="preserve">PARTIAL</w:t>
+            </w:r>
+          </w:p>
+        </w:tc>
+        <w:tc>
+          <w:tcPr/>
+          <w:p>
+            <w:pPr>
+              <w:pStyle w:val="Compact"/>
+            </w:pPr>
+          </w:p>
+        </w:tc>
+      </w:tr>
+      <w:tr>
+        <w:tc>
+          <w:tcPr/>
+          <w:p>
+            <w:pPr>
+              <w:pStyle w:val="Compact"/>
+            </w:pPr>
+            <w:r>
+              <w:rPr>
+                <w:rStyle w:val="VerbatimChar"/>
+              </w:rPr>
+              <w:t xml:space="preserve">intelligibleVoicePitch</w:t>
+            </w:r>
+          </w:p>
+        </w:tc>
+        <w:tc>
+          <w:tcPr/>
+          <w:p>
+            <w:pPr>
+              <w:pStyle w:val="Compact"/>
+            </w:pPr>
+          </w:p>
+        </w:tc>
+        <w:tc>
+          <w:tcPr/>
+          <w:p>
+            <w:pPr>
+              <w:pStyle w:val="Compact"/>
+            </w:pPr>
+          </w:p>
+        </w:tc>
+        <w:tc>
+          <w:tcPr/>
+          <w:p>
+            <w:pPr>
+              <w:pStyle w:val="Compact"/>
+            </w:pPr>
+          </w:p>
+        </w:tc>
+        <w:tc>
+          <w:tcPr/>
+          <w:p>
+            <w:pPr>
+              <w:pStyle w:val="Compact"/>
+            </w:pPr>
+          </w:p>
+        </w:tc>
+        <w:tc>
+          <w:tcPr/>
+          <w:p>
+            <w:pPr>
+              <w:pStyle w:val="Compact"/>
+            </w:pPr>
+          </w:p>
+        </w:tc>
+        <w:tc>
+          <w:tcPr/>
+          <w:p>
+            <w:pPr>
+              <w:pStyle w:val="Compact"/>
+            </w:pPr>
+          </w:p>
+        </w:tc>
+        <w:tc>
+          <w:tcPr/>
+          <w:p>
+            <w:pPr>
+              <w:pStyle w:val="Compact"/>
+            </w:pPr>
+          </w:p>
+        </w:tc>
+        <w:tc>
+          <w:tcPr/>
+          <w:p>
+            <w:pPr>
+              <w:pStyle w:val="Compact"/>
+            </w:pPr>
+            <w:r>
+              <w:t xml:space="preserve">PARTIAL 165–300</w:t>
+            </w:r>
+          </w:p>
+        </w:tc>
+        <w:tc>
+          <w:tcPr/>
+          <w:p>
+            <w:pPr>
+              <w:pStyle w:val="Compact"/>
+            </w:pPr>
+          </w:p>
+        </w:tc>
+      </w:tr>
+      <w:tr>
+        <w:tc>
+          <w:tcPr/>
+          <w:p>
+            <w:pPr>
+              <w:pStyle w:val="Compact"/>
+            </w:pPr>
+            <w:r>
+              <w:rPr>
+                <w:rStyle w:val="VerbatimChar"/>
+              </w:rPr>
               <w:t xml:space="preserve">intensityHigh</w:t>
             </w:r>
           </w:p>
@@ -19671,100 +20050,6 @@
             <w:r>
               <w:t xml:space="preserve">PARTIAL 30 %</w:t>
             </w:r>
-          </w:p>
-        </w:tc>
-      </w:tr>
-      <w:tr>
-        <w:tc>
-          <w:tcPr/>
-          <w:p>
-            <w:pPr>
-              <w:pStyle w:val="Compact"/>
-            </w:pPr>
-            <w:r>
-              <w:rPr>
-                <w:rStyle w:val="VerbatimChar"/>
-              </w:rPr>
-              <w:t xml:space="preserve">readAudioText</w:t>
-            </w:r>
-          </w:p>
-        </w:tc>
-        <w:tc>
-          <w:tcPr/>
-          <w:p>
-            <w:pPr>
-              <w:pStyle w:val="Compact"/>
-            </w:pPr>
-          </w:p>
-        </w:tc>
-        <w:tc>
-          <w:tcPr/>
-          <w:p>
-            <w:pPr>
-              <w:pStyle w:val="Compact"/>
-            </w:pPr>
-          </w:p>
-        </w:tc>
-        <w:tc>
-          <w:tcPr/>
-          <w:p>
-            <w:pPr>
-              <w:pStyle w:val="Compact"/>
-            </w:pPr>
-          </w:p>
-        </w:tc>
-        <w:tc>
-          <w:tcPr/>
-          <w:p>
-            <w:pPr>
-              <w:pStyle w:val="Compact"/>
-            </w:pPr>
-          </w:p>
-        </w:tc>
-        <w:tc>
-          <w:tcPr/>
-          <w:p>
-            <w:pPr>
-              <w:pStyle w:val="Compact"/>
-            </w:pPr>
-          </w:p>
-        </w:tc>
-        <w:tc>
-          <w:tcPr/>
-          <w:p>
-            <w:pPr>
-              <w:pStyle w:val="Compact"/>
-            </w:pPr>
-          </w:p>
-        </w:tc>
-        <w:tc>
-          <w:tcPr/>
-          <w:p>
-            <w:pPr>
-              <w:pStyle w:val="Compact"/>
-            </w:pPr>
-            <w:r>
-              <w:t xml:space="preserve">NONE</w:t>
-            </w:r>
-          </w:p>
-        </w:tc>
-        <w:tc>
-          <w:tcPr/>
-          <w:p>
-            <w:pPr>
-              <w:pStyle w:val="Compact"/>
-            </w:pPr>
-            <w:r>
-              <w:t xml:space="preserve">PARTIAL</w:t>
-            </w:r>
-          </w:p>
-        </w:tc>
-        <w:tc>
-          <w:tcPr/>
-          <w:p>
-            <w:pPr>
-              <w:pStyle w:val="Compact"/>
-            </w:pPr>
           </w:p>
         </w:tc>
       </w:tr>

--- a/docs/User capability profiles.docx
+++ b/docs/User capability profiles.docx
@@ -3655,7 +3655,7 @@
               <w:pStyle w:val="Compact"/>
             </w:pPr>
             <w:r>
-              <w:t xml:space="preserve">language, keyControl</w:t>
+              <w:t xml:space="preserve">language, keyControl, manualStability</w:t>
             </w:r>
           </w:p>
         </w:tc>
@@ -3678,6 +3678,126 @@
             </w:pPr>
             <w:r>
               <w:t xml:space="preserve">Modes some form of writing text. SELECT means some form of technology e.g. keyboard, scanning, eye tracking etc.</w:t>
+            </w:r>
+          </w:p>
+        </w:tc>
+      </w:tr>
+      <w:tr>
+        <w:tc>
+          <w:tcPr/>
+          <w:p>
+            <w:pPr>
+              <w:pStyle w:val="Compact"/>
+            </w:pPr>
+            <w:r>
+              <w:rPr>
+                <w:rStyle w:val="VerbatimChar"/>
+              </w:rPr>
+              <w:t xml:space="preserve">writeSignSet</w:t>
+            </w:r>
+          </w:p>
+        </w:tc>
+        <w:tc>
+          <w:tcPr/>
+          <w:p>
+            <w:pPr>
+              <w:pStyle w:val="Compact"/>
+            </w:pPr>
+            <w:r>
+              <w:t xml:space="preserve">Visual, Tactile (one or more)</w:t>
+            </w:r>
+          </w:p>
+        </w:tc>
+        <w:tc>
+          <w:tcPr/>
+          <w:p>
+            <w:pPr>
+              <w:pStyle w:val="Compact"/>
+            </w:pPr>
+            <w:r>
+              <w:t xml:space="preserve">signLanguageSet, manualStability, kinaesthesia</w:t>
+            </w:r>
+          </w:p>
+        </w:tc>
+        <w:tc>
+          <w:tcPr/>
+          <w:p>
+            <w:pPr>
+              <w:pStyle w:val="Compact"/>
+            </w:pPr>
+            <w:r>
+              <w:t xml:space="preserve">language</w:t>
+            </w:r>
+          </w:p>
+        </w:tc>
+        <w:tc>
+          <w:tcPr/>
+          <w:p>
+            <w:pPr>
+              <w:pStyle w:val="Compact"/>
+            </w:pPr>
+            <w:r>
+              <w:t xml:space="preserve">MY CHOICE. Modes of sign the user can PRODUCE. Visual is signing to someone who watches; Tactile is signing into their hands.</w:t>
+            </w:r>
+          </w:p>
+        </w:tc>
+      </w:tr>
+      <w:tr>
+        <w:tc>
+          <w:tcPr/>
+          <w:p>
+            <w:pPr>
+              <w:pStyle w:val="Compact"/>
+            </w:pPr>
+            <w:r>
+              <w:rPr>
+                <w:rStyle w:val="VerbatimChar"/>
+              </w:rPr>
+              <w:t xml:space="preserve">writeTactileSet</w:t>
+            </w:r>
+          </w:p>
+        </w:tc>
+        <w:tc>
+          <w:tcPr/>
+          <w:p>
+            <w:pPr>
+              <w:pStyle w:val="Compact"/>
+            </w:pPr>
+            <w:r>
+              <w:t xml:space="preserve">Braille, DeafblindManual, PrintOnPalm, BlockAlphabet, Lorm (one or more)</w:t>
+            </w:r>
+          </w:p>
+        </w:tc>
+        <w:tc>
+          <w:tcPr/>
+          <w:p>
+            <w:pPr>
+              <w:pStyle w:val="Compact"/>
+            </w:pPr>
+            <w:r>
+              <w:t xml:space="preserve">hapticLanguageSet, manualStability, touch</w:t>
+            </w:r>
+          </w:p>
+        </w:tc>
+        <w:tc>
+          <w:tcPr/>
+          <w:p>
+            <w:pPr>
+              <w:pStyle w:val="Compact"/>
+            </w:pPr>
+            <w:r>
+              <w:t xml:space="preserve">language</w:t>
+            </w:r>
+          </w:p>
+        </w:tc>
+        <w:tc>
+          <w:tcPr/>
+          <w:p>
+            <w:pPr>
+              <w:pStyle w:val="Compact"/>
+            </w:pPr>
+            <w:r>
+              <w:t xml:space="preserve">MY CHOICE. Tactile scripts the user can PRODUCE, as distinct from those they can read.</w:t>
             </w:r>
           </w:p>
         </w:tc>
@@ -4292,7 +4412,7 @@
               <w:pStyle w:val="Compact"/>
             </w:pPr>
             <w:r>
-              <w:t xml:space="preserve">11</w:t>
+              <w:t xml:space="preserve">13</w:t>
             </w:r>
           </w:p>
         </w:tc>
@@ -4976,7 +5096,7 @@
           <w:b/>
           <w:bCs/>
         </w:rPr>
-        <w:t xml:space="preserve">Not recorded: 35 of 42 properties.</w:t>
+        <w:t xml:space="preserve">Not recorded: 37 of 44 properties.</w:t>
       </w:r>
     </w:p>
     <w:p>
@@ -4998,7 +5118,7 @@
         <w:t xml:space="preserve"> </w:t>
       </w:r>
       <w:r>
-        <w:t xml:space="preserve">(35), because no precedence parent is PARTIAL:</w:t>
+        <w:t xml:space="preserve">(37), because no precedence parent is PARTIAL:</w:t>
       </w:r>
       <w:r>
         <w:t xml:space="preserve"> </w:t>
@@ -5142,7 +5262,7 @@
         <w:t xml:space="preserve">intensityMedium</w:t>
       </w:r>
       <w:r>
-        <w:t xml:space="preserve">, and 23 more.</w:t>
+        <w:t xml:space="preserve">, and 25 more.</w:t>
       </w:r>
     </w:p>
     <w:bookmarkStart w:id="32" w:name="setting-groups-contexts"/>
@@ -6134,7 +6254,7 @@
           <w:b/>
           <w:bCs/>
         </w:rPr>
-        <w:t xml:space="preserve">Not recorded: 33 of 42 properties.</w:t>
+        <w:t xml:space="preserve">Not recorded: 35 of 44 properties.</w:t>
       </w:r>
     </w:p>
     <w:p>
@@ -6332,7 +6452,7 @@
         <w:t xml:space="preserve"> </w:t>
       </w:r>
       <w:r>
-        <w:t xml:space="preserve">(20), because no precedence parent is PARTIAL:</w:t>
+        <w:t xml:space="preserve">(22), because no precedence parent is PARTIAL:</w:t>
       </w:r>
       <w:r>
         <w:t xml:space="preserve"> </w:t>
@@ -6476,7 +6596,7 @@
         <w:t xml:space="preserve">minTargetSize</w:t>
       </w:r>
       <w:r>
-        <w:t xml:space="preserve">, and 8 more.</w:t>
+        <w:t xml:space="preserve">, and 10 more.</w:t>
       </w:r>
     </w:p>
     <w:bookmarkStart w:id="34" w:name="setting-groups-contexts-1"/>
@@ -8172,7 +8292,7 @@
           <w:b/>
           <w:bCs/>
         </w:rPr>
-        <w:t xml:space="preserve">Not recorded: 22 of 42 properties.</w:t>
+        <w:t xml:space="preserve">Not recorded: 24 of 44 properties.</w:t>
       </w:r>
     </w:p>
     <w:p>
@@ -8194,7 +8314,7 @@
         <w:t xml:space="preserve"> </w:t>
       </w:r>
       <w:r>
-        <w:t xml:space="preserve">(22), because no precedence parent is PARTIAL:</w:t>
+        <w:t xml:space="preserve">(24), because no precedence parent is PARTIAL:</w:t>
       </w:r>
       <w:r>
         <w:t xml:space="preserve"> </w:t>
@@ -8338,7 +8458,7 @@
         <w:t xml:space="preserve">minTargetSize</w:t>
       </w:r>
       <w:r>
-        <w:t xml:space="preserve">, and 10 more.</w:t>
+        <w:t xml:space="preserve">, and 12 more.</w:t>
       </w:r>
     </w:p>
     <w:bookmarkStart w:id="36" w:name="setting-groups-contexts-2"/>
@@ -9522,7 +9642,7 @@
           <w:b/>
           <w:bCs/>
         </w:rPr>
-        <w:t xml:space="preserve">Not recorded: 30 of 42 properties.</w:t>
+        <w:t xml:space="preserve">Not recorded: 32 of 44 properties.</w:t>
       </w:r>
     </w:p>
     <w:p>
@@ -9544,7 +9664,7 @@
         <w:t xml:space="preserve"> </w:t>
       </w:r>
       <w:r>
-        <w:t xml:space="preserve">(30), because no precedence parent is PARTIAL:</w:t>
+        <w:t xml:space="preserve">(32), because no precedence parent is PARTIAL:</w:t>
       </w:r>
       <w:r>
         <w:t xml:space="preserve"> </w:t>
@@ -9688,7 +9808,7 @@
         <w:t xml:space="preserve">azimuthResolution</w:t>
       </w:r>
       <w:r>
-        <w:t xml:space="preserve">, and 18 more.</w:t>
+        <w:t xml:space="preserve">, and 20 more.</w:t>
       </w:r>
     </w:p>
     <w:bookmarkStart w:id="38" w:name="setting-groups-contexts-3"/>
@@ -10601,7 +10721,7 @@
               <w:pStyle w:val="Compact"/>
             </w:pPr>
             <w:r>
-              <w:t xml:space="preserve">language, keyControl</w:t>
+              <w:t xml:space="preserve">language, keyControl, manualStability</w:t>
             </w:r>
           </w:p>
         </w:tc>
@@ -10616,7 +10736,7 @@
           <w:b/>
           <w:bCs/>
         </w:rPr>
-        <w:t xml:space="preserve">Not recorded: 34 of 42 properties.</w:t>
+        <w:t xml:space="preserve">Not recorded: 36 of 44 properties.</w:t>
       </w:r>
     </w:p>
     <w:p>
@@ -10670,7 +10790,7 @@
         <w:t xml:space="preserve"> </w:t>
       </w:r>
       <w:r>
-        <w:t xml:space="preserve">(33), because no precedence parent is PARTIAL:</w:t>
+        <w:t xml:space="preserve">(35), because no precedence parent is PARTIAL:</w:t>
       </w:r>
       <w:r>
         <w:t xml:space="preserve"> </w:t>
@@ -10814,7 +10934,7 @@
         <w:t xml:space="preserve">intensityMedium</w:t>
       </w:r>
       <w:r>
-        <w:t xml:space="preserve">, and 21 more.</w:t>
+        <w:t xml:space="preserve">, and 23 more.</w:t>
       </w:r>
     </w:p>
     <w:bookmarkStart w:id="40" w:name="setting-groups-contexts-4"/>
@@ -12005,7 +12125,7 @@
           <w:b/>
           <w:bCs/>
         </w:rPr>
-        <w:t xml:space="preserve">Not recorded: 31 of 42 properties.</w:t>
+        <w:t xml:space="preserve">Not recorded: 33 of 44 properties.</w:t>
       </w:r>
     </w:p>
     <w:p>
@@ -12027,7 +12147,7 @@
         <w:t xml:space="preserve"> </w:t>
       </w:r>
       <w:r>
-        <w:t xml:space="preserve">(31), because no precedence parent is PARTIAL:</w:t>
+        <w:t xml:space="preserve">(33), because no precedence parent is PARTIAL:</w:t>
       </w:r>
       <w:r>
         <w:t xml:space="preserve"> </w:t>
@@ -12171,7 +12291,7 @@
         <w:t xml:space="preserve">intensityMedium</w:t>
       </w:r>
       <w:r>
-        <w:t xml:space="preserve">, and 19 more.</w:t>
+        <w:t xml:space="preserve">, and 21 more.</w:t>
       </w:r>
     </w:p>
     <w:bookmarkStart w:id="42" w:name="functionally-dependent-settings"/>
@@ -12858,7 +12978,7 @@
         <w:t xml:space="preserve"> </w:t>
       </w:r>
       <w:r>
-        <w:t xml:space="preserve">10</w:t>
+        <w:t xml:space="preserve">11</w:t>
       </w:r>
     </w:p>
     <w:tbl>
@@ -13574,6 +13694,70 @@
           </w:p>
         </w:tc>
       </w:tr>
+      <w:tr>
+        <w:tc>
+          <w:tcPr/>
+          <w:p>
+            <w:pPr>
+              <w:pStyle w:val="Compact"/>
+            </w:pPr>
+            <w:r>
+              <w:t xml:space="preserve">—</w:t>
+            </w:r>
+          </w:p>
+        </w:tc>
+        <w:tc>
+          <w:tcPr/>
+          <w:p>
+            <w:pPr>
+              <w:pStyle w:val="Compact"/>
+            </w:pPr>
+            <w:r>
+              <w:rPr>
+                <w:rStyle w:val="VerbatimChar"/>
+              </w:rPr>
+              <w:t xml:space="preserve">writeSignSet</w:t>
+            </w:r>
+          </w:p>
+        </w:tc>
+        <w:tc>
+          <w:tcPr/>
+          <w:p>
+            <w:pPr>
+              <w:pStyle w:val="Compact"/>
+            </w:pPr>
+            <w:r>
+              <w:rPr>
+                <w:b/>
+                <w:bCs/>
+              </w:rPr>
+              <w:t xml:space="preserve">PARTIAL</w:t>
+            </w:r>
+          </w:p>
+        </w:tc>
+        <w:tc>
+          <w:tcPr/>
+          <w:p>
+            <w:pPr>
+              <w:pStyle w:val="Compact"/>
+            </w:pPr>
+            <w:r>
+              <w:t xml:space="preserve">Visual</w:t>
+            </w:r>
+          </w:p>
+        </w:tc>
+        <w:tc>
+          <w:tcPr/>
+          <w:p>
+            <w:pPr>
+              <w:pStyle w:val="Compact"/>
+            </w:pPr>
+            <w:r>
+              <w:t xml:space="preserve">signLanguageSet, manualStability, kinaesthesia</w:t>
+            </w:r>
+          </w:p>
+        </w:tc>
+      </w:tr>
     </w:tbl>
     <w:p>
       <w:pPr>
@@ -13584,7 +13768,7 @@
           <w:b/>
           <w:bCs/>
         </w:rPr>
-        <w:t xml:space="preserve">Not recorded: 32 of 42 properties.</w:t>
+        <w:t xml:space="preserve">Not recorded: 33 of 44 properties.</w:t>
       </w:r>
     </w:p>
     <w:p>
@@ -13722,7 +13906,7 @@
         <w:t xml:space="preserve"> </w:t>
       </w:r>
       <w:r>
-        <w:t xml:space="preserve">(24), because no precedence parent is PARTIAL:</w:t>
+        <w:t xml:space="preserve">(25), because no precedence parent is PARTIAL:</w:t>
       </w:r>
       <w:r>
         <w:t xml:space="preserve"> </w:t>
@@ -13866,7 +14050,7 @@
         <w:t xml:space="preserve">intensityMedium</w:t>
       </w:r>
       <w:r>
-        <w:t xml:space="preserve">, and 12 more.</w:t>
+        <w:t xml:space="preserve">, and 13 more.</w:t>
       </w:r>
     </w:p>
     <w:bookmarkStart w:id="45" w:name="setting-groups-contexts-6"/>
@@ -15306,7 +15490,7 @@
           <w:b/>
           <w:bCs/>
         </w:rPr>
-        <w:t xml:space="preserve">Not recorded: 26 of 42 properties.</w:t>
+        <w:t xml:space="preserve">Not recorded: 28 of 44 properties.</w:t>
       </w:r>
     </w:p>
     <w:p>
@@ -15328,7 +15512,7 @@
         <w:t xml:space="preserve"> </w:t>
       </w:r>
       <w:r>
-        <w:t xml:space="preserve">(26), because no precedence parent is PARTIAL:</w:t>
+        <w:t xml:space="preserve">(28), because no precedence parent is PARTIAL:</w:t>
       </w:r>
       <w:r>
         <w:t xml:space="preserve"> </w:t>
@@ -15472,7 +15656,7 @@
         <w:t xml:space="preserve">intensityMedium</w:t>
       </w:r>
       <w:r>
-        <w:t xml:space="preserve">, and 14 more.</w:t>
+        <w:t xml:space="preserve">, and 16 more.</w:t>
       </w:r>
     </w:p>
     <w:bookmarkStart w:id="47" w:name="setting-groups-contexts-7"/>
@@ -17104,7 +17288,7 @@
           <w:b/>
           <w:bCs/>
         </w:rPr>
-        <w:t xml:space="preserve">Not recorded: 23 of 42 properties.</w:t>
+        <w:t xml:space="preserve">Not recorded: 25 of 44 properties.</w:t>
       </w:r>
     </w:p>
     <w:p>
@@ -17125,7 +17309,7 @@
         <w:t xml:space="preserve"> </w:t>
       </w:r>
       <w:r>
-        <w:t xml:space="preserve">(3), because a precedence parent is NONE:</w:t>
+        <w:t xml:space="preserve">(4), because a precedence parent is NONE:</w:t>
       </w:r>
       <w:r>
         <w:t xml:space="preserve"> </w:t>
@@ -17159,6 +17343,18 @@
           <w:rStyle w:val="VerbatimChar"/>
         </w:rPr>
         <w:t xml:space="preserve">readTactileSign</w:t>
+      </w:r>
+      <w:r>
+        <w:t xml:space="preserve">,</w:t>
+      </w:r>
+      <w:r>
+        <w:t xml:space="preserve"> </w:t>
+      </w:r>
+      <w:r>
+        <w:rPr>
+          <w:rStyle w:val="VerbatimChar"/>
+        </w:rPr>
+        <w:t xml:space="preserve">writeTactileSet</w:t>
       </w:r>
       <w:r>
         <w:t xml:space="preserve">.</w:t>
@@ -17182,7 +17378,7 @@
         <w:t xml:space="preserve"> </w:t>
       </w:r>
       <w:r>
-        <w:t xml:space="preserve">(20), because no precedence parent is PARTIAL:</w:t>
+        <w:t xml:space="preserve">(21), because no precedence parent is PARTIAL:</w:t>
       </w:r>
       <w:r>
         <w:t xml:space="preserve"> </w:t>
@@ -17326,7 +17522,7 @@
         <w:t xml:space="preserve">azimuthResolution</w:t>
       </w:r>
       <w:r>
-        <w:t xml:space="preserve">, and 8 more.</w:t>
+        <w:t xml:space="preserve">, and 9 more.</w:t>
       </w:r>
     </w:p>
     <w:bookmarkStart w:id="49" w:name="setting-groups-contexts-8"/>
@@ -17656,7 +17852,7 @@
         <w:t xml:space="preserve"> </w:t>
       </w:r>
       <w:r>
-        <w:t xml:space="preserve">14</w:t>
+        <w:t xml:space="preserve">16</w:t>
       </w:r>
     </w:p>
     <w:tbl>
@@ -18628,6 +18824,134 @@
           </w:p>
         </w:tc>
       </w:tr>
+      <w:tr>
+        <w:tc>
+          <w:tcPr/>
+          <w:p>
+            <w:pPr>
+              <w:pStyle w:val="Compact"/>
+            </w:pPr>
+            <w:r>
+              <w:t xml:space="preserve">—</w:t>
+            </w:r>
+          </w:p>
+        </w:tc>
+        <w:tc>
+          <w:tcPr/>
+          <w:p>
+            <w:pPr>
+              <w:pStyle w:val="Compact"/>
+            </w:pPr>
+            <w:r>
+              <w:rPr>
+                <w:rStyle w:val="VerbatimChar"/>
+              </w:rPr>
+              <w:t xml:space="preserve">writeSignSet</w:t>
+            </w:r>
+          </w:p>
+        </w:tc>
+        <w:tc>
+          <w:tcPr/>
+          <w:p>
+            <w:pPr>
+              <w:pStyle w:val="Compact"/>
+            </w:pPr>
+            <w:r>
+              <w:rPr>
+                <w:b/>
+                <w:bCs/>
+              </w:rPr>
+              <w:t xml:space="preserve">PARTIAL</w:t>
+            </w:r>
+          </w:p>
+        </w:tc>
+        <w:tc>
+          <w:tcPr/>
+          <w:p>
+            <w:pPr>
+              <w:pStyle w:val="Compact"/>
+            </w:pPr>
+            <w:r>
+              <w:t xml:space="preserve">Visual, Tactile</w:t>
+            </w:r>
+          </w:p>
+        </w:tc>
+        <w:tc>
+          <w:tcPr/>
+          <w:p>
+            <w:pPr>
+              <w:pStyle w:val="Compact"/>
+            </w:pPr>
+            <w:r>
+              <w:t xml:space="preserve">signLanguageSet, manualStability, kinaesthesia</w:t>
+            </w:r>
+          </w:p>
+        </w:tc>
+      </w:tr>
+      <w:tr>
+        <w:tc>
+          <w:tcPr/>
+          <w:p>
+            <w:pPr>
+              <w:pStyle w:val="Compact"/>
+            </w:pPr>
+            <w:r>
+              <w:t xml:space="preserve">—</w:t>
+            </w:r>
+          </w:p>
+        </w:tc>
+        <w:tc>
+          <w:tcPr/>
+          <w:p>
+            <w:pPr>
+              <w:pStyle w:val="Compact"/>
+            </w:pPr>
+            <w:r>
+              <w:rPr>
+                <w:rStyle w:val="VerbatimChar"/>
+              </w:rPr>
+              <w:t xml:space="preserve">writeTactileSet</w:t>
+            </w:r>
+          </w:p>
+        </w:tc>
+        <w:tc>
+          <w:tcPr/>
+          <w:p>
+            <w:pPr>
+              <w:pStyle w:val="Compact"/>
+            </w:pPr>
+            <w:r>
+              <w:rPr>
+                <w:b/>
+                <w:bCs/>
+              </w:rPr>
+              <w:t xml:space="preserve">PARTIAL</w:t>
+            </w:r>
+          </w:p>
+        </w:tc>
+        <w:tc>
+          <w:tcPr/>
+          <w:p>
+            <w:pPr>
+              <w:pStyle w:val="Compact"/>
+            </w:pPr>
+            <w:r>
+              <w:t xml:space="preserve">Braille, DeafblindManual, PrintOnPalm</w:t>
+            </w:r>
+          </w:p>
+        </w:tc>
+        <w:tc>
+          <w:tcPr/>
+          <w:p>
+            <w:pPr>
+              <w:pStyle w:val="Compact"/>
+            </w:pPr>
+            <w:r>
+              <w:t xml:space="preserve">hapticLanguageSet, manualStability, touch</w:t>
+            </w:r>
+          </w:p>
+        </w:tc>
+      </w:tr>
     </w:tbl>
     <w:p>
       <w:pPr>
@@ -18638,7 +18962,7 @@
           <w:b/>
           <w:bCs/>
         </w:rPr>
-        <w:t xml:space="preserve">Not recorded: 28 of 42 properties.</w:t>
+        <w:t xml:space="preserve">Not recorded: 28 of 44 properties.</w:t>
       </w:r>
     </w:p>
     <w:p>
@@ -23685,6 +24009,207 @@
             <w:pPr>
               <w:pStyle w:val="Compact"/>
             </w:pPr>
+          </w:p>
+        </w:tc>
+      </w:tr>
+      <w:tr>
+        <w:tc>
+          <w:tcPr/>
+          <w:p>
+            <w:pPr>
+              <w:pStyle w:val="Compact"/>
+            </w:pPr>
+            <w:r>
+              <w:rPr>
+                <w:rStyle w:val="VerbatimChar"/>
+              </w:rPr>
+              <w:t xml:space="preserve">writeSignSet</w:t>
+            </w:r>
+          </w:p>
+        </w:tc>
+        <w:tc>
+          <w:tcPr/>
+          <w:p>
+            <w:pPr>
+              <w:pStyle w:val="Compact"/>
+            </w:pPr>
+          </w:p>
+        </w:tc>
+        <w:tc>
+          <w:tcPr/>
+          <w:p>
+            <w:pPr>
+              <w:pStyle w:val="Compact"/>
+            </w:pPr>
+          </w:p>
+        </w:tc>
+        <w:tc>
+          <w:tcPr/>
+          <w:p>
+            <w:pPr>
+              <w:pStyle w:val="Compact"/>
+            </w:pPr>
+          </w:p>
+        </w:tc>
+        <w:tc>
+          <w:tcPr/>
+          <w:p>
+            <w:pPr>
+              <w:pStyle w:val="Compact"/>
+            </w:pPr>
+          </w:p>
+        </w:tc>
+        <w:tc>
+          <w:tcPr/>
+          <w:p>
+            <w:pPr>
+              <w:pStyle w:val="Compact"/>
+            </w:pPr>
+          </w:p>
+        </w:tc>
+        <w:tc>
+          <w:tcPr/>
+          <w:p>
+            <w:pPr>
+              <w:pStyle w:val="Compact"/>
+            </w:pPr>
+          </w:p>
+        </w:tc>
+        <w:tc>
+          <w:tcPr/>
+          <w:p>
+            <w:pPr>
+              <w:pStyle w:val="Compact"/>
+            </w:pPr>
+            <w:r>
+              <w:t xml:space="preserve">PARTIAL Visual</w:t>
+            </w:r>
+          </w:p>
+        </w:tc>
+        <w:tc>
+          <w:tcPr/>
+          <w:p>
+            <w:pPr>
+              <w:pStyle w:val="Compact"/>
+            </w:pPr>
+          </w:p>
+        </w:tc>
+        <w:tc>
+          <w:tcPr/>
+          <w:p>
+            <w:pPr>
+              <w:pStyle w:val="Compact"/>
+            </w:pPr>
+          </w:p>
+        </w:tc>
+        <w:tc>
+          <w:tcPr/>
+          <w:p>
+            <w:pPr>
+              <w:pStyle w:val="Compact"/>
+            </w:pPr>
+            <w:r>
+              <w:t xml:space="preserve">PARTIAL Visual, Tactile</w:t>
+            </w:r>
+          </w:p>
+        </w:tc>
+      </w:tr>
+      <w:tr>
+        <w:tc>
+          <w:tcPr/>
+          <w:p>
+            <w:pPr>
+              <w:pStyle w:val="Compact"/>
+            </w:pPr>
+            <w:r>
+              <w:rPr>
+                <w:rStyle w:val="VerbatimChar"/>
+              </w:rPr>
+              <w:t xml:space="preserve">writeTactileSet</w:t>
+            </w:r>
+          </w:p>
+        </w:tc>
+        <w:tc>
+          <w:tcPr/>
+          <w:p>
+            <w:pPr>
+              <w:pStyle w:val="Compact"/>
+            </w:pPr>
+          </w:p>
+        </w:tc>
+        <w:tc>
+          <w:tcPr/>
+          <w:p>
+            <w:pPr>
+              <w:pStyle w:val="Compact"/>
+            </w:pPr>
+          </w:p>
+        </w:tc>
+        <w:tc>
+          <w:tcPr/>
+          <w:p>
+            <w:pPr>
+              <w:pStyle w:val="Compact"/>
+            </w:pPr>
+          </w:p>
+        </w:tc>
+        <w:tc>
+          <w:tcPr/>
+          <w:p>
+            <w:pPr>
+              <w:pStyle w:val="Compact"/>
+            </w:pPr>
+          </w:p>
+        </w:tc>
+        <w:tc>
+          <w:tcPr/>
+          <w:p>
+            <w:pPr>
+              <w:pStyle w:val="Compact"/>
+            </w:pPr>
+          </w:p>
+        </w:tc>
+        <w:tc>
+          <w:tcPr/>
+          <w:p>
+            <w:pPr>
+              <w:pStyle w:val="Compact"/>
+            </w:pPr>
+          </w:p>
+        </w:tc>
+        <w:tc>
+          <w:tcPr/>
+          <w:p>
+            <w:pPr>
+              <w:pStyle w:val="Compact"/>
+            </w:pPr>
+          </w:p>
+        </w:tc>
+        <w:tc>
+          <w:tcPr/>
+          <w:p>
+            <w:pPr>
+              <w:pStyle w:val="Compact"/>
+            </w:pPr>
+          </w:p>
+        </w:tc>
+        <w:tc>
+          <w:tcPr/>
+          <w:p>
+            <w:pPr>
+              <w:pStyle w:val="Compact"/>
+            </w:pPr>
+          </w:p>
+        </w:tc>
+        <w:tc>
+          <w:tcPr/>
+          <w:p>
+            <w:pPr>
+              <w:pStyle w:val="Compact"/>
+            </w:pPr>
+            <w:r>
+              <w:t xml:space="preserve">PARTIAL Braille, DeafblindManual, PrintOnPalm</w:t>
+            </w:r>
           </w:p>
         </w:tc>
       </w:tr>

--- a/docs/User capability profiles.docx
+++ b/docs/User capability profiles.docx
@@ -28,7 +28,7 @@
         </w:p>
       </w:sdtContent>
     </w:sdt>
-    <w:bookmarkStart w:id="73" w:name="user-capability-profiles"/>
+    <w:bookmarkStart w:id="75" w:name="user-capability-profiles"/>
     <w:p>
       <w:pPr>
         <w:pStyle w:val="Heading1"/>
@@ -3703,7 +3703,7 @@
               <w:pStyle w:val="Compact"/>
             </w:pPr>
             <w:r>
-              <w:t xml:space="preserve">head, face, mouth, trunk, arms, hands, fingertips, legs, feet, toes (one or more)</w:t>
+              <w:t xml:space="preserve">collection of site: head, face, mouth, trunk, arms, hands, fingertips, legs, feet, toes + side: left, right, both, midline, asDeclared</w:t>
             </w:r>
           </w:p>
         </w:tc>
@@ -4386,7 +4386,7 @@
               <w:pStyle w:val="Compact"/>
             </w:pPr>
             <w:r>
-              <w:t xml:space="preserve">head, face, mouth, trunk, arms, hands, fingertips, legs, feet, toes (one or more)</w:t>
+              <w:t xml:space="preserve">collection of site: head, face, mouth, trunk, arms, hands, fingertips, legs, feet, toes + side: left, right, both, midline, asDeclared</w:t>
             </w:r>
           </w:p>
         </w:tc>
@@ -4997,7 +4997,7 @@
               <w:pStyle w:val="Compact"/>
             </w:pPr>
             <w:r>
-              <w:t xml:space="preserve">head, face, mouth, trunk, arms, hands, fingertips, legs, feet, toes (one or more)</w:t>
+              <w:t xml:space="preserve">collection of site: head, face, mouth, trunk, arms, hands, fingertips, legs, feet, toes + side: left, right, both, midline, asDeclared</w:t>
             </w:r>
           </w:p>
         </w:tc>
@@ -7902,7 +7902,7 @@
               <w:pStyle w:val="Compact"/>
             </w:pPr>
             <w:r>
-              <w:t xml:space="preserve">collection of site: head, face, mouth, trunk, arms, hands, fingertips, legs, feet, toes + level: none, trace, reduced, full, asDeclared</w:t>
+              <w:t xml:space="preserve">collection of site: head, face, mouth, trunk, arms, hands, fingertips, legs, feet, toes + side: left, right, both, midline + level: none, trace, reduced, full, asDeclared</w:t>
             </w:r>
           </w:p>
         </w:tc>
@@ -9732,7 +9732,7 @@
     </w:p>
     <w:bookmarkEnd w:id="32"/>
     <w:bookmarkEnd w:id="33"/>
-    <w:bookmarkStart w:id="70" w:name="the-profiles"/>
+    <w:bookmarkStart w:id="72" w:name="the-profiles"/>
     <w:p>
       <w:pPr>
         <w:pStyle w:val="Heading2"/>
@@ -16705,7 +16705,7 @@
               <w:pStyle w:val="Compact"/>
             </w:pPr>
             <w:r>
-              <w:t xml:space="preserve">hands, fingertips</w:t>
+              <w:t xml:space="preserve">site hands, side both; site fingertips, side both</w:t>
             </w:r>
           </w:p>
         </w:tc>
@@ -17288,7 +17288,7 @@
               <w:pStyle w:val="Compact"/>
             </w:pPr>
             <w:r>
-              <w:t xml:space="preserve">hands, fingertips</w:t>
+              <w:t xml:space="preserve">site hands, side both; site fingertips, side both</w:t>
             </w:r>
           </w:p>
         </w:tc>
@@ -21693,7 +21693,7 @@
               <w:pStyle w:val="Compact"/>
             </w:pPr>
             <w:r>
-              <w:t xml:space="preserve">hands, fingertips</w:t>
+              <w:t xml:space="preserve">site hands, side both; site fingertips, side both</w:t>
             </w:r>
           </w:p>
         </w:tc>
@@ -22525,7 +22525,7 @@
               <w:pStyle w:val="Compact"/>
             </w:pPr>
             <w:r>
-              <w:t xml:space="preserve">hands, fingertips</w:t>
+              <w:t xml:space="preserve">site hands, side both; site fingertips, side both</w:t>
             </w:r>
           </w:p>
         </w:tc>
@@ -26013,7 +26013,7 @@
               <w:pStyle w:val="Compact"/>
             </w:pPr>
             <w:r>
-              <w:t xml:space="preserve">site fingertips, level none; site hands, level reduced</w:t>
+              <w:t xml:space="preserve">site fingertips, side both, level none; site hands, side both, level reduced</w:t>
             </w:r>
           </w:p>
         </w:tc>
@@ -26333,7 +26333,7 @@
               <w:pStyle w:val="Compact"/>
             </w:pPr>
             <w:r>
-              <w:t xml:space="preserve">hands, fingertips</w:t>
+              <w:t xml:space="preserve">site hands, side both; site fingertips, side both</w:t>
             </w:r>
           </w:p>
         </w:tc>
@@ -28963,7 +28963,7 @@
               <w:pStyle w:val="Compact"/>
             </w:pPr>
             <w:r>
-              <w:t xml:space="preserve">head</w:t>
+              <w:t xml:space="preserve">site head, side midline</w:t>
             </w:r>
           </w:p>
         </w:tc>
@@ -32765,7 +32765,7 @@
               <w:pStyle w:val="Compact"/>
             </w:pPr>
             <w:r>
-              <w:t xml:space="preserve">site arms, level none; site hands, level none; site fingertips, level none; site trunk, level none; site legs, level none; site feet, level none; site toes, level none</w:t>
+              <w:t xml:space="preserve">site arms, side both, level none; site hands, side both, level none; site fingertips, side both, level none; site trunk, side midline, level none; site legs, side both, level none; site feet, side both, level none; site toes, side both, level none</w:t>
             </w:r>
           </w:p>
         </w:tc>
@@ -33987,7 +33987,7 @@
               <w:pStyle w:val="Compact"/>
             </w:pPr>
             <w:r>
-              <w:t xml:space="preserve">feet, toes</w:t>
+              <w:t xml:space="preserve">site feet, side both; site toes, side both</w:t>
             </w:r>
           </w:p>
         </w:tc>
@@ -34307,7 +34307,7 @@
               <w:pStyle w:val="Compact"/>
             </w:pPr>
             <w:r>
-              <w:t xml:space="preserve">site arms, level none; site hands, level none; site fingertips, level none</w:t>
+              <w:t xml:space="preserve">site arms, side both, level none; site hands, side both, level none; site fingertips, side both, level none</w:t>
             </w:r>
           </w:p>
         </w:tc>
@@ -34371,7 +34371,7 @@
               <w:pStyle w:val="Compact"/>
             </w:pPr>
             <w:r>
-              <w:t xml:space="preserve">feet, toes</w:t>
+              <w:t xml:space="preserve">site feet, side both; site toes, side both</w:t>
             </w:r>
           </w:p>
         </w:tc>
@@ -35017,13 +35017,13 @@
     </w:tbl>
     <w:bookmarkEnd w:id="66"/>
     <w:bookmarkEnd w:id="67"/>
-    <w:bookmarkStart w:id="69" w:name="switch-scanning-with-buddy"/>
+    <w:bookmarkStart w:id="69" w:name="one-handed"/>
     <w:p>
       <w:pPr>
         <w:pStyle w:val="Heading3"/>
       </w:pPr>
       <w:r>
-        <w:t xml:space="preserve">switch-scanning-with-buddy</w:t>
+        <w:t xml:space="preserve">one-handed</w:t>
       </w:r>
     </w:p>
     <w:p>
@@ -35035,7 +35035,7 @@
           <w:i/>
           <w:iCs/>
         </w:rPr>
-        <w:t xml:space="preserve">Two people playing one game. The primary sees, hears, understands and decides; the assistant supplies hands and timing. Together they meet a falling piece that neither the primary alone nor any control scheme could.</w:t>
+        <w:t xml:space="preserve">Works entirely with the right hand, which is unimpaired and feels normally. The left arm and hand have no useful movement and reduced sensation. Full sight, hearing, language and speech.</w:t>
       </w:r>
     </w:p>
     <w:p>
@@ -35053,7 +35053,7 @@
         <w:t xml:space="preserve"> </w:t>
       </w:r>
       <w:r>
-        <w:t xml:space="preserve">exemplar — stands in for lived experience, not derived from any person — a practice, not a person</w:t>
+        <w:t xml:space="preserve">exemplar — stands in for lived experience, not derived from any person</w:t>
       </w:r>
       <w:r>
         <w:br/>
@@ -35069,7 +35069,7 @@
         <w:t xml:space="preserve"> </w:t>
       </w:r>
       <w:r>
-        <w:t xml:space="preserve">group ·</w:t>
+        <w:t xml:space="preserve">user ·</w:t>
       </w:r>
       <w:r>
         <w:t xml:space="preserve"> </w:t>
@@ -35085,7 +35085,7 @@
         <w:t xml:space="preserve"> </w:t>
       </w:r>
       <w:r>
-        <w:t xml:space="preserve">16</w:t>
+        <w:t xml:space="preserve">9</w:t>
       </w:r>
     </w:p>
     <w:tbl>
@@ -35198,10 +35198,34 @@
                 <w:b/>
                 <w:bCs/>
               </w:rPr>
-              <w:t xml:space="preserve">FULL</w:t>
-            </w:r>
-          </w:p>
-        </w:tc>
+              <w:t xml:space="preserve">PARTIAL</w:t>
+            </w:r>
+          </w:p>
+        </w:tc>
+        <w:tc>
+          <w:tcPr/>
+          <w:p>
+            <w:pPr>
+              <w:pStyle w:val="Compact"/>
+            </w:pPr>
+            <w:r>
+              <w:t xml:space="preserve">site hands, side right; site fingertips, side right</w:t>
+            </w:r>
+          </w:p>
+        </w:tc>
+        <w:tc>
+          <w:tcPr/>
+          <w:p>
+            <w:pPr>
+              <w:pStyle w:val="Compact"/>
+            </w:pPr>
+            <w:r>
+              <w:t xml:space="preserve">None</w:t>
+            </w:r>
+          </w:p>
+        </w:tc>
+      </w:tr>
+      <w:tr>
         <w:tc>
           <w:tcPr/>
           <w:p>
@@ -35220,34 +35244,10 @@
               <w:pStyle w:val="Compact"/>
             </w:pPr>
             <w:r>
-              <w:t xml:space="preserve">None</w:t>
-            </w:r>
-          </w:p>
-        </w:tc>
-      </w:tr>
-      <w:tr>
-        <w:tc>
-          <w:tcPr/>
-          <w:p>
-            <w:pPr>
-              <w:pStyle w:val="Compact"/>
-            </w:pPr>
-            <w:r>
-              <w:t xml:space="preserve">—</w:t>
-            </w:r>
-          </w:p>
-        </w:tc>
-        <w:tc>
-          <w:tcPr/>
-          <w:p>
-            <w:pPr>
-              <w:pStyle w:val="Compact"/>
-            </w:pPr>
-            <w:r>
-              <w:rPr>
-                <w:rStyle w:val="VerbatimChar"/>
-              </w:rPr>
-              <w:t xml:space="preserve">activationTiming</w:t>
+              <w:rPr>
+                <w:rStyle w:val="VerbatimChar"/>
+              </w:rPr>
+              <w:t xml:space="preserve">hearing</w:t>
             </w:r>
           </w:p>
         </w:tc>
@@ -35262,34 +35262,10 @@
                 <w:b/>
                 <w:bCs/>
               </w:rPr>
-              <w:t xml:space="preserve">PARTIAL</w:t>
-            </w:r>
-          </w:p>
-        </w:tc>
-        <w:tc>
-          <w:tcPr/>
-          <w:p>
-            <w:pPr>
-              <w:pStyle w:val="Compact"/>
-            </w:pPr>
-            <w:r>
-              <w:t xml:space="preserve">needs a slow scan</w:t>
-            </w:r>
-          </w:p>
-        </w:tc>
-        <w:tc>
-          <w:tcPr/>
-          <w:p>
-            <w:pPr>
-              <w:pStyle w:val="Compact"/>
-            </w:pPr>
-            <w:r>
-              <w:t xml:space="preserve">keyControl</w:t>
-            </w:r>
-          </w:p>
-        </w:tc>
-      </w:tr>
-      <w:tr>
+              <w:t xml:space="preserve">FULL</w:t>
+            </w:r>
+          </w:p>
+        </w:tc>
         <w:tc>
           <w:tcPr/>
           <w:p>
@@ -35308,10 +35284,34 @@
               <w:pStyle w:val="Compact"/>
             </w:pPr>
             <w:r>
-              <w:rPr>
-                <w:rStyle w:val="VerbatimChar"/>
-              </w:rPr>
-              <w:t xml:space="preserve">hearing</w:t>
+              <w:t xml:space="preserve">None</w:t>
+            </w:r>
+          </w:p>
+        </w:tc>
+      </w:tr>
+      <w:tr>
+        <w:tc>
+          <w:tcPr/>
+          <w:p>
+            <w:pPr>
+              <w:pStyle w:val="Compact"/>
+            </w:pPr>
+            <w:r>
+              <w:t xml:space="preserve">—</w:t>
+            </w:r>
+          </w:p>
+        </w:tc>
+        <w:tc>
+          <w:tcPr/>
+          <w:p>
+            <w:pPr>
+              <w:pStyle w:val="Compact"/>
+            </w:pPr>
+            <w:r>
+              <w:rPr>
+                <w:rStyle w:val="VerbatimChar"/>
+              </w:rPr>
+              <w:t xml:space="preserve">sight</w:t>
             </w:r>
           </w:p>
         </w:tc>
@@ -35375,7 +35375,7 @@
               <w:rPr>
                 <w:rStyle w:val="VerbatimChar"/>
               </w:rPr>
-              <w:t xml:space="preserve">sight</w:t>
+              <w:t xml:space="preserve">effectorStability</w:t>
             </w:r>
           </w:p>
         </w:tc>
@@ -35439,7 +35439,7 @@
               <w:rPr>
                 <w:rStyle w:val="VerbatimChar"/>
               </w:rPr>
-              <w:t xml:space="preserve">effectorStability</w:t>
+              <w:t xml:space="preserve">language</w:t>
             </w:r>
           </w:p>
         </w:tc>
@@ -35503,7 +35503,7 @@
               <w:rPr>
                 <w:rStyle w:val="VerbatimChar"/>
               </w:rPr>
-              <w:t xml:space="preserve">language</w:t>
+              <w:t xml:space="preserve">touch</w:t>
             </w:r>
           </w:p>
         </w:tc>
@@ -35518,10 +35518,34 @@
                 <w:b/>
                 <w:bCs/>
               </w:rPr>
-              <w:t xml:space="preserve">FULL</w:t>
-            </w:r>
-          </w:p>
-        </w:tc>
+              <w:t xml:space="preserve">PARTIAL</w:t>
+            </w:r>
+          </w:p>
+        </w:tc>
+        <w:tc>
+          <w:tcPr/>
+          <w:p>
+            <w:pPr>
+              <w:pStyle w:val="Compact"/>
+            </w:pPr>
+            <w:r>
+              <w:t xml:space="preserve">site arms, side left, level trace; site hands, side left, level trace; site fingertips, side left, level none</w:t>
+            </w:r>
+          </w:p>
+        </w:tc>
+        <w:tc>
+          <w:tcPr/>
+          <w:p>
+            <w:pPr>
+              <w:pStyle w:val="Compact"/>
+            </w:pPr>
+            <w:r>
+              <w:t xml:space="preserve">None</w:t>
+            </w:r>
+          </w:p>
+        </w:tc>
+      </w:tr>
+      <w:tr>
         <w:tc>
           <w:tcPr/>
           <w:p>
@@ -35540,34 +35564,10 @@
               <w:pStyle w:val="Compact"/>
             </w:pPr>
             <w:r>
-              <w:t xml:space="preserve">None</w:t>
-            </w:r>
-          </w:p>
-        </w:tc>
-      </w:tr>
-      <w:tr>
-        <w:tc>
-          <w:tcPr/>
-          <w:p>
-            <w:pPr>
-              <w:pStyle w:val="Compact"/>
-            </w:pPr>
-            <w:r>
-              <w:t xml:space="preserve">—</w:t>
-            </w:r>
-          </w:p>
-        </w:tc>
-        <w:tc>
-          <w:tcPr/>
-          <w:p>
-            <w:pPr>
-              <w:pStyle w:val="Compact"/>
-            </w:pPr>
-            <w:r>
-              <w:rPr>
-                <w:rStyle w:val="VerbatimChar"/>
-              </w:rPr>
-              <w:t xml:space="preserve">touch</w:t>
+              <w:rPr>
+                <w:rStyle w:val="VerbatimChar"/>
+              </w:rPr>
+              <w:t xml:space="preserve">pointerControl</w:t>
             </w:r>
           </w:p>
         </w:tc>
@@ -35582,10 +35582,34 @@
                 <w:b/>
                 <w:bCs/>
               </w:rPr>
-              <w:t xml:space="preserve">FULL</w:t>
-            </w:r>
-          </w:p>
-        </w:tc>
+              <w:t xml:space="preserve">PARTIAL</w:t>
+            </w:r>
+          </w:p>
+        </w:tc>
+        <w:tc>
+          <w:tcPr/>
+          <w:p>
+            <w:pPr>
+              <w:pStyle w:val="Compact"/>
+            </w:pPr>
+            <w:r>
+              <w:t xml:space="preserve">site hands, side right; site fingertips, side right</w:t>
+            </w:r>
+          </w:p>
+        </w:tc>
+        <w:tc>
+          <w:tcPr/>
+          <w:p>
+            <w:pPr>
+              <w:pStyle w:val="Compact"/>
+            </w:pPr>
+            <w:r>
+              <w:t xml:space="preserve">None</w:t>
+            </w:r>
+          </w:p>
+        </w:tc>
+      </w:tr>
+      <w:tr>
         <w:tc>
           <w:tcPr/>
           <w:p>
@@ -35604,34 +35628,10 @@
               <w:pStyle w:val="Compact"/>
             </w:pPr>
             <w:r>
-              <w:t xml:space="preserve">None</w:t>
-            </w:r>
-          </w:p>
-        </w:tc>
-      </w:tr>
-      <w:tr>
-        <w:tc>
-          <w:tcPr/>
-          <w:p>
-            <w:pPr>
-              <w:pStyle w:val="Compact"/>
-            </w:pPr>
-            <w:r>
-              <w:t xml:space="preserve">—</w:t>
-            </w:r>
-          </w:p>
-        </w:tc>
-        <w:tc>
-          <w:tcPr/>
-          <w:p>
-            <w:pPr>
-              <w:pStyle w:val="Compact"/>
-            </w:pPr>
-            <w:r>
-              <w:rPr>
-                <w:rStyle w:val="VerbatimChar"/>
-              </w:rPr>
-              <w:t xml:space="preserve">inputDuration</w:t>
+              <w:rPr>
+                <w:rStyle w:val="VerbatimChar"/>
+              </w:rPr>
+              <w:t xml:space="preserve">simultaneousContacts</w:t>
             </w:r>
           </w:p>
         </w:tc>
@@ -35657,7 +35657,7 @@
               <w:pStyle w:val="Compact"/>
             </w:pPr>
             <w:r>
-              <w:t xml:space="preserve">20 min</w:t>
+              <w:t xml:space="preserve">5 points</w:t>
             </w:r>
           </w:p>
         </w:tc>
@@ -35695,7 +35695,7 @@
               <w:rPr>
                 <w:rStyle w:val="VerbatimChar"/>
               </w:rPr>
-              <w:t xml:space="preserve">pointerControl</w:t>
+              <w:t xml:space="preserve">textEntryRate</w:t>
             </w:r>
           </w:p>
         </w:tc>
@@ -35710,70 +35710,6 @@
                 <w:b/>
                 <w:bCs/>
               </w:rPr>
-              <w:t xml:space="preserve">FULL</w:t>
-            </w:r>
-          </w:p>
-        </w:tc>
-        <w:tc>
-          <w:tcPr/>
-          <w:p>
-            <w:pPr>
-              <w:pStyle w:val="Compact"/>
-            </w:pPr>
-            <w:r>
-              <w:t xml:space="preserve">—</w:t>
-            </w:r>
-          </w:p>
-        </w:tc>
-        <w:tc>
-          <w:tcPr/>
-          <w:p>
-            <w:pPr>
-              <w:pStyle w:val="Compact"/>
-            </w:pPr>
-            <w:r>
-              <w:t xml:space="preserve">None</w:t>
-            </w:r>
-          </w:p>
-        </w:tc>
-      </w:tr>
-      <w:tr>
-        <w:tc>
-          <w:tcPr/>
-          <w:p>
-            <w:pPr>
-              <w:pStyle w:val="Compact"/>
-            </w:pPr>
-            <w:r>
-              <w:t xml:space="preserve">—</w:t>
-            </w:r>
-          </w:p>
-        </w:tc>
-        <w:tc>
-          <w:tcPr/>
-          <w:p>
-            <w:pPr>
-              <w:pStyle w:val="Compact"/>
-            </w:pPr>
-            <w:r>
-              <w:rPr>
-                <w:rStyle w:val="VerbatimChar"/>
-              </w:rPr>
-              <w:t xml:space="preserve">simultaneousContacts</w:t>
-            </w:r>
-          </w:p>
-        </w:tc>
-        <w:tc>
-          <w:tcPr/>
-          <w:p>
-            <w:pPr>
-              <w:pStyle w:val="Compact"/>
-            </w:pPr>
-            <w:r>
-              <w:rPr>
-                <w:b/>
-                <w:bCs/>
-              </w:rPr>
               <w:t xml:space="preserve">PARTIAL</w:t>
             </w:r>
           </w:p>
@@ -35785,391 +35721,7 @@
               <w:pStyle w:val="Compact"/>
             </w:pPr>
             <w:r>
-              <w:t xml:space="preserve">1 points</w:t>
-            </w:r>
-          </w:p>
-        </w:tc>
-        <w:tc>
-          <w:tcPr/>
-          <w:p>
-            <w:pPr>
-              <w:pStyle w:val="Compact"/>
-            </w:pPr>
-            <w:r>
-              <w:t xml:space="preserve">None</w:t>
-            </w:r>
-          </w:p>
-        </w:tc>
-      </w:tr>
-      <w:tr>
-        <w:tc>
-          <w:tcPr/>
-          <w:p>
-            <w:pPr>
-              <w:pStyle w:val="Compact"/>
-            </w:pPr>
-            <w:r>
-              <w:t xml:space="preserve">—</w:t>
-            </w:r>
-          </w:p>
-        </w:tc>
-        <w:tc>
-          <w:tcPr/>
-          <w:p>
-            <w:pPr>
-              <w:pStyle w:val="Compact"/>
-            </w:pPr>
-            <w:r>
-              <w:rPr>
-                <w:rStyle w:val="VerbatimChar"/>
-              </w:rPr>
-              <w:t xml:space="preserve">speech</w:t>
-            </w:r>
-          </w:p>
-        </w:tc>
-        <w:tc>
-          <w:tcPr/>
-          <w:p>
-            <w:pPr>
-              <w:pStyle w:val="Compact"/>
-            </w:pPr>
-            <w:r>
-              <w:rPr>
-                <w:b/>
-                <w:bCs/>
-              </w:rPr>
-              <w:t xml:space="preserve">PARTIAL</w:t>
-            </w:r>
-          </w:p>
-        </w:tc>
-        <w:tc>
-          <w:tcPr/>
-          <w:p>
-            <w:pPr>
-              <w:pStyle w:val="Compact"/>
-            </w:pPr>
-            <w:r>
-              <w:t xml:space="preserve">—</w:t>
-            </w:r>
-          </w:p>
-        </w:tc>
-        <w:tc>
-          <w:tcPr/>
-          <w:p>
-            <w:pPr>
-              <w:pStyle w:val="Compact"/>
-            </w:pPr>
-            <w:r>
-              <w:t xml:space="preserve">None</w:t>
-            </w:r>
-          </w:p>
-        </w:tc>
-      </w:tr>
-      <w:tr>
-        <w:tc>
-          <w:tcPr/>
-          <w:p>
-            <w:pPr>
-              <w:pStyle w:val="Compact"/>
-            </w:pPr>
-            <w:r>
-              <w:t xml:space="preserve">—</w:t>
-            </w:r>
-          </w:p>
-        </w:tc>
-        <w:tc>
-          <w:tcPr/>
-          <w:p>
-            <w:pPr>
-              <w:pStyle w:val="Compact"/>
-            </w:pPr>
-            <w:r>
-              <w:rPr>
-                <w:rStyle w:val="VerbatimChar"/>
-              </w:rPr>
-              <w:t xml:space="preserve">speechIntelligibility</w:t>
-            </w:r>
-          </w:p>
-        </w:tc>
-        <w:tc>
-          <w:tcPr/>
-          <w:p>
-            <w:pPr>
-              <w:pStyle w:val="Compact"/>
-            </w:pPr>
-            <w:r>
-              <w:rPr>
-                <w:b/>
-                <w:bCs/>
-              </w:rPr>
-              <w:t xml:space="preserve">PARTIAL</w:t>
-            </w:r>
-          </w:p>
-        </w:tc>
-        <w:tc>
-          <w:tcPr/>
-          <w:p>
-            <w:pPr>
-              <w:pStyle w:val="Compact"/>
-            </w:pPr>
-            <w:r>
-              <w:t xml:space="preserve">familiar listeners</w:t>
-            </w:r>
-          </w:p>
-        </w:tc>
-        <w:tc>
-          <w:tcPr/>
-          <w:p>
-            <w:pPr>
-              <w:pStyle w:val="Compact"/>
-            </w:pPr>
-            <w:r>
-              <w:t xml:space="preserve">speech</w:t>
-            </w:r>
-          </w:p>
-        </w:tc>
-      </w:tr>
-      <w:tr>
-        <w:tc>
-          <w:tcPr/>
-          <w:p>
-            <w:pPr>
-              <w:pStyle w:val="Compact"/>
-            </w:pPr>
-            <w:r>
-              <w:t xml:space="preserve">—</w:t>
-            </w:r>
-          </w:p>
-        </w:tc>
-        <w:tc>
-          <w:tcPr/>
-          <w:p>
-            <w:pPr>
-              <w:pStyle w:val="Compact"/>
-            </w:pPr>
-            <w:r>
-              <w:rPr>
-                <w:rStyle w:val="VerbatimChar"/>
-              </w:rPr>
-              <w:t xml:space="preserve">speechRecognisedByMachine</w:t>
-            </w:r>
-          </w:p>
-        </w:tc>
-        <w:tc>
-          <w:tcPr/>
-          <w:p>
-            <w:pPr>
-              <w:pStyle w:val="Compact"/>
-            </w:pPr>
-            <w:r>
-              <w:rPr>
-                <w:b/>
-                <w:bCs/>
-              </w:rPr>
-              <w:t xml:space="preserve">NONE</w:t>
-            </w:r>
-          </w:p>
-        </w:tc>
-        <w:tc>
-          <w:tcPr/>
-          <w:p>
-            <w:pPr>
-              <w:pStyle w:val="Compact"/>
-            </w:pPr>
-            <w:r>
-              <w:t xml:space="preserve">—</w:t>
-            </w:r>
-          </w:p>
-        </w:tc>
-        <w:tc>
-          <w:tcPr/>
-          <w:p>
-            <w:pPr>
-              <w:pStyle w:val="Compact"/>
-            </w:pPr>
-            <w:r>
-              <w:t xml:space="preserve">speech</w:t>
-            </w:r>
-          </w:p>
-        </w:tc>
-      </w:tr>
-      <w:tr>
-        <w:tc>
-          <w:tcPr/>
-          <w:p>
-            <w:pPr>
-              <w:pStyle w:val="Compact"/>
-            </w:pPr>
-            <w:r>
-              <w:t xml:space="preserve">—</w:t>
-            </w:r>
-          </w:p>
-        </w:tc>
-        <w:tc>
-          <w:tcPr/>
-          <w:p>
-            <w:pPr>
-              <w:pStyle w:val="Compact"/>
-            </w:pPr>
-            <w:r>
-              <w:rPr>
-                <w:rStyle w:val="VerbatimChar"/>
-              </w:rPr>
-              <w:t xml:space="preserve">sustainedPress</w:t>
-            </w:r>
-          </w:p>
-        </w:tc>
-        <w:tc>
-          <w:tcPr/>
-          <w:p>
-            <w:pPr>
-              <w:pStyle w:val="Compact"/>
-            </w:pPr>
-            <w:r>
-              <w:rPr>
-                <w:b/>
-                <w:bCs/>
-              </w:rPr>
-              <w:t xml:space="preserve">PARTIAL</w:t>
-            </w:r>
-          </w:p>
-        </w:tc>
-        <w:tc>
-          <w:tcPr/>
-          <w:p>
-            <w:pPr>
-              <w:pStyle w:val="Compact"/>
-            </w:pPr>
-            <w:r>
-              <w:t xml:space="preserve">—</w:t>
-            </w:r>
-          </w:p>
-        </w:tc>
-        <w:tc>
-          <w:tcPr/>
-          <w:p>
-            <w:pPr>
-              <w:pStyle w:val="Compact"/>
-            </w:pPr>
-            <w:r>
-              <w:t xml:space="preserve">keyControl</w:t>
-            </w:r>
-          </w:p>
-        </w:tc>
-      </w:tr>
-      <w:tr>
-        <w:tc>
-          <w:tcPr/>
-          <w:p>
-            <w:pPr>
-              <w:pStyle w:val="Compact"/>
-            </w:pPr>
-            <w:r>
-              <w:t xml:space="preserve">—</w:t>
-            </w:r>
-          </w:p>
-        </w:tc>
-        <w:tc>
-          <w:tcPr/>
-          <w:p>
-            <w:pPr>
-              <w:pStyle w:val="Compact"/>
-            </w:pPr>
-            <w:r>
-              <w:rPr>
-                <w:rStyle w:val="VerbatimChar"/>
-              </w:rPr>
-              <w:t xml:space="preserve">switchSites</w:t>
-            </w:r>
-          </w:p>
-        </w:tc>
-        <w:tc>
-          <w:tcPr/>
-          <w:p>
-            <w:pPr>
-              <w:pStyle w:val="Compact"/>
-            </w:pPr>
-            <w:r>
-              <w:rPr>
-                <w:b/>
-                <w:bCs/>
-              </w:rPr>
-              <w:t xml:space="preserve">PARTIAL</w:t>
-            </w:r>
-          </w:p>
-        </w:tc>
-        <w:tc>
-          <w:tcPr/>
-          <w:p>
-            <w:pPr>
-              <w:pStyle w:val="Compact"/>
-            </w:pPr>
-            <w:r>
-              <w:t xml:space="preserve">1 sites</w:t>
-            </w:r>
-          </w:p>
-        </w:tc>
-        <w:tc>
-          <w:tcPr/>
-          <w:p>
-            <w:pPr>
-              <w:pStyle w:val="Compact"/>
-            </w:pPr>
-            <w:r>
-              <w:t xml:space="preserve">keyControl</w:t>
-            </w:r>
-          </w:p>
-        </w:tc>
-      </w:tr>
-      <w:tr>
-        <w:tc>
-          <w:tcPr/>
-          <w:p>
-            <w:pPr>
-              <w:pStyle w:val="Compact"/>
-            </w:pPr>
-            <w:r>
-              <w:t xml:space="preserve">—</w:t>
-            </w:r>
-          </w:p>
-        </w:tc>
-        <w:tc>
-          <w:tcPr/>
-          <w:p>
-            <w:pPr>
-              <w:pStyle w:val="Compact"/>
-            </w:pPr>
-            <w:r>
-              <w:rPr>
-                <w:rStyle w:val="VerbatimChar"/>
-              </w:rPr>
-              <w:t xml:space="preserve">textEntryRate</w:t>
-            </w:r>
-          </w:p>
-        </w:tc>
-        <w:tc>
-          <w:tcPr/>
-          <w:p>
-            <w:pPr>
-              <w:pStyle w:val="Compact"/>
-            </w:pPr>
-            <w:r>
-              <w:rPr>
-                <w:b/>
-                <w:bCs/>
-              </w:rPr>
-              <w:t xml:space="preserve">PARTIAL</w:t>
-            </w:r>
-          </w:p>
-        </w:tc>
-        <w:tc>
-          <w:tcPr/>
-          <w:p>
-            <w:pPr>
-              <w:pStyle w:val="Compact"/>
-            </w:pPr>
-            <w:r>
-              <w:t xml:space="preserve">3 wpm</w:t>
+              <w:t xml:space="preserve">22 wpm</w:t>
             </w:r>
           </w:p>
         </w:tc>
@@ -36195,7 +35747,7 @@
           <w:b/>
           <w:bCs/>
         </w:rPr>
-        <w:t xml:space="preserve">Not recorded: 43 of 59 properties.</w:t>
+        <w:t xml:space="preserve">Not recorded: 50 of 59 properties.</w:t>
       </w:r>
     </w:p>
     <w:p>
@@ -36217,7 +35769,7 @@
         <w:t xml:space="preserve"> </w:t>
       </w:r>
       <w:r>
-        <w:t xml:space="preserve">(43), because no precedence parent is PARTIAL:</w:t>
+        <w:t xml:space="preserve">(50), because no precedence parent is PARTIAL:</w:t>
       </w:r>
       <w:r>
         <w:t xml:space="preserve"> </w:t>
@@ -36361,10 +35913,1616 @@
         <w:t xml:space="preserve">intensityMedium</w:t>
       </w:r>
       <w:r>
+        <w:t xml:space="preserve">, and 38 more.</w:t>
+      </w:r>
+    </w:p>
+    <w:bookmarkStart w:id="68" w:name="setting-groups-contexts-16"/>
+    <w:p>
+      <w:pPr>
+        <w:pStyle w:val="Heading4"/>
+      </w:pPr>
+      <w:r>
+        <w:t xml:space="preserve">Setting groups (contexts)</w:t>
+      </w:r>
+    </w:p>
+    <w:tbl>
+      <w:tblPr>
+        <w:tblStyle w:val="Table"/>
+        <w:tblW w:type="auto" w:w="0"/>
+        <w:tblLook w:firstRow="1" w:lastRow="0" w:firstColumn="0" w:lastColumn="0" w:noHBand="0" w:noVBand="0" w:val="0020"/>
+      </w:tblPr>
+      <w:tblGrid>
+        <w:gridCol w:w="1980"/>
+        <w:gridCol w:w="1980"/>
+        <w:gridCol w:w="1980"/>
+        <w:gridCol w:w="1980"/>
+      </w:tblGrid>
+      <w:tr>
+        <w:trPr>
+          <w:tblHeader w:val="on"/>
+        </w:trPr>
+        <w:tc>
+          <w:tcPr/>
+          <w:p>
+            <w:pPr>
+              <w:pStyle w:val="Compact"/>
+            </w:pPr>
+            <w:r>
+              <w:t xml:space="preserve">Group</w:t>
+            </w:r>
+          </w:p>
+        </w:tc>
+        <w:tc>
+          <w:tcPr/>
+          <w:p>
+            <w:pPr>
+              <w:pStyle w:val="Compact"/>
+            </w:pPr>
+            <w:r>
+              <w:t xml:space="preserve">Template</w:t>
+            </w:r>
+          </w:p>
+        </w:tc>
+        <w:tc>
+          <w:tcPr/>
+          <w:p>
+            <w:pPr>
+              <w:pStyle w:val="Compact"/>
+            </w:pPr>
+            <w:r>
+              <w:t xml:space="preserve">Settings</w:t>
+            </w:r>
+          </w:p>
+        </w:tc>
+        <w:tc>
+          <w:tcPr/>
+          <w:p>
+            <w:pPr>
+              <w:pStyle w:val="Compact"/>
+            </w:pPr>
+            <w:r>
+              <w:t xml:space="preserve">Influenced by</w:t>
+            </w:r>
+          </w:p>
+        </w:tc>
+      </w:tr>
+      <w:tr>
+        <w:tc>
+          <w:tcPr/>
+          <w:p>
+            <w:pPr>
+              <w:pStyle w:val="Compact"/>
+            </w:pPr>
+            <w:r>
+              <w:rPr>
+                <w:rStyle w:val="VerbatimChar"/>
+              </w:rPr>
+              <w:t xml:space="preserve">seeing</w:t>
+            </w:r>
+          </w:p>
+        </w:tc>
+        <w:tc>
+          <w:tcPr/>
+          <w:p>
+            <w:pPr>
+              <w:pStyle w:val="Compact"/>
+            </w:pPr>
+            <w:r>
+              <w:t xml:space="preserve">vision</w:t>
+            </w:r>
+          </w:p>
+        </w:tc>
+        <w:tc>
+          <w:tcPr/>
+          <w:p>
+            <w:pPr>
+              <w:pStyle w:val="Compact"/>
+            </w:pPr>
+            <w:r>
+              <w:rPr>
+                <w:rStyle w:val="VerbatimChar"/>
+              </w:rPr>
+              <w:t xml:space="preserve">sight</w:t>
+            </w:r>
+          </w:p>
+        </w:tc>
+        <w:tc>
+          <w:tcPr/>
+          <w:p>
+            <w:pPr>
+              <w:pStyle w:val="Compact"/>
+            </w:pPr>
+            <w:r>
+              <w:rPr>
+                <w:rStyle w:val="VerbatimChar"/>
+              </w:rPr>
+              <w:t xml:space="preserve">deviceStability</w:t>
+            </w:r>
+          </w:p>
+        </w:tc>
+      </w:tr>
+      <w:tr>
+        <w:tc>
+          <w:tcPr/>
+          <w:p>
+            <w:pPr>
+              <w:pStyle w:val="Compact"/>
+            </w:pPr>
+            <w:r>
+              <w:rPr>
+                <w:rStyle w:val="VerbatimChar"/>
+              </w:rPr>
+              <w:t xml:space="preserve">listening</w:t>
+            </w:r>
+          </w:p>
+        </w:tc>
+        <w:tc>
+          <w:tcPr/>
+          <w:p>
+            <w:pPr>
+              <w:pStyle w:val="Compact"/>
+            </w:pPr>
+            <w:r>
+              <w:t xml:space="preserve">listening</w:t>
+            </w:r>
+          </w:p>
+        </w:tc>
+        <w:tc>
+          <w:tcPr/>
+          <w:p>
+            <w:pPr>
+              <w:pStyle w:val="Compact"/>
+            </w:pPr>
+            <w:r>
+              <w:rPr>
+                <w:rStyle w:val="VerbatimChar"/>
+              </w:rPr>
+              <w:t xml:space="preserve">hearing</w:t>
+            </w:r>
+          </w:p>
+        </w:tc>
+        <w:tc>
+          <w:tcPr/>
+          <w:p>
+            <w:pPr>
+              <w:pStyle w:val="Compact"/>
+            </w:pPr>
+            <w:r>
+              <w:rPr>
+                <w:rStyle w:val="VerbatimChar"/>
+              </w:rPr>
+              <w:t xml:space="preserve">ambientNoise</w:t>
+            </w:r>
+          </w:p>
+        </w:tc>
+      </w:tr>
+      <w:tr>
+        <w:tc>
+          <w:tcPr/>
+          <w:p>
+            <w:pPr>
+              <w:pStyle w:val="Compact"/>
+            </w:pPr>
+            <w:r>
+              <w:rPr>
+                <w:rStyle w:val="VerbatimChar"/>
+              </w:rPr>
+              <w:t xml:space="preserve">input</w:t>
+            </w:r>
+          </w:p>
+        </w:tc>
+        <w:tc>
+          <w:tcPr/>
+          <w:p>
+            <w:pPr>
+              <w:pStyle w:val="Compact"/>
+            </w:pPr>
+            <w:r>
+              <w:t xml:space="preserve">input</w:t>
+            </w:r>
+          </w:p>
+        </w:tc>
+        <w:tc>
+          <w:tcPr/>
+          <w:p>
+            <w:pPr>
+              <w:pStyle w:val="Compact"/>
+            </w:pPr>
+            <w:r>
+              <w:rPr>
+                <w:rStyle w:val="VerbatimChar"/>
+              </w:rPr>
+              <w:t xml:space="preserve">pointerControl</w:t>
+            </w:r>
+            <w:r>
+              <w:t xml:space="preserve">,</w:t>
+            </w:r>
+            <w:r>
+              <w:t xml:space="preserve"> </w:t>
+            </w:r>
+            <w:r>
+              <w:rPr>
+                <w:rStyle w:val="VerbatimChar"/>
+              </w:rPr>
+              <w:t xml:space="preserve">keyControl</w:t>
+            </w:r>
+            <w:r>
+              <w:t xml:space="preserve">,</w:t>
+            </w:r>
+            <w:r>
+              <w:t xml:space="preserve"> </w:t>
+            </w:r>
+            <w:r>
+              <w:rPr>
+                <w:rStyle w:val="VerbatimChar"/>
+              </w:rPr>
+              <w:t xml:space="preserve">effectorStability</w:t>
+            </w:r>
+          </w:p>
+        </w:tc>
+        <w:tc>
+          <w:tcPr/>
+          <w:p>
+            <w:pPr>
+              <w:pStyle w:val="Compact"/>
+            </w:pPr>
+            <w:r>
+              <w:t xml:space="preserve">—</w:t>
+            </w:r>
+          </w:p>
+        </w:tc>
+      </w:tr>
+    </w:tbl>
+    <w:bookmarkEnd w:id="68"/>
+    <w:bookmarkEnd w:id="69"/>
+    <w:bookmarkStart w:id="71" w:name="switch-scanning-with-buddy"/>
+    <w:p>
+      <w:pPr>
+        <w:pStyle w:val="Heading3"/>
+      </w:pPr>
+      <w:r>
+        <w:t xml:space="preserve">switch-scanning-with-buddy</w:t>
+      </w:r>
+    </w:p>
+    <w:p>
+      <w:pPr>
+        <w:pStyle w:val="FirstParagraph"/>
+      </w:pPr>
+      <w:r>
+        <w:rPr>
+          <w:i/>
+          <w:iCs/>
+        </w:rPr>
+        <w:t xml:space="preserve">Two people playing one game. The primary sees, hears, understands and decides; the assistant supplies hands and timing. Together they meet a falling piece that neither the primary alone nor any control scheme could.</w:t>
+      </w:r>
+    </w:p>
+    <w:p>
+      <w:pPr>
+        <w:pStyle w:val="BodyText"/>
+      </w:pPr>
+      <w:r>
+        <w:rPr>
+          <w:b/>
+          <w:bCs/>
+        </w:rPr>
+        <w:t xml:space="preserve">Basis:</w:t>
+      </w:r>
+      <w:r>
+        <w:t xml:space="preserve"> </w:t>
+      </w:r>
+      <w:r>
+        <w:t xml:space="preserve">exemplar — stands in for lived experience, not derived from any person — a practice, not a person</w:t>
+      </w:r>
+      <w:r>
+        <w:br/>
+      </w:r>
+      <w:r>
+        <w:rPr>
+          <w:b/>
+          <w:bCs/>
+        </w:rPr>
+        <w:t xml:space="preserve">Entity kind:</w:t>
+      </w:r>
+      <w:r>
+        <w:t xml:space="preserve"> </w:t>
+      </w:r>
+      <w:r>
+        <w:t xml:space="preserve">group ·</w:t>
+      </w:r>
+      <w:r>
+        <w:t xml:space="preserve"> </w:t>
+      </w:r>
+      <w:r>
+        <w:rPr>
+          <w:b/>
+          <w:bCs/>
+        </w:rPr>
+        <w:t xml:space="preserve">Settings recorded:</w:t>
+      </w:r>
+      <w:r>
+        <w:t xml:space="preserve"> </w:t>
+      </w:r>
+      <w:r>
+        <w:t xml:space="preserve">16</w:t>
+      </w:r>
+    </w:p>
+    <w:tbl>
+      <w:tblPr>
+        <w:tblStyle w:val="Table"/>
+        <w:tblW w:type="auto" w:w="0"/>
+        <w:tblLook w:firstRow="1" w:lastRow="0" w:firstColumn="0" w:lastColumn="0" w:noHBand="0" w:noVBand="0" w:val="0020"/>
+      </w:tblPr>
+      <w:tblGrid>
+        <w:gridCol w:w="1584"/>
+        <w:gridCol w:w="1584"/>
+        <w:gridCol w:w="1584"/>
+        <w:gridCol w:w="1584"/>
+        <w:gridCol w:w="1584"/>
+      </w:tblGrid>
+      <w:tr>
+        <w:trPr>
+          <w:tblHeader w:val="on"/>
+        </w:trPr>
+        <w:tc>
+          <w:tcPr/>
+          <w:p>
+            <w:pPr>
+              <w:pStyle w:val="Compact"/>
+            </w:pPr>
+            <w:r>
+              <w:t xml:space="preserve">Setting</w:t>
+            </w:r>
+          </w:p>
+        </w:tc>
+        <w:tc>
+          <w:tcPr/>
+          <w:p>
+            <w:pPr>
+              <w:pStyle w:val="Compact"/>
+            </w:pPr>
+            <w:r>
+              <w:t xml:space="preserve">Property</w:t>
+            </w:r>
+          </w:p>
+        </w:tc>
+        <w:tc>
+          <w:tcPr/>
+          <w:p>
+            <w:pPr>
+              <w:pStyle w:val="Compact"/>
+            </w:pPr>
+            <w:r>
+              <w:t xml:space="preserve">Capability</w:t>
+            </w:r>
+          </w:p>
+        </w:tc>
+        <w:tc>
+          <w:tcPr/>
+          <w:p>
+            <w:pPr>
+              <w:pStyle w:val="Compact"/>
+            </w:pPr>
+            <w:r>
+              <w:t xml:space="preserve">Measurement</w:t>
+            </w:r>
+          </w:p>
+        </w:tc>
+        <w:tc>
+          <w:tcPr/>
+          <w:p>
+            <w:pPr>
+              <w:pStyle w:val="Compact"/>
+            </w:pPr>
+            <w:r>
+              <w:t xml:space="preserve">Parent</w:t>
+            </w:r>
+          </w:p>
+        </w:tc>
+      </w:tr>
+      <w:tr>
+        <w:tc>
+          <w:tcPr/>
+          <w:p>
+            <w:pPr>
+              <w:pStyle w:val="Compact"/>
+            </w:pPr>
+            <w:r>
+              <w:t xml:space="preserve">—</w:t>
+            </w:r>
+          </w:p>
+        </w:tc>
+        <w:tc>
+          <w:tcPr/>
+          <w:p>
+            <w:pPr>
+              <w:pStyle w:val="Compact"/>
+            </w:pPr>
+            <w:r>
+              <w:rPr>
+                <w:rStyle w:val="VerbatimChar"/>
+              </w:rPr>
+              <w:t xml:space="preserve">keyControl</w:t>
+            </w:r>
+          </w:p>
+        </w:tc>
+        <w:tc>
+          <w:tcPr/>
+          <w:p>
+            <w:pPr>
+              <w:pStyle w:val="Compact"/>
+            </w:pPr>
+            <w:r>
+              <w:rPr>
+                <w:b/>
+                <w:bCs/>
+              </w:rPr>
+              <w:t xml:space="preserve">FULL</w:t>
+            </w:r>
+          </w:p>
+        </w:tc>
+        <w:tc>
+          <w:tcPr/>
+          <w:p>
+            <w:pPr>
+              <w:pStyle w:val="Compact"/>
+            </w:pPr>
+            <w:r>
+              <w:t xml:space="preserve">—</w:t>
+            </w:r>
+          </w:p>
+        </w:tc>
+        <w:tc>
+          <w:tcPr/>
+          <w:p>
+            <w:pPr>
+              <w:pStyle w:val="Compact"/>
+            </w:pPr>
+            <w:r>
+              <w:t xml:space="preserve">None</w:t>
+            </w:r>
+          </w:p>
+        </w:tc>
+      </w:tr>
+      <w:tr>
+        <w:tc>
+          <w:tcPr/>
+          <w:p>
+            <w:pPr>
+              <w:pStyle w:val="Compact"/>
+            </w:pPr>
+            <w:r>
+              <w:t xml:space="preserve">—</w:t>
+            </w:r>
+          </w:p>
+        </w:tc>
+        <w:tc>
+          <w:tcPr/>
+          <w:p>
+            <w:pPr>
+              <w:pStyle w:val="Compact"/>
+            </w:pPr>
+            <w:r>
+              <w:rPr>
+                <w:rStyle w:val="VerbatimChar"/>
+              </w:rPr>
+              <w:t xml:space="preserve">activationTiming</w:t>
+            </w:r>
+          </w:p>
+        </w:tc>
+        <w:tc>
+          <w:tcPr/>
+          <w:p>
+            <w:pPr>
+              <w:pStyle w:val="Compact"/>
+            </w:pPr>
+            <w:r>
+              <w:rPr>
+                <w:b/>
+                <w:bCs/>
+              </w:rPr>
+              <w:t xml:space="preserve">PARTIAL</w:t>
+            </w:r>
+          </w:p>
+        </w:tc>
+        <w:tc>
+          <w:tcPr/>
+          <w:p>
+            <w:pPr>
+              <w:pStyle w:val="Compact"/>
+            </w:pPr>
+            <w:r>
+              <w:t xml:space="preserve">needs a slow scan</w:t>
+            </w:r>
+          </w:p>
+        </w:tc>
+        <w:tc>
+          <w:tcPr/>
+          <w:p>
+            <w:pPr>
+              <w:pStyle w:val="Compact"/>
+            </w:pPr>
+            <w:r>
+              <w:t xml:space="preserve">keyControl</w:t>
+            </w:r>
+          </w:p>
+        </w:tc>
+      </w:tr>
+      <w:tr>
+        <w:tc>
+          <w:tcPr/>
+          <w:p>
+            <w:pPr>
+              <w:pStyle w:val="Compact"/>
+            </w:pPr>
+            <w:r>
+              <w:t xml:space="preserve">—</w:t>
+            </w:r>
+          </w:p>
+        </w:tc>
+        <w:tc>
+          <w:tcPr/>
+          <w:p>
+            <w:pPr>
+              <w:pStyle w:val="Compact"/>
+            </w:pPr>
+            <w:r>
+              <w:rPr>
+                <w:rStyle w:val="VerbatimChar"/>
+              </w:rPr>
+              <w:t xml:space="preserve">hearing</w:t>
+            </w:r>
+          </w:p>
+        </w:tc>
+        <w:tc>
+          <w:tcPr/>
+          <w:p>
+            <w:pPr>
+              <w:pStyle w:val="Compact"/>
+            </w:pPr>
+            <w:r>
+              <w:rPr>
+                <w:b/>
+                <w:bCs/>
+              </w:rPr>
+              <w:t xml:space="preserve">FULL</w:t>
+            </w:r>
+          </w:p>
+        </w:tc>
+        <w:tc>
+          <w:tcPr/>
+          <w:p>
+            <w:pPr>
+              <w:pStyle w:val="Compact"/>
+            </w:pPr>
+            <w:r>
+              <w:t xml:space="preserve">—</w:t>
+            </w:r>
+          </w:p>
+        </w:tc>
+        <w:tc>
+          <w:tcPr/>
+          <w:p>
+            <w:pPr>
+              <w:pStyle w:val="Compact"/>
+            </w:pPr>
+            <w:r>
+              <w:t xml:space="preserve">None</w:t>
+            </w:r>
+          </w:p>
+        </w:tc>
+      </w:tr>
+      <w:tr>
+        <w:tc>
+          <w:tcPr/>
+          <w:p>
+            <w:pPr>
+              <w:pStyle w:val="Compact"/>
+            </w:pPr>
+            <w:r>
+              <w:t xml:space="preserve">—</w:t>
+            </w:r>
+          </w:p>
+        </w:tc>
+        <w:tc>
+          <w:tcPr/>
+          <w:p>
+            <w:pPr>
+              <w:pStyle w:val="Compact"/>
+            </w:pPr>
+            <w:r>
+              <w:rPr>
+                <w:rStyle w:val="VerbatimChar"/>
+              </w:rPr>
+              <w:t xml:space="preserve">sight</w:t>
+            </w:r>
+          </w:p>
+        </w:tc>
+        <w:tc>
+          <w:tcPr/>
+          <w:p>
+            <w:pPr>
+              <w:pStyle w:val="Compact"/>
+            </w:pPr>
+            <w:r>
+              <w:rPr>
+                <w:b/>
+                <w:bCs/>
+              </w:rPr>
+              <w:t xml:space="preserve">FULL</w:t>
+            </w:r>
+          </w:p>
+        </w:tc>
+        <w:tc>
+          <w:tcPr/>
+          <w:p>
+            <w:pPr>
+              <w:pStyle w:val="Compact"/>
+            </w:pPr>
+            <w:r>
+              <w:t xml:space="preserve">—</w:t>
+            </w:r>
+          </w:p>
+        </w:tc>
+        <w:tc>
+          <w:tcPr/>
+          <w:p>
+            <w:pPr>
+              <w:pStyle w:val="Compact"/>
+            </w:pPr>
+            <w:r>
+              <w:t xml:space="preserve">None</w:t>
+            </w:r>
+          </w:p>
+        </w:tc>
+      </w:tr>
+      <w:tr>
+        <w:tc>
+          <w:tcPr/>
+          <w:p>
+            <w:pPr>
+              <w:pStyle w:val="Compact"/>
+            </w:pPr>
+            <w:r>
+              <w:t xml:space="preserve">—</w:t>
+            </w:r>
+          </w:p>
+        </w:tc>
+        <w:tc>
+          <w:tcPr/>
+          <w:p>
+            <w:pPr>
+              <w:pStyle w:val="Compact"/>
+            </w:pPr>
+            <w:r>
+              <w:rPr>
+                <w:rStyle w:val="VerbatimChar"/>
+              </w:rPr>
+              <w:t xml:space="preserve">effectorStability</w:t>
+            </w:r>
+          </w:p>
+        </w:tc>
+        <w:tc>
+          <w:tcPr/>
+          <w:p>
+            <w:pPr>
+              <w:pStyle w:val="Compact"/>
+            </w:pPr>
+            <w:r>
+              <w:rPr>
+                <w:b/>
+                <w:bCs/>
+              </w:rPr>
+              <w:t xml:space="preserve">FULL</w:t>
+            </w:r>
+          </w:p>
+        </w:tc>
+        <w:tc>
+          <w:tcPr/>
+          <w:p>
+            <w:pPr>
+              <w:pStyle w:val="Compact"/>
+            </w:pPr>
+            <w:r>
+              <w:t xml:space="preserve">—</w:t>
+            </w:r>
+          </w:p>
+        </w:tc>
+        <w:tc>
+          <w:tcPr/>
+          <w:p>
+            <w:pPr>
+              <w:pStyle w:val="Compact"/>
+            </w:pPr>
+            <w:r>
+              <w:t xml:space="preserve">None</w:t>
+            </w:r>
+          </w:p>
+        </w:tc>
+      </w:tr>
+      <w:tr>
+        <w:tc>
+          <w:tcPr/>
+          <w:p>
+            <w:pPr>
+              <w:pStyle w:val="Compact"/>
+            </w:pPr>
+            <w:r>
+              <w:t xml:space="preserve">—</w:t>
+            </w:r>
+          </w:p>
+        </w:tc>
+        <w:tc>
+          <w:tcPr/>
+          <w:p>
+            <w:pPr>
+              <w:pStyle w:val="Compact"/>
+            </w:pPr>
+            <w:r>
+              <w:rPr>
+                <w:rStyle w:val="VerbatimChar"/>
+              </w:rPr>
+              <w:t xml:space="preserve">language</w:t>
+            </w:r>
+          </w:p>
+        </w:tc>
+        <w:tc>
+          <w:tcPr/>
+          <w:p>
+            <w:pPr>
+              <w:pStyle w:val="Compact"/>
+            </w:pPr>
+            <w:r>
+              <w:rPr>
+                <w:b/>
+                <w:bCs/>
+              </w:rPr>
+              <w:t xml:space="preserve">FULL</w:t>
+            </w:r>
+          </w:p>
+        </w:tc>
+        <w:tc>
+          <w:tcPr/>
+          <w:p>
+            <w:pPr>
+              <w:pStyle w:val="Compact"/>
+            </w:pPr>
+            <w:r>
+              <w:t xml:space="preserve">—</w:t>
+            </w:r>
+          </w:p>
+        </w:tc>
+        <w:tc>
+          <w:tcPr/>
+          <w:p>
+            <w:pPr>
+              <w:pStyle w:val="Compact"/>
+            </w:pPr>
+            <w:r>
+              <w:t xml:space="preserve">None</w:t>
+            </w:r>
+          </w:p>
+        </w:tc>
+      </w:tr>
+      <w:tr>
+        <w:tc>
+          <w:tcPr/>
+          <w:p>
+            <w:pPr>
+              <w:pStyle w:val="Compact"/>
+            </w:pPr>
+            <w:r>
+              <w:t xml:space="preserve">—</w:t>
+            </w:r>
+          </w:p>
+        </w:tc>
+        <w:tc>
+          <w:tcPr/>
+          <w:p>
+            <w:pPr>
+              <w:pStyle w:val="Compact"/>
+            </w:pPr>
+            <w:r>
+              <w:rPr>
+                <w:rStyle w:val="VerbatimChar"/>
+              </w:rPr>
+              <w:t xml:space="preserve">touch</w:t>
+            </w:r>
+          </w:p>
+        </w:tc>
+        <w:tc>
+          <w:tcPr/>
+          <w:p>
+            <w:pPr>
+              <w:pStyle w:val="Compact"/>
+            </w:pPr>
+            <w:r>
+              <w:rPr>
+                <w:b/>
+                <w:bCs/>
+              </w:rPr>
+              <w:t xml:space="preserve">FULL</w:t>
+            </w:r>
+          </w:p>
+        </w:tc>
+        <w:tc>
+          <w:tcPr/>
+          <w:p>
+            <w:pPr>
+              <w:pStyle w:val="Compact"/>
+            </w:pPr>
+            <w:r>
+              <w:t xml:space="preserve">—</w:t>
+            </w:r>
+          </w:p>
+        </w:tc>
+        <w:tc>
+          <w:tcPr/>
+          <w:p>
+            <w:pPr>
+              <w:pStyle w:val="Compact"/>
+            </w:pPr>
+            <w:r>
+              <w:t xml:space="preserve">None</w:t>
+            </w:r>
+          </w:p>
+        </w:tc>
+      </w:tr>
+      <w:tr>
+        <w:tc>
+          <w:tcPr/>
+          <w:p>
+            <w:pPr>
+              <w:pStyle w:val="Compact"/>
+            </w:pPr>
+            <w:r>
+              <w:t xml:space="preserve">—</w:t>
+            </w:r>
+          </w:p>
+        </w:tc>
+        <w:tc>
+          <w:tcPr/>
+          <w:p>
+            <w:pPr>
+              <w:pStyle w:val="Compact"/>
+            </w:pPr>
+            <w:r>
+              <w:rPr>
+                <w:rStyle w:val="VerbatimChar"/>
+              </w:rPr>
+              <w:t xml:space="preserve">inputDuration</w:t>
+            </w:r>
+          </w:p>
+        </w:tc>
+        <w:tc>
+          <w:tcPr/>
+          <w:p>
+            <w:pPr>
+              <w:pStyle w:val="Compact"/>
+            </w:pPr>
+            <w:r>
+              <w:rPr>
+                <w:b/>
+                <w:bCs/>
+              </w:rPr>
+              <w:t xml:space="preserve">PARTIAL</w:t>
+            </w:r>
+          </w:p>
+        </w:tc>
+        <w:tc>
+          <w:tcPr/>
+          <w:p>
+            <w:pPr>
+              <w:pStyle w:val="Compact"/>
+            </w:pPr>
+            <w:r>
+              <w:t xml:space="preserve">20 min</w:t>
+            </w:r>
+          </w:p>
+        </w:tc>
+        <w:tc>
+          <w:tcPr/>
+          <w:p>
+            <w:pPr>
+              <w:pStyle w:val="Compact"/>
+            </w:pPr>
+            <w:r>
+              <w:t xml:space="preserve">None</w:t>
+            </w:r>
+          </w:p>
+        </w:tc>
+      </w:tr>
+      <w:tr>
+        <w:tc>
+          <w:tcPr/>
+          <w:p>
+            <w:pPr>
+              <w:pStyle w:val="Compact"/>
+            </w:pPr>
+            <w:r>
+              <w:t xml:space="preserve">—</w:t>
+            </w:r>
+          </w:p>
+        </w:tc>
+        <w:tc>
+          <w:tcPr/>
+          <w:p>
+            <w:pPr>
+              <w:pStyle w:val="Compact"/>
+            </w:pPr>
+            <w:r>
+              <w:rPr>
+                <w:rStyle w:val="VerbatimChar"/>
+              </w:rPr>
+              <w:t xml:space="preserve">pointerControl</w:t>
+            </w:r>
+          </w:p>
+        </w:tc>
+        <w:tc>
+          <w:tcPr/>
+          <w:p>
+            <w:pPr>
+              <w:pStyle w:val="Compact"/>
+            </w:pPr>
+            <w:r>
+              <w:rPr>
+                <w:b/>
+                <w:bCs/>
+              </w:rPr>
+              <w:t xml:space="preserve">FULL</w:t>
+            </w:r>
+          </w:p>
+        </w:tc>
+        <w:tc>
+          <w:tcPr/>
+          <w:p>
+            <w:pPr>
+              <w:pStyle w:val="Compact"/>
+            </w:pPr>
+            <w:r>
+              <w:t xml:space="preserve">—</w:t>
+            </w:r>
+          </w:p>
+        </w:tc>
+        <w:tc>
+          <w:tcPr/>
+          <w:p>
+            <w:pPr>
+              <w:pStyle w:val="Compact"/>
+            </w:pPr>
+            <w:r>
+              <w:t xml:space="preserve">None</w:t>
+            </w:r>
+          </w:p>
+        </w:tc>
+      </w:tr>
+      <w:tr>
+        <w:tc>
+          <w:tcPr/>
+          <w:p>
+            <w:pPr>
+              <w:pStyle w:val="Compact"/>
+            </w:pPr>
+            <w:r>
+              <w:t xml:space="preserve">—</w:t>
+            </w:r>
+          </w:p>
+        </w:tc>
+        <w:tc>
+          <w:tcPr/>
+          <w:p>
+            <w:pPr>
+              <w:pStyle w:val="Compact"/>
+            </w:pPr>
+            <w:r>
+              <w:rPr>
+                <w:rStyle w:val="VerbatimChar"/>
+              </w:rPr>
+              <w:t xml:space="preserve">simultaneousContacts</w:t>
+            </w:r>
+          </w:p>
+        </w:tc>
+        <w:tc>
+          <w:tcPr/>
+          <w:p>
+            <w:pPr>
+              <w:pStyle w:val="Compact"/>
+            </w:pPr>
+            <w:r>
+              <w:rPr>
+                <w:b/>
+                <w:bCs/>
+              </w:rPr>
+              <w:t xml:space="preserve">PARTIAL</w:t>
+            </w:r>
+          </w:p>
+        </w:tc>
+        <w:tc>
+          <w:tcPr/>
+          <w:p>
+            <w:pPr>
+              <w:pStyle w:val="Compact"/>
+            </w:pPr>
+            <w:r>
+              <w:t xml:space="preserve">1 points</w:t>
+            </w:r>
+          </w:p>
+        </w:tc>
+        <w:tc>
+          <w:tcPr/>
+          <w:p>
+            <w:pPr>
+              <w:pStyle w:val="Compact"/>
+            </w:pPr>
+            <w:r>
+              <w:t xml:space="preserve">None</w:t>
+            </w:r>
+          </w:p>
+        </w:tc>
+      </w:tr>
+      <w:tr>
+        <w:tc>
+          <w:tcPr/>
+          <w:p>
+            <w:pPr>
+              <w:pStyle w:val="Compact"/>
+            </w:pPr>
+            <w:r>
+              <w:t xml:space="preserve">—</w:t>
+            </w:r>
+          </w:p>
+        </w:tc>
+        <w:tc>
+          <w:tcPr/>
+          <w:p>
+            <w:pPr>
+              <w:pStyle w:val="Compact"/>
+            </w:pPr>
+            <w:r>
+              <w:rPr>
+                <w:rStyle w:val="VerbatimChar"/>
+              </w:rPr>
+              <w:t xml:space="preserve">speech</w:t>
+            </w:r>
+          </w:p>
+        </w:tc>
+        <w:tc>
+          <w:tcPr/>
+          <w:p>
+            <w:pPr>
+              <w:pStyle w:val="Compact"/>
+            </w:pPr>
+            <w:r>
+              <w:rPr>
+                <w:b/>
+                <w:bCs/>
+              </w:rPr>
+              <w:t xml:space="preserve">PARTIAL</w:t>
+            </w:r>
+          </w:p>
+        </w:tc>
+        <w:tc>
+          <w:tcPr/>
+          <w:p>
+            <w:pPr>
+              <w:pStyle w:val="Compact"/>
+            </w:pPr>
+            <w:r>
+              <w:t xml:space="preserve">—</w:t>
+            </w:r>
+          </w:p>
+        </w:tc>
+        <w:tc>
+          <w:tcPr/>
+          <w:p>
+            <w:pPr>
+              <w:pStyle w:val="Compact"/>
+            </w:pPr>
+            <w:r>
+              <w:t xml:space="preserve">None</w:t>
+            </w:r>
+          </w:p>
+        </w:tc>
+      </w:tr>
+      <w:tr>
+        <w:tc>
+          <w:tcPr/>
+          <w:p>
+            <w:pPr>
+              <w:pStyle w:val="Compact"/>
+            </w:pPr>
+            <w:r>
+              <w:t xml:space="preserve">—</w:t>
+            </w:r>
+          </w:p>
+        </w:tc>
+        <w:tc>
+          <w:tcPr/>
+          <w:p>
+            <w:pPr>
+              <w:pStyle w:val="Compact"/>
+            </w:pPr>
+            <w:r>
+              <w:rPr>
+                <w:rStyle w:val="VerbatimChar"/>
+              </w:rPr>
+              <w:t xml:space="preserve">speechIntelligibility</w:t>
+            </w:r>
+          </w:p>
+        </w:tc>
+        <w:tc>
+          <w:tcPr/>
+          <w:p>
+            <w:pPr>
+              <w:pStyle w:val="Compact"/>
+            </w:pPr>
+            <w:r>
+              <w:rPr>
+                <w:b/>
+                <w:bCs/>
+              </w:rPr>
+              <w:t xml:space="preserve">PARTIAL</w:t>
+            </w:r>
+          </w:p>
+        </w:tc>
+        <w:tc>
+          <w:tcPr/>
+          <w:p>
+            <w:pPr>
+              <w:pStyle w:val="Compact"/>
+            </w:pPr>
+            <w:r>
+              <w:t xml:space="preserve">familiar listeners</w:t>
+            </w:r>
+          </w:p>
+        </w:tc>
+        <w:tc>
+          <w:tcPr/>
+          <w:p>
+            <w:pPr>
+              <w:pStyle w:val="Compact"/>
+            </w:pPr>
+            <w:r>
+              <w:t xml:space="preserve">speech</w:t>
+            </w:r>
+          </w:p>
+        </w:tc>
+      </w:tr>
+      <w:tr>
+        <w:tc>
+          <w:tcPr/>
+          <w:p>
+            <w:pPr>
+              <w:pStyle w:val="Compact"/>
+            </w:pPr>
+            <w:r>
+              <w:t xml:space="preserve">—</w:t>
+            </w:r>
+          </w:p>
+        </w:tc>
+        <w:tc>
+          <w:tcPr/>
+          <w:p>
+            <w:pPr>
+              <w:pStyle w:val="Compact"/>
+            </w:pPr>
+            <w:r>
+              <w:rPr>
+                <w:rStyle w:val="VerbatimChar"/>
+              </w:rPr>
+              <w:t xml:space="preserve">speechRecognisedByMachine</w:t>
+            </w:r>
+          </w:p>
+        </w:tc>
+        <w:tc>
+          <w:tcPr/>
+          <w:p>
+            <w:pPr>
+              <w:pStyle w:val="Compact"/>
+            </w:pPr>
+            <w:r>
+              <w:rPr>
+                <w:b/>
+                <w:bCs/>
+              </w:rPr>
+              <w:t xml:space="preserve">NONE</w:t>
+            </w:r>
+          </w:p>
+        </w:tc>
+        <w:tc>
+          <w:tcPr/>
+          <w:p>
+            <w:pPr>
+              <w:pStyle w:val="Compact"/>
+            </w:pPr>
+            <w:r>
+              <w:t xml:space="preserve">—</w:t>
+            </w:r>
+          </w:p>
+        </w:tc>
+        <w:tc>
+          <w:tcPr/>
+          <w:p>
+            <w:pPr>
+              <w:pStyle w:val="Compact"/>
+            </w:pPr>
+            <w:r>
+              <w:t xml:space="preserve">speech</w:t>
+            </w:r>
+          </w:p>
+        </w:tc>
+      </w:tr>
+      <w:tr>
+        <w:tc>
+          <w:tcPr/>
+          <w:p>
+            <w:pPr>
+              <w:pStyle w:val="Compact"/>
+            </w:pPr>
+            <w:r>
+              <w:t xml:space="preserve">—</w:t>
+            </w:r>
+          </w:p>
+        </w:tc>
+        <w:tc>
+          <w:tcPr/>
+          <w:p>
+            <w:pPr>
+              <w:pStyle w:val="Compact"/>
+            </w:pPr>
+            <w:r>
+              <w:rPr>
+                <w:rStyle w:val="VerbatimChar"/>
+              </w:rPr>
+              <w:t xml:space="preserve">sustainedPress</w:t>
+            </w:r>
+          </w:p>
+        </w:tc>
+        <w:tc>
+          <w:tcPr/>
+          <w:p>
+            <w:pPr>
+              <w:pStyle w:val="Compact"/>
+            </w:pPr>
+            <w:r>
+              <w:rPr>
+                <w:b/>
+                <w:bCs/>
+              </w:rPr>
+              <w:t xml:space="preserve">PARTIAL</w:t>
+            </w:r>
+          </w:p>
+        </w:tc>
+        <w:tc>
+          <w:tcPr/>
+          <w:p>
+            <w:pPr>
+              <w:pStyle w:val="Compact"/>
+            </w:pPr>
+            <w:r>
+              <w:t xml:space="preserve">—</w:t>
+            </w:r>
+          </w:p>
+        </w:tc>
+        <w:tc>
+          <w:tcPr/>
+          <w:p>
+            <w:pPr>
+              <w:pStyle w:val="Compact"/>
+            </w:pPr>
+            <w:r>
+              <w:t xml:space="preserve">keyControl</w:t>
+            </w:r>
+          </w:p>
+        </w:tc>
+      </w:tr>
+      <w:tr>
+        <w:tc>
+          <w:tcPr/>
+          <w:p>
+            <w:pPr>
+              <w:pStyle w:val="Compact"/>
+            </w:pPr>
+            <w:r>
+              <w:t xml:space="preserve">—</w:t>
+            </w:r>
+          </w:p>
+        </w:tc>
+        <w:tc>
+          <w:tcPr/>
+          <w:p>
+            <w:pPr>
+              <w:pStyle w:val="Compact"/>
+            </w:pPr>
+            <w:r>
+              <w:rPr>
+                <w:rStyle w:val="VerbatimChar"/>
+              </w:rPr>
+              <w:t xml:space="preserve">switchSites</w:t>
+            </w:r>
+          </w:p>
+        </w:tc>
+        <w:tc>
+          <w:tcPr/>
+          <w:p>
+            <w:pPr>
+              <w:pStyle w:val="Compact"/>
+            </w:pPr>
+            <w:r>
+              <w:rPr>
+                <w:b/>
+                <w:bCs/>
+              </w:rPr>
+              <w:t xml:space="preserve">PARTIAL</w:t>
+            </w:r>
+          </w:p>
+        </w:tc>
+        <w:tc>
+          <w:tcPr/>
+          <w:p>
+            <w:pPr>
+              <w:pStyle w:val="Compact"/>
+            </w:pPr>
+            <w:r>
+              <w:t xml:space="preserve">1 sites</w:t>
+            </w:r>
+          </w:p>
+        </w:tc>
+        <w:tc>
+          <w:tcPr/>
+          <w:p>
+            <w:pPr>
+              <w:pStyle w:val="Compact"/>
+            </w:pPr>
+            <w:r>
+              <w:t xml:space="preserve">keyControl</w:t>
+            </w:r>
+          </w:p>
+        </w:tc>
+      </w:tr>
+      <w:tr>
+        <w:tc>
+          <w:tcPr/>
+          <w:p>
+            <w:pPr>
+              <w:pStyle w:val="Compact"/>
+            </w:pPr>
+            <w:r>
+              <w:t xml:space="preserve">—</w:t>
+            </w:r>
+          </w:p>
+        </w:tc>
+        <w:tc>
+          <w:tcPr/>
+          <w:p>
+            <w:pPr>
+              <w:pStyle w:val="Compact"/>
+            </w:pPr>
+            <w:r>
+              <w:rPr>
+                <w:rStyle w:val="VerbatimChar"/>
+              </w:rPr>
+              <w:t xml:space="preserve">textEntryRate</w:t>
+            </w:r>
+          </w:p>
+        </w:tc>
+        <w:tc>
+          <w:tcPr/>
+          <w:p>
+            <w:pPr>
+              <w:pStyle w:val="Compact"/>
+            </w:pPr>
+            <w:r>
+              <w:rPr>
+                <w:b/>
+                <w:bCs/>
+              </w:rPr>
+              <w:t xml:space="preserve">PARTIAL</w:t>
+            </w:r>
+          </w:p>
+        </w:tc>
+        <w:tc>
+          <w:tcPr/>
+          <w:p>
+            <w:pPr>
+              <w:pStyle w:val="Compact"/>
+            </w:pPr>
+            <w:r>
+              <w:t xml:space="preserve">3 wpm</w:t>
+            </w:r>
+          </w:p>
+        </w:tc>
+        <w:tc>
+          <w:tcPr/>
+          <w:p>
+            <w:pPr>
+              <w:pStyle w:val="Compact"/>
+            </w:pPr>
+            <w:r>
+              <w:t xml:space="preserve">None</w:t>
+            </w:r>
+          </w:p>
+        </w:tc>
+      </w:tr>
+    </w:tbl>
+    <w:p>
+      <w:pPr>
+        <w:pStyle w:val="BodyText"/>
+      </w:pPr>
+      <w:r>
+        <w:rPr>
+          <w:b/>
+          <w:bCs/>
+        </w:rPr>
+        <w:t xml:space="preserve">Not recorded: 43 of 59 properties.</w:t>
+      </w:r>
+    </w:p>
+    <w:p>
+      <w:pPr>
+        <w:pStyle w:val="Compact"/>
+        <w:numPr>
+          <w:ilvl w:val="0"/>
+          <w:numId w:val="1019"/>
+        </w:numPr>
+      </w:pPr>
+      <w:r>
+        <w:rPr>
+          <w:b/>
+          <w:bCs/>
+        </w:rPr>
+        <w:t xml:space="preserve">Not of interest</w:t>
+      </w:r>
+      <w:r>
+        <w:t xml:space="preserve"> </w:t>
+      </w:r>
+      <w:r>
+        <w:t xml:space="preserve">(43), because no precedence parent is PARTIAL:</w:t>
+      </w:r>
+      <w:r>
+        <w:t xml:space="preserve"> </w:t>
+      </w:r>
+      <w:r>
+        <w:rPr>
+          <w:rStyle w:val="VerbatimChar"/>
+        </w:rPr>
+        <w:t xml:space="preserve">stereo</w:t>
+      </w:r>
+      <w:r>
+        <w:t xml:space="preserve">,</w:t>
+      </w:r>
+      <w:r>
+        <w:t xml:space="preserve"> </w:t>
+      </w:r>
+      <w:r>
+        <w:rPr>
+          <w:rStyle w:val="VerbatimChar"/>
+        </w:rPr>
+        <w:t xml:space="preserve">focus</w:t>
+      </w:r>
+      <w:r>
+        <w:t xml:space="preserve">,</w:t>
+      </w:r>
+      <w:r>
+        <w:t xml:space="preserve"> </w:t>
+      </w:r>
+      <w:r>
+        <w:rPr>
+          <w:rStyle w:val="VerbatimChar"/>
+        </w:rPr>
+        <w:t xml:space="preserve">focusDuration</w:t>
+      </w:r>
+      <w:r>
+        <w:t xml:space="preserve">,</w:t>
+      </w:r>
+      <w:r>
+        <w:t xml:space="preserve"> </w:t>
+      </w:r>
+      <w:r>
+        <w:rPr>
+          <w:rStyle w:val="VerbatimChar"/>
+        </w:rPr>
+        <w:t xml:space="preserve">tracking</w:t>
+      </w:r>
+      <w:r>
+        <w:t xml:space="preserve">,</w:t>
+      </w:r>
+      <w:r>
+        <w:t xml:space="preserve"> </w:t>
+      </w:r>
+      <w:r>
+        <w:rPr>
+          <w:rStyle w:val="VerbatimChar"/>
+        </w:rPr>
+        <w:t xml:space="preserve">trackingDuration</w:t>
+      </w:r>
+      <w:r>
+        <w:t xml:space="preserve">,</w:t>
+      </w:r>
+      <w:r>
+        <w:t xml:space="preserve"> </w:t>
+      </w:r>
+      <w:r>
+        <w:rPr>
+          <w:rStyle w:val="VerbatimChar"/>
+        </w:rPr>
+        <w:t xml:space="preserve">viewRectangle</w:t>
+      </w:r>
+      <w:r>
+        <w:t xml:space="preserve">,</w:t>
+      </w:r>
+      <w:r>
+        <w:t xml:space="preserve"> </w:t>
+      </w:r>
+      <w:r>
+        <w:rPr>
+          <w:rStyle w:val="VerbatimChar"/>
+        </w:rPr>
+        <w:t xml:space="preserve">nonViewRectangle</w:t>
+      </w:r>
+      <w:r>
+        <w:t xml:space="preserve">,</w:t>
+      </w:r>
+      <w:r>
+        <w:t xml:space="preserve"> </w:t>
+      </w:r>
+      <w:r>
+        <w:rPr>
+          <w:rStyle w:val="VerbatimChar"/>
+        </w:rPr>
+        <w:t xml:space="preserve">colorLow</w:t>
+      </w:r>
+      <w:r>
+        <w:t xml:space="preserve">,</w:t>
+      </w:r>
+      <w:r>
+        <w:t xml:space="preserve"> </w:t>
+      </w:r>
+      <w:r>
+        <w:rPr>
+          <w:rStyle w:val="VerbatimChar"/>
+        </w:rPr>
+        <w:t xml:space="preserve">colorMedium</w:t>
+      </w:r>
+      <w:r>
+        <w:t xml:space="preserve">,</w:t>
+      </w:r>
+      <w:r>
+        <w:t xml:space="preserve"> </w:t>
+      </w:r>
+      <w:r>
+        <w:rPr>
+          <w:rStyle w:val="VerbatimChar"/>
+        </w:rPr>
+        <w:t xml:space="preserve">colorHigh</w:t>
+      </w:r>
+      <w:r>
+        <w:t xml:space="preserve">,</w:t>
+      </w:r>
+      <w:r>
+        <w:t xml:space="preserve"> </w:t>
+      </w:r>
+      <w:r>
+        <w:rPr>
+          <w:rStyle w:val="VerbatimChar"/>
+        </w:rPr>
+        <w:t xml:space="preserve">intensityLow</w:t>
+      </w:r>
+      <w:r>
+        <w:t xml:space="preserve">,</w:t>
+      </w:r>
+      <w:r>
+        <w:t xml:space="preserve"> </w:t>
+      </w:r>
+      <w:r>
+        <w:rPr>
+          <w:rStyle w:val="VerbatimChar"/>
+        </w:rPr>
+        <w:t xml:space="preserve">intensityMedium</w:t>
+      </w:r>
+      <w:r>
         <w:t xml:space="preserve">, and 31 more.</w:t>
       </w:r>
     </w:p>
-    <w:bookmarkStart w:id="68" w:name="who-supplies-what"/>
+    <w:bookmarkStart w:id="70" w:name="who-supplies-what"/>
     <w:p>
       <w:pPr>
         <w:pStyle w:val="Heading4"/>
@@ -36857,10 +38015,10 @@
         </w:pict>
       </w:r>
     </w:p>
-    <w:bookmarkEnd w:id="68"/>
-    <w:bookmarkEnd w:id="69"/>
     <w:bookmarkEnd w:id="70"/>
-    <w:bookmarkStart w:id="71" w:name="all-profiles-compared"/>
+    <w:bookmarkEnd w:id="71"/>
+    <w:bookmarkEnd w:id="72"/>
+    <w:bookmarkStart w:id="73" w:name="all-profiles-compared"/>
     <w:p>
       <w:pPr>
         <w:pStyle w:val="Heading2"/>
@@ -36896,24 +38054,25 @@
         <w:tblLook w:firstRow="1" w:lastRow="0" w:firstColumn="0" w:lastColumn="0" w:noHBand="0" w:noVBand="0" w:val="0020"/>
       </w:tblPr>
       <w:tblGrid>
-        <w:gridCol w:w="440"/>
-        <w:gridCol w:w="440"/>
-        <w:gridCol w:w="440"/>
-        <w:gridCol w:w="440"/>
-        <w:gridCol w:w="440"/>
-        <w:gridCol w:w="440"/>
-        <w:gridCol w:w="440"/>
-        <w:gridCol w:w="440"/>
-        <w:gridCol w:w="440"/>
-        <w:gridCol w:w="440"/>
-        <w:gridCol w:w="440"/>
-        <w:gridCol w:w="440"/>
-        <w:gridCol w:w="440"/>
-        <w:gridCol w:w="440"/>
-        <w:gridCol w:w="440"/>
-        <w:gridCol w:w="440"/>
-        <w:gridCol w:w="440"/>
-        <w:gridCol w:w="440"/>
+        <w:gridCol w:w="416"/>
+        <w:gridCol w:w="416"/>
+        <w:gridCol w:w="416"/>
+        <w:gridCol w:w="416"/>
+        <w:gridCol w:w="416"/>
+        <w:gridCol w:w="416"/>
+        <w:gridCol w:w="416"/>
+        <w:gridCol w:w="416"/>
+        <w:gridCol w:w="416"/>
+        <w:gridCol w:w="416"/>
+        <w:gridCol w:w="416"/>
+        <w:gridCol w:w="416"/>
+        <w:gridCol w:w="416"/>
+        <w:gridCol w:w="416"/>
+        <w:gridCol w:w="416"/>
+        <w:gridCol w:w="416"/>
+        <w:gridCol w:w="416"/>
+        <w:gridCol w:w="416"/>
+        <w:gridCol w:w="416"/>
       </w:tblGrid>
       <w:tr>
         <w:trPr>
@@ -37113,6 +38272,17 @@
               <w:pStyle w:val="Compact"/>
             </w:pPr>
             <w:r>
+              <w:t xml:space="preserve">oneHanded</w:t>
+            </w:r>
+          </w:p>
+        </w:tc>
+        <w:tc>
+          <w:tcPr/>
+          <w:p>
+            <w:pPr>
+              <w:pStyle w:val="Compact"/>
+            </w:pPr>
+            <w:r>
               <w:t xml:space="preserve">switchScanningWithBuddy</w:t>
             </w:r>
           </w:p>
@@ -37195,7 +38365,7 @@
               <w:pStyle w:val="Compact"/>
             </w:pPr>
             <w:r>
-              <w:t xml:space="preserve">PARTIAL hands, fingertips</w:t>
+              <w:t xml:space="preserve">PARTIAL site hands, side both; site fingertips, side both</w:t>
             </w:r>
           </w:p>
         </w:tc>
@@ -37228,7 +38398,7 @@
               <w:pStyle w:val="Compact"/>
             </w:pPr>
             <w:r>
-              <w:t xml:space="preserve">PARTIAL hands, fingertips</w:t>
+              <w:t xml:space="preserve">PARTIAL site hands, side both; site fingertips, side both</w:t>
             </w:r>
           </w:p>
         </w:tc>
@@ -37272,7 +38442,7 @@
               <w:pStyle w:val="Compact"/>
             </w:pPr>
             <w:r>
-              <w:t xml:space="preserve">PARTIAL head</w:t>
+              <w:t xml:space="preserve">PARTIAL site head, side midline</w:t>
             </w:r>
           </w:p>
         </w:tc>
@@ -37305,7 +38475,18 @@
               <w:pStyle w:val="Compact"/>
             </w:pPr>
             <w:r>
-              <w:t xml:space="preserve">PARTIAL feet, toes</w:t>
+              <w:t xml:space="preserve">PARTIAL site feet, side both; site toes, side both</w:t>
+            </w:r>
+          </w:p>
+        </w:tc>
+        <w:tc>
+          <w:tcPr/>
+          <w:p>
+            <w:pPr>
+              <w:pStyle w:val="Compact"/>
+            </w:pPr>
+            <w:r>
+              <w:t xml:space="preserve">PARTIAL site hands, side right; site fingertips, side right</w:t>
             </w:r>
           </w:p>
         </w:tc>
@@ -37473,6 +38654,14 @@
             <w:pPr>
               <w:pStyle w:val="Compact"/>
             </w:pPr>
+          </w:p>
+        </w:tc>
+        <w:tc>
+          <w:tcPr/>
+          <w:p>
+            <w:pPr>
+              <w:pStyle w:val="Compact"/>
+            </w:pPr>
             <w:r>
               <w:t xml:space="preserve">PARTIAL needs a slow scan</w:t>
             </w:r>
@@ -37681,6 +38870,17 @@
             </w:r>
           </w:p>
         </w:tc>
+        <w:tc>
+          <w:tcPr/>
+          <w:p>
+            <w:pPr>
+              <w:pStyle w:val="Compact"/>
+            </w:pPr>
+            <w:r>
+              <w:t xml:space="preserve">FULL</w:t>
+            </w:r>
+          </w:p>
+        </w:tc>
       </w:tr>
       <w:tr>
         <w:tc>
@@ -37839,6 +39039,14 @@
             </w:pPr>
           </w:p>
         </w:tc>
+        <w:tc>
+          <w:tcPr/>
+          <w:p>
+            <w:pPr>
+              <w:pStyle w:val="Compact"/>
+            </w:pPr>
+          </w:p>
+        </w:tc>
       </w:tr>
       <w:tr>
         <w:tc>
@@ -37997,6 +39205,14 @@
             </w:pPr>
           </w:p>
         </w:tc>
+        <w:tc>
+          <w:tcPr/>
+          <w:p>
+            <w:pPr>
+              <w:pStyle w:val="Compact"/>
+            </w:pPr>
+          </w:p>
+        </w:tc>
       </w:tr>
       <w:tr>
         <w:tc>
@@ -38152,6 +39368,14 @@
             </w:pPr>
           </w:p>
         </w:tc>
+        <w:tc>
+          <w:tcPr/>
+          <w:p>
+            <w:pPr>
+              <w:pStyle w:val="Compact"/>
+            </w:pPr>
+          </w:p>
+        </w:tc>
       </w:tr>
       <w:tr>
         <w:tc>
@@ -38355,6 +39579,17 @@
             </w:r>
           </w:p>
         </w:tc>
+        <w:tc>
+          <w:tcPr/>
+          <w:p>
+            <w:pPr>
+              <w:pStyle w:val="Compact"/>
+            </w:pPr>
+            <w:r>
+              <w:t xml:space="preserve">FULL</w:t>
+            </w:r>
+          </w:p>
+        </w:tc>
       </w:tr>
       <w:tr>
         <w:tc>
@@ -38513,6 +39748,14 @@
             </w:pPr>
           </w:p>
         </w:tc>
+        <w:tc>
+          <w:tcPr/>
+          <w:p>
+            <w:pPr>
+              <w:pStyle w:val="Compact"/>
+            </w:pPr>
+          </w:p>
+        </w:tc>
       </w:tr>
       <w:tr>
         <w:tc>
@@ -38671,6 +39914,14 @@
             </w:pPr>
           </w:p>
         </w:tc>
+        <w:tc>
+          <w:tcPr/>
+          <w:p>
+            <w:pPr>
+              <w:pStyle w:val="Compact"/>
+            </w:pPr>
+          </w:p>
+        </w:tc>
       </w:tr>
       <w:tr>
         <w:tc>
@@ -38829,6 +40080,14 @@
             </w:pPr>
           </w:p>
         </w:tc>
+        <w:tc>
+          <w:tcPr/>
+          <w:p>
+            <w:pPr>
+              <w:pStyle w:val="Compact"/>
+            </w:pPr>
+          </w:p>
+        </w:tc>
       </w:tr>
       <w:tr>
         <w:tc>
@@ -38987,6 +40246,14 @@
             </w:pPr>
           </w:p>
         </w:tc>
+        <w:tc>
+          <w:tcPr/>
+          <w:p>
+            <w:pPr>
+              <w:pStyle w:val="Compact"/>
+            </w:pPr>
+          </w:p>
+        </w:tc>
       </w:tr>
       <w:tr>
         <w:tc>
@@ -39145,6 +40412,14 @@
             </w:pPr>
           </w:p>
         </w:tc>
+        <w:tc>
+          <w:tcPr/>
+          <w:p>
+            <w:pPr>
+              <w:pStyle w:val="Compact"/>
+            </w:pPr>
+          </w:p>
+        </w:tc>
       </w:tr>
       <w:tr>
         <w:tc>
@@ -39300,6 +40575,14 @@
             </w:pPr>
           </w:p>
         </w:tc>
+        <w:tc>
+          <w:tcPr/>
+          <w:p>
+            <w:pPr>
+              <w:pStyle w:val="Compact"/>
+            </w:pPr>
+          </w:p>
+        </w:tc>
       </w:tr>
       <w:tr>
         <w:tc>
@@ -39455,6 +40738,14 @@
             </w:pPr>
           </w:p>
         </w:tc>
+        <w:tc>
+          <w:tcPr/>
+          <w:p>
+            <w:pPr>
+              <w:pStyle w:val="Compact"/>
+            </w:pPr>
+          </w:p>
+        </w:tc>
       </w:tr>
       <w:tr>
         <w:tc>
@@ -39658,6 +40949,17 @@
             </w:r>
           </w:p>
         </w:tc>
+        <w:tc>
+          <w:tcPr/>
+          <w:p>
+            <w:pPr>
+              <w:pStyle w:val="Compact"/>
+            </w:pPr>
+            <w:r>
+              <w:t xml:space="preserve">FULL</w:t>
+            </w:r>
+          </w:p>
+        </w:tc>
       </w:tr>
       <w:tr>
         <w:tc>
@@ -39816,6 +41118,14 @@
             </w:pPr>
           </w:p>
         </w:tc>
+        <w:tc>
+          <w:tcPr/>
+          <w:p>
+            <w:pPr>
+              <w:pStyle w:val="Compact"/>
+            </w:pPr>
+          </w:p>
+        </w:tc>
       </w:tr>
       <w:tr>
         <w:tc>
@@ -39974,6 +41284,14 @@
             </w:pPr>
           </w:p>
         </w:tc>
+        <w:tc>
+          <w:tcPr/>
+          <w:p>
+            <w:pPr>
+              <w:pStyle w:val="Compact"/>
+            </w:pPr>
+          </w:p>
+        </w:tc>
       </w:tr>
       <w:tr>
         <w:tc>
@@ -40132,6 +41450,14 @@
             </w:pPr>
           </w:p>
         </w:tc>
+        <w:tc>
+          <w:tcPr/>
+          <w:p>
+            <w:pPr>
+              <w:pStyle w:val="Compact"/>
+            </w:pPr>
+          </w:p>
+        </w:tc>
       </w:tr>
       <w:tr>
         <w:tc>
@@ -40287,6 +41613,14 @@
             </w:pPr>
           </w:p>
         </w:tc>
+        <w:tc>
+          <w:tcPr/>
+          <w:p>
+            <w:pPr>
+              <w:pStyle w:val="Compact"/>
+            </w:pPr>
+          </w:p>
+        </w:tc>
       </w:tr>
       <w:tr>
         <w:tc>
@@ -40490,6 +41824,17 @@
             </w:r>
           </w:p>
         </w:tc>
+        <w:tc>
+          <w:tcPr/>
+          <w:p>
+            <w:pPr>
+              <w:pStyle w:val="Compact"/>
+            </w:pPr>
+            <w:r>
+              <w:t xml:space="preserve">FULL</w:t>
+            </w:r>
+          </w:p>
+        </w:tc>
       </w:tr>
       <w:tr>
         <w:tc>
@@ -40623,7 +41968,7 @@
               <w:pStyle w:val="Compact"/>
             </w:pPr>
             <w:r>
-              <w:t xml:space="preserve">PARTIAL site fingertips, level none; site hands, level reduced</w:t>
+              <w:t xml:space="preserve">PARTIAL site fingertips, side both, level none; site hands, side both, level reduced</w:t>
             </w:r>
           </w:p>
         </w:tc>
@@ -40667,18 +42012,29 @@
               <w:pStyle w:val="Compact"/>
             </w:pPr>
             <w:r>
-              <w:t xml:space="preserve">PARTIAL site arms, level none; site hands, level none; site fingertips, level none; site trunk, level none; site legs, level none; site feet, level none; site toes, level none</w:t>
-            </w:r>
-          </w:p>
-        </w:tc>
-        <w:tc>
-          <w:tcPr/>
-          <w:p>
-            <w:pPr>
-              <w:pStyle w:val="Compact"/>
-            </w:pPr>
-            <w:r>
-              <w:t xml:space="preserve">PARTIAL site arms, level none; site hands, level none; site fingertips, level none</w:t>
+              <w:t xml:space="preserve">PARTIAL site arms, side both, level none; site hands, side both, level none; site fingertips, side both, level none; site trunk, side midline, level none; site legs, side both, level none; site feet, side both, level none; site toes, side both, level none</w:t>
+            </w:r>
+          </w:p>
+        </w:tc>
+        <w:tc>
+          <w:tcPr/>
+          <w:p>
+            <w:pPr>
+              <w:pStyle w:val="Compact"/>
+            </w:pPr>
+            <w:r>
+              <w:t xml:space="preserve">PARTIAL site arms, side both, level none; site hands, side both, level none; site fingertips, side both, level none</w:t>
+            </w:r>
+          </w:p>
+        </w:tc>
+        <w:tc>
+          <w:tcPr/>
+          <w:p>
+            <w:pPr>
+              <w:pStyle w:val="Compact"/>
+            </w:pPr>
+            <w:r>
+              <w:t xml:space="preserve">PARTIAL site arms, side left, level trace; site hands, side left, level trace; site fingertips, side left, level none</w:t>
             </w:r>
           </w:p>
         </w:tc>
@@ -40851,6 +42207,14 @@
             </w:pPr>
           </w:p>
         </w:tc>
+        <w:tc>
+          <w:tcPr/>
+          <w:p>
+            <w:pPr>
+              <w:pStyle w:val="Compact"/>
+            </w:pPr>
+          </w:p>
+        </w:tc>
       </w:tr>
       <w:tr>
         <w:tc>
@@ -41009,6 +42373,14 @@
             </w:pPr>
           </w:p>
         </w:tc>
+        <w:tc>
+          <w:tcPr/>
+          <w:p>
+            <w:pPr>
+              <w:pStyle w:val="Compact"/>
+            </w:pPr>
+          </w:p>
+        </w:tc>
       </w:tr>
       <w:tr>
         <w:tc>
@@ -41168,6 +42540,14 @@
             <w:pPr>
               <w:pStyle w:val="Compact"/>
             </w:pPr>
+          </w:p>
+        </w:tc>
+        <w:tc>
+          <w:tcPr/>
+          <w:p>
+            <w:pPr>
+              <w:pStyle w:val="Compact"/>
+            </w:pPr>
             <w:r>
               <w:t xml:space="preserve">PARTIAL 20 min</w:t>
             </w:r>
@@ -41337,6 +42717,14 @@
             </w:pPr>
           </w:p>
         </w:tc>
+        <w:tc>
+          <w:tcPr/>
+          <w:p>
+            <w:pPr>
+              <w:pStyle w:val="Compact"/>
+            </w:pPr>
+          </w:p>
+        </w:tc>
       </w:tr>
       <w:tr>
         <w:tc>
@@ -41495,6 +42883,14 @@
             </w:pPr>
           </w:p>
         </w:tc>
+        <w:tc>
+          <w:tcPr/>
+          <w:p>
+            <w:pPr>
+              <w:pStyle w:val="Compact"/>
+            </w:pPr>
+          </w:p>
+        </w:tc>
       </w:tr>
       <w:tr>
         <w:tc>
@@ -41650,6 +43046,14 @@
             </w:pPr>
           </w:p>
         </w:tc>
+        <w:tc>
+          <w:tcPr/>
+          <w:p>
+            <w:pPr>
+              <w:pStyle w:val="Compact"/>
+            </w:pPr>
+          </w:p>
+        </w:tc>
       </w:tr>
       <w:tr>
         <w:tc>
@@ -41805,6 +43209,14 @@
             </w:pPr>
           </w:p>
         </w:tc>
+        <w:tc>
+          <w:tcPr/>
+          <w:p>
+            <w:pPr>
+              <w:pStyle w:val="Compact"/>
+            </w:pPr>
+          </w:p>
+        </w:tc>
       </w:tr>
       <w:tr>
         <w:tc>
@@ -41963,6 +43375,14 @@
             </w:pPr>
           </w:p>
         </w:tc>
+        <w:tc>
+          <w:tcPr/>
+          <w:p>
+            <w:pPr>
+              <w:pStyle w:val="Compact"/>
+            </w:pPr>
+          </w:p>
+        </w:tc>
       </w:tr>
       <w:tr>
         <w:tc>
@@ -42103,6 +43523,14 @@
             <w:r>
               <w:t xml:space="preserve">NONE</w:t>
             </w:r>
+          </w:p>
+        </w:tc>
+        <w:tc>
+          <w:tcPr/>
+          <w:p>
+            <w:pPr>
+              <w:pStyle w:val="Compact"/>
+            </w:pPr>
           </w:p>
         </w:tc>
         <w:tc>
@@ -42346,6 +43774,14 @@
             </w:pPr>
           </w:p>
         </w:tc>
+        <w:tc>
+          <w:tcPr/>
+          <w:p>
+            <w:pPr>
+              <w:pStyle w:val="Compact"/>
+            </w:pPr>
+          </w:p>
+        </w:tc>
       </w:tr>
       <w:tr>
         <w:tc>
@@ -42507,6 +43943,14 @@
             </w:pPr>
           </w:p>
         </w:tc>
+        <w:tc>
+          <w:tcPr/>
+          <w:p>
+            <w:pPr>
+              <w:pStyle w:val="Compact"/>
+            </w:pPr>
+          </w:p>
+        </w:tc>
       </w:tr>
       <w:tr>
         <w:tc>
@@ -42665,6 +44109,14 @@
             </w:pPr>
           </w:p>
         </w:tc>
+        <w:tc>
+          <w:tcPr/>
+          <w:p>
+            <w:pPr>
+              <w:pStyle w:val="Compact"/>
+            </w:pPr>
+          </w:p>
+        </w:tc>
       </w:tr>
       <w:tr>
         <w:tc>
@@ -42823,6 +44275,14 @@
             </w:pPr>
           </w:p>
         </w:tc>
+        <w:tc>
+          <w:tcPr/>
+          <w:p>
+            <w:pPr>
+              <w:pStyle w:val="Compact"/>
+            </w:pPr>
+          </w:p>
+        </w:tc>
       </w:tr>
       <w:tr>
         <w:tc>
@@ -42948,6 +44408,14 @@
             <w:r>
               <w:t xml:space="preserve">PARTIAL</w:t>
             </w:r>
+          </w:p>
+        </w:tc>
+        <w:tc>
+          <w:tcPr/>
+          <w:p>
+            <w:pPr>
+              <w:pStyle w:val="Compact"/>
+            </w:pPr>
           </w:p>
         </w:tc>
         <w:tc>
@@ -43161,6 +44629,14 @@
             </w:pPr>
           </w:p>
         </w:tc>
+        <w:tc>
+          <w:tcPr/>
+          <w:p>
+            <w:pPr>
+              <w:pStyle w:val="Compact"/>
+            </w:pPr>
+          </w:p>
+        </w:tc>
       </w:tr>
       <w:tr>
         <w:tc>
@@ -43239,7 +44715,7 @@
               <w:pStyle w:val="Compact"/>
             </w:pPr>
             <w:r>
-              <w:t xml:space="preserve">PARTIAL hands, fingertips</w:t>
+              <w:t xml:space="preserve">PARTIAL site hands, side both; site fingertips, side both</w:t>
             </w:r>
           </w:p>
         </w:tc>
@@ -43272,7 +44748,7 @@
               <w:pStyle w:val="Compact"/>
             </w:pPr>
             <w:r>
-              <w:t xml:space="preserve">PARTIAL hands, fingertips</w:t>
+              <w:t xml:space="preserve">PARTIAL site hands, side both; site fingertips, side both</w:t>
             </w:r>
           </w:p>
         </w:tc>
@@ -43294,7 +44770,7 @@
               <w:pStyle w:val="Compact"/>
             </w:pPr>
             <w:r>
-              <w:t xml:space="preserve">PARTIAL hands, fingertips</w:t>
+              <w:t xml:space="preserve">PARTIAL site hands, side both; site fingertips, side both</w:t>
             </w:r>
           </w:p>
         </w:tc>
@@ -43349,7 +44825,18 @@
               <w:pStyle w:val="Compact"/>
             </w:pPr>
             <w:r>
-              <w:t xml:space="preserve">PARTIAL feet, toes</w:t>
+              <w:t xml:space="preserve">PARTIAL site feet, side both; site toes, side both</w:t>
+            </w:r>
+          </w:p>
+        </w:tc>
+        <w:tc>
+          <w:tcPr/>
+          <w:p>
+            <w:pPr>
+              <w:pStyle w:val="Compact"/>
+            </w:pPr>
+            <w:r>
+              <w:t xml:space="preserve">PARTIAL site hands, side right; site fingertips, side right</w:t>
             </w:r>
           </w:p>
         </w:tc>
@@ -43538,6 +45025,14 @@
             </w:pPr>
           </w:p>
         </w:tc>
+        <w:tc>
+          <w:tcPr/>
+          <w:p>
+            <w:pPr>
+              <w:pStyle w:val="Compact"/>
+            </w:pPr>
+          </w:p>
+        </w:tc>
       </w:tr>
       <w:tr>
         <w:tc>
@@ -43696,6 +45191,14 @@
             </w:pPr>
           </w:p>
         </w:tc>
+        <w:tc>
+          <w:tcPr/>
+          <w:p>
+            <w:pPr>
+              <w:pStyle w:val="Compact"/>
+            </w:pPr>
+          </w:p>
+        </w:tc>
       </w:tr>
       <w:tr>
         <w:tc>
@@ -43854,6 +45357,14 @@
             </w:pPr>
           </w:p>
         </w:tc>
+        <w:tc>
+          <w:tcPr/>
+          <w:p>
+            <w:pPr>
+              <w:pStyle w:val="Compact"/>
+            </w:pPr>
+          </w:p>
+        </w:tc>
       </w:tr>
       <w:tr>
         <w:tc>
@@ -44009,6 +45520,14 @@
             </w:pPr>
           </w:p>
         </w:tc>
+        <w:tc>
+          <w:tcPr/>
+          <w:p>
+            <w:pPr>
+              <w:pStyle w:val="Compact"/>
+            </w:pPr>
+          </w:p>
+        </w:tc>
       </w:tr>
       <w:tr>
         <w:tc>
@@ -44172,6 +45691,17 @@
               <w:pStyle w:val="Compact"/>
             </w:pPr>
             <w:r>
+              <w:t xml:space="preserve">PARTIAL 5 points</w:t>
+            </w:r>
+          </w:p>
+        </w:tc>
+        <w:tc>
+          <w:tcPr/>
+          <w:p>
+            <w:pPr>
+              <w:pStyle w:val="Compact"/>
+            </w:pPr>
+            <w:r>
               <w:t xml:space="preserve">PARTIAL 1 points</w:t>
             </w:r>
           </w:p>
@@ -44341,6 +45871,14 @@
             <w:pPr>
               <w:pStyle w:val="Compact"/>
             </w:pPr>
+          </w:p>
+        </w:tc>
+        <w:tc>
+          <w:tcPr/>
+          <w:p>
+            <w:pPr>
+              <w:pStyle w:val="Compact"/>
+            </w:pPr>
             <w:r>
               <w:t xml:space="preserve">PARTIAL</w:t>
             </w:r>
@@ -44505,6 +46043,14 @@
             <w:pPr>
               <w:pStyle w:val="Compact"/>
             </w:pPr>
+          </w:p>
+        </w:tc>
+        <w:tc>
+          <w:tcPr/>
+          <w:p>
+            <w:pPr>
+              <w:pStyle w:val="Compact"/>
+            </w:pPr>
             <w:r>
               <w:t xml:space="preserve">PARTIAL familiar listeners</w:t>
             </w:r>
@@ -44669,6 +46215,14 @@
             <w:pPr>
               <w:pStyle w:val="Compact"/>
             </w:pPr>
+          </w:p>
+        </w:tc>
+        <w:tc>
+          <w:tcPr/>
+          <w:p>
+            <w:pPr>
+              <w:pStyle w:val="Compact"/>
+            </w:pPr>
             <w:r>
               <w:t xml:space="preserve">NONE</w:t>
             </w:r>
@@ -44829,6 +46383,14 @@
             </w:pPr>
           </w:p>
         </w:tc>
+        <w:tc>
+          <w:tcPr/>
+          <w:p>
+            <w:pPr>
+              <w:pStyle w:val="Compact"/>
+            </w:pPr>
+          </w:p>
+        </w:tc>
       </w:tr>
       <w:tr>
         <w:tc>
@@ -44988,6 +46550,14 @@
             <w:pPr>
               <w:pStyle w:val="Compact"/>
             </w:pPr>
+          </w:p>
+        </w:tc>
+        <w:tc>
+          <w:tcPr/>
+          <w:p>
+            <w:pPr>
+              <w:pStyle w:val="Compact"/>
+            </w:pPr>
             <w:r>
               <w:t xml:space="preserve">PARTIAL</w:t>
             </w:r>
@@ -45146,6 +46716,14 @@
             <w:pPr>
               <w:pStyle w:val="Compact"/>
             </w:pPr>
+          </w:p>
+        </w:tc>
+        <w:tc>
+          <w:tcPr/>
+          <w:p>
+            <w:pPr>
+              <w:pStyle w:val="Compact"/>
+            </w:pPr>
             <w:r>
               <w:t xml:space="preserve">PARTIAL 1 sites</w:t>
             </w:r>
@@ -45314,6 +46892,17 @@
               <w:pStyle w:val="Compact"/>
             </w:pPr>
             <w:r>
+              <w:t xml:space="preserve">PARTIAL 22 wpm</w:t>
+            </w:r>
+          </w:p>
+        </w:tc>
+        <w:tc>
+          <w:tcPr/>
+          <w:p>
+            <w:pPr>
+              <w:pStyle w:val="Compact"/>
+            </w:pPr>
+            <w:r>
               <w:t xml:space="preserve">PARTIAL 3 wpm</w:t>
             </w:r>
           </w:p>
@@ -45476,6 +47065,14 @@
             </w:pPr>
           </w:p>
         </w:tc>
+        <w:tc>
+          <w:tcPr/>
+          <w:p>
+            <w:pPr>
+              <w:pStyle w:val="Compact"/>
+            </w:pPr>
+          </w:p>
+        </w:tc>
       </w:tr>
       <w:tr>
         <w:tc>
@@ -45634,6 +47231,14 @@
             </w:pPr>
           </w:p>
         </w:tc>
+        <w:tc>
+          <w:tcPr/>
+          <w:p>
+            <w:pPr>
+              <w:pStyle w:val="Compact"/>
+            </w:pPr>
+          </w:p>
+        </w:tc>
       </w:tr>
       <w:tr>
         <w:tc>
@@ -45792,6 +47397,14 @@
             </w:pPr>
           </w:p>
         </w:tc>
+        <w:tc>
+          <w:tcPr/>
+          <w:p>
+            <w:pPr>
+              <w:pStyle w:val="Compact"/>
+            </w:pPr>
+          </w:p>
+        </w:tc>
       </w:tr>
       <w:tr>
         <w:tc>
@@ -45950,6 +47563,14 @@
             </w:pPr>
           </w:p>
         </w:tc>
+        <w:tc>
+          <w:tcPr/>
+          <w:p>
+            <w:pPr>
+              <w:pStyle w:val="Compact"/>
+            </w:pPr>
+          </w:p>
+        </w:tc>
       </w:tr>
       <w:tr>
         <w:tc>
@@ -46105,6 +47726,14 @@
             </w:pPr>
           </w:p>
         </w:tc>
+        <w:tc>
+          <w:tcPr/>
+          <w:p>
+            <w:pPr>
+              <w:pStyle w:val="Compact"/>
+            </w:pPr>
+          </w:p>
+        </w:tc>
       </w:tr>
       <w:tr>
         <w:tc>
@@ -46263,6 +47892,14 @@
             </w:pPr>
           </w:p>
         </w:tc>
+        <w:tc>
+          <w:tcPr/>
+          <w:p>
+            <w:pPr>
+              <w:pStyle w:val="Compact"/>
+            </w:pPr>
+          </w:p>
+        </w:tc>
       </w:tr>
       <w:tr>
         <w:tc>
@@ -46360,6 +47997,14 @@
             <w:r>
               <w:t xml:space="preserve">PARTIAL Braille, DeafblindManual, PrintOnPalm</w:t>
             </w:r>
+          </w:p>
+        </w:tc>
+        <w:tc>
+          <w:tcPr/>
+          <w:p>
+            <w:pPr>
+              <w:pStyle w:val="Compact"/>
+            </w:pPr>
           </w:p>
         </w:tc>
         <w:tc>
@@ -46427,8 +48072,8 @@
         </w:pict>
       </w:r>
     </w:p>
-    <w:bookmarkEnd w:id="71"/>
-    <w:bookmarkStart w:id="72" w:name="what-is-still-missing"/>
+    <w:bookmarkEnd w:id="73"/>
+    <w:bookmarkStart w:id="74" w:name="what-is-still-missing"/>
     <w:p>
       <w:pPr>
         <w:pStyle w:val="Heading2"/>
@@ -46442,7 +48087,7 @@
         <w:pStyle w:val="Compact"/>
         <w:numPr>
           <w:ilvl w:val="0"/>
-          <w:numId w:val="1019"/>
+          <w:numId w:val="1020"/>
         </w:numPr>
       </w:pPr>
       <w:r>
@@ -46503,7 +48148,7 @@
         <w:pStyle w:val="Compact"/>
         <w:numPr>
           <w:ilvl w:val="0"/>
-          <w:numId w:val="1019"/>
+          <w:numId w:val="1020"/>
         </w:numPr>
       </w:pPr>
       <w:r>
@@ -46531,7 +48176,7 @@
         <w:pStyle w:val="Compact"/>
         <w:numPr>
           <w:ilvl w:val="0"/>
-          <w:numId w:val="1019"/>
+          <w:numId w:val="1020"/>
         </w:numPr>
       </w:pPr>
       <w:r>
@@ -46571,7 +48216,7 @@
         <w:pStyle w:val="Compact"/>
         <w:numPr>
           <w:ilvl w:val="0"/>
-          <w:numId w:val="1019"/>
+          <w:numId w:val="1020"/>
         </w:numPr>
       </w:pPr>
       <w:r>
@@ -46594,8 +48239,8 @@
         <w:t xml:space="preserve">what would matter, held until someone can say otherwise.</w:t>
       </w:r>
     </w:p>
-    <w:bookmarkEnd w:id="72"/>
-    <w:bookmarkEnd w:id="73"/>
+    <w:bookmarkEnd w:id="74"/>
+    <w:bookmarkEnd w:id="75"/>
     <w:sectPr>
       <w:footnotePr>
         <w:numRestart w:val="eachSect"/>
@@ -46869,6 +48514,9 @@
     <w:abstractNumId w:val="991"/>
   </w:num>
   <w:num w:numId="1019">
+    <w:abstractNumId w:val="991"/>
+  </w:num>
+  <w:num w:numId="1020">
     <w:abstractNumId w:val="991"/>
   </w:num>
 </w:numbering>

--- a/docs/User capability profiles.docx
+++ b/docs/User capability profiles.docx
@@ -1702,7 +1702,7 @@
               <w:pStyle w:val="Compact"/>
             </w:pPr>
             <w:r>
-              <w:t xml:space="preserve">1–99 %</w:t>
+              <w:t xml:space="preserve">unreliable, with-support, when-emphasised, reliably</w:t>
             </w:r>
           </w:p>
         </w:tc>
@@ -1886,7 +1886,7 @@
               <w:pStyle w:val="Compact"/>
             </w:pPr>
             <w:r>
-              <w:t xml:space="preserve">1–99 %</w:t>
+              <w:t xml:space="preserve">unreliable, with-support, when-emphasised, reliably</w:t>
             </w:r>
           </w:p>
         </w:tc>
@@ -2070,7 +2070,7 @@
               <w:pStyle w:val="Compact"/>
             </w:pPr>
             <w:r>
-              <w:t xml:space="preserve">1–99 %</w:t>
+              <w:t xml:space="preserve">unreliable, with-support, when-emphasised, reliably</w:t>
             </w:r>
           </w:p>
         </w:tc>
@@ -2254,7 +2254,7 @@
               <w:pStyle w:val="Compact"/>
             </w:pPr>
             <w:r>
-              <w:t xml:space="preserve">1–99 %</w:t>
+              <w:t xml:space="preserve">maximum, strong, raised, typical</w:t>
             </w:r>
           </w:p>
         </w:tc>
@@ -2438,7 +2438,7 @@
               <w:pStyle w:val="Compact"/>
             </w:pPr>
             <w:r>
-              <w:t xml:space="preserve">1–99 %</w:t>
+              <w:t xml:space="preserve">unreliable, with-support, when-emphasised, reliably</w:t>
             </w:r>
           </w:p>
         </w:tc>
@@ -2622,7 +2622,7 @@
               <w:pStyle w:val="Compact"/>
             </w:pPr>
             <w:r>
-              <w:t xml:space="preserve">1–99 %</w:t>
+              <w:t xml:space="preserve">unreliable, with-support, when-emphasised, reliably</w:t>
             </w:r>
           </w:p>
         </w:tc>
@@ -2806,7 +2806,7 @@
               <w:pStyle w:val="Compact"/>
             </w:pPr>
             <w:r>
-              <w:t xml:space="preserve">1–99 %</w:t>
+              <w:t xml:space="preserve">unreliable, with-support, when-emphasised, reliably</w:t>
             </w:r>
           </w:p>
         </w:tc>
@@ -3865,7 +3865,7 @@
               <w:pStyle w:val="Compact"/>
             </w:pPr>
             <w:r>
-              <w:t xml:space="preserve">1–99 %</w:t>
+              <w:t xml:space="preserve">large-only, unsteady, mostly-steady, steady</w:t>
             </w:r>
           </w:p>
         </w:tc>
@@ -4241,7 +4241,7 @@
               <w:pStyle w:val="Compact"/>
             </w:pPr>
             <w:r>
-              <w:t xml:space="preserve">1–99 %</w:t>
+              <w:t xml:space="preserve">needs-watching, needs-landing-check, reliable-unseen</w:t>
             </w:r>
           </w:p>
         </w:tc>
@@ -7976,7 +7976,7 @@
               <w:pStyle w:val="Compact"/>
             </w:pPr>
             <w:r>
-              <w:t xml:space="preserve">1–99 %</w:t>
+              <w:t xml:space="preserve">needs-watching, needs-landing-check, reliable-unseen</w:t>
             </w:r>
           </w:p>
         </w:tc>
@@ -8025,7 +8025,7 @@
               <w:pStyle w:val="Compact"/>
             </w:pPr>
             <w:r>
-              <w:t xml:space="preserve">1–99 %</w:t>
+              <w:t xml:space="preserve">strong-only, typical, subtle</w:t>
             </w:r>
           </w:p>
         </w:tc>
@@ -12751,7 +12751,7 @@
               <w:pStyle w:val="Compact"/>
             </w:pPr>
             <w:r>
-              <w:t xml:space="preserve">30 %</w:t>
+              <w:t xml:space="preserve">strong</w:t>
             </w:r>
           </w:p>
         </w:tc>
@@ -13135,7 +13135,7 @@
               <w:pStyle w:val="Compact"/>
             </w:pPr>
             <w:r>
-              <w:t xml:space="preserve">45 %</w:t>
+              <w:t xml:space="preserve">with-support</w:t>
             </w:r>
           </w:p>
         </w:tc>
@@ -13199,7 +13199,7 @@
               <w:pStyle w:val="Compact"/>
             </w:pPr>
             <w:r>
-              <w:t xml:space="preserve">45 %</w:t>
+              <w:t xml:space="preserve">with-support</w:t>
             </w:r>
           </w:p>
         </w:tc>
@@ -13263,7 +13263,7 @@
               <w:pStyle w:val="Compact"/>
             </w:pPr>
             <w:r>
-              <w:t xml:space="preserve">45 %</w:t>
+              <w:t xml:space="preserve">with-support</w:t>
             </w:r>
           </w:p>
         </w:tc>
@@ -14421,7 +14421,7 @@
               <w:pStyle w:val="Compact"/>
             </w:pPr>
             <w:r>
-              <w:t xml:space="preserve">80 %</w:t>
+              <w:t xml:space="preserve">reliably</w:t>
             </w:r>
           </w:p>
         </w:tc>
@@ -14485,7 +14485,7 @@
               <w:pStyle w:val="Compact"/>
             </w:pPr>
             <w:r>
-              <w:t xml:space="preserve">40 %</w:t>
+              <w:t xml:space="preserve">with-support</w:t>
             </w:r>
           </w:p>
         </w:tc>
@@ -14549,7 +14549,7 @@
               <w:pStyle w:val="Compact"/>
             </w:pPr>
             <w:r>
-              <w:t xml:space="preserve">25 %</w:t>
+              <w:t xml:space="preserve">unreliable</w:t>
             </w:r>
           </w:p>
         </w:tc>
@@ -14869,7 +14869,7 @@
               <w:pStyle w:val="Compact"/>
             </w:pPr>
             <w:r>
-              <w:t xml:space="preserve">70 %</w:t>
+              <w:t xml:space="preserve">when-emphasised</w:t>
             </w:r>
           </w:p>
         </w:tc>
@@ -16897,7 +16897,7 @@
               <w:pStyle w:val="Compact"/>
             </w:pPr>
             <w:r>
-              <w:t xml:space="preserve">35 %</w:t>
+              <w:t xml:space="preserve">unsteady</w:t>
             </w:r>
           </w:p>
         </w:tc>
@@ -17800,7 +17800,7 @@
               <w:pStyle w:val="Compact"/>
             </w:pPr>
             <w:r>
-              <w:t xml:space="preserve">MOUNTED: fontSizeSeated.size. HANDHELD: fontSizeSeated.size scaled by (1 + (100 - effectorStability)/100), clamped to 4..96pt and rounded to 1dp. At 35% stability a hand-held display needs 1.65x the mounted size.</w:t>
+              <w:t xml:space="preserve">MOUNTED: fontSizeSeated.size. HANDHELD: fontSizeSeated.size scaled by TARGET_FACTOR[effectorStability], clamped to 4..96pt and rounded to 1dp. At 'unsteady' a hand-held display needs 2x the mounted size. The factor is a LOOKUP, not a calculation: STEADINESS is ordinal, so there is no arithmetic to do on it, and the four numbers are declared where they can be argued with.</w:t>
             </w:r>
           </w:p>
         </w:tc>
@@ -17926,7 +17926,7 @@
               <w:pStyle w:val="Compact"/>
             </w:pPr>
             <w:r>
-              <w:t xml:space="preserve">size 19.8, font system-sans</w:t>
+              <w:t xml:space="preserve">size 24, font system-sans</w:t>
             </w:r>
           </w:p>
         </w:tc>
@@ -21885,7 +21885,7 @@
               <w:pStyle w:val="Compact"/>
             </w:pPr>
             <w:r>
-              <w:t xml:space="preserve">30 %</w:t>
+              <w:t xml:space="preserve">unsteady</w:t>
             </w:r>
           </w:p>
         </w:tc>
@@ -22205,7 +22205,7 @@
               <w:pStyle w:val="Compact"/>
             </w:pPr>
             <w:r>
-              <w:t xml:space="preserve">25 %</w:t>
+              <w:t xml:space="preserve">needs-watching</w:t>
             </w:r>
           </w:p>
         </w:tc>
@@ -24391,7 +24391,7 @@
               <w:pStyle w:val="Compact"/>
             </w:pPr>
             <w:r>
-              <w:t xml:space="preserve">85 %</w:t>
+              <w:t xml:space="preserve">subtle</w:t>
             </w:r>
           </w:p>
         </w:tc>
@@ -25821,7 +25821,7 @@
               <w:pStyle w:val="Compact"/>
             </w:pPr>
             <w:r>
-              <w:t xml:space="preserve">55 %</w:t>
+              <w:t xml:space="preserve">mostly-steady</w:t>
             </w:r>
           </w:p>
         </w:tc>
@@ -29219,7 +29219,7 @@
               <w:pStyle w:val="Compact"/>
             </w:pPr>
             <w:r>
-              <w:t xml:space="preserve">15 %</w:t>
+              <w:t xml:space="preserve">large-only</w:t>
             </w:r>
           </w:p>
         </w:tc>
@@ -39640,7 +39640,7 @@
               <w:pStyle w:val="Compact"/>
             </w:pPr>
             <w:r>
-              <w:t xml:space="preserve">PARTIAL 80 %</w:t>
+              <w:t xml:space="preserve">PARTIAL reliably</w:t>
             </w:r>
           </w:p>
         </w:tc>
@@ -39806,7 +39806,7 @@
               <w:pStyle w:val="Compact"/>
             </w:pPr>
             <w:r>
-              <w:t xml:space="preserve">PARTIAL 40 %</w:t>
+              <w:t xml:space="preserve">PARTIAL with-support</w:t>
             </w:r>
           </w:p>
         </w:tc>
@@ -39972,7 +39972,7 @@
               <w:pStyle w:val="Compact"/>
             </w:pPr>
             <w:r>
-              <w:t xml:space="preserve">PARTIAL 25 %</w:t>
+              <w:t xml:space="preserve">PARTIAL unreliable</w:t>
             </w:r>
           </w:p>
         </w:tc>
@@ -40293,7 +40293,7 @@
               <w:pStyle w:val="Compact"/>
             </w:pPr>
             <w:r>
-              <w:t xml:space="preserve">PARTIAL 30 %</w:t>
+              <w:t xml:space="preserve">PARTIAL strong</w:t>
             </w:r>
           </w:p>
         </w:tc>
@@ -40824,7 +40824,7 @@
               <w:pStyle w:val="Compact"/>
             </w:pPr>
             <w:r>
-              <w:t xml:space="preserve">PARTIAL 35 %</w:t>
+              <w:t xml:space="preserve">PARTIAL unsteady</w:t>
             </w:r>
           </w:p>
         </w:tc>
@@ -40857,7 +40857,7 @@
               <w:pStyle w:val="Compact"/>
             </w:pPr>
             <w:r>
-              <w:t xml:space="preserve">PARTIAL 30 %</w:t>
+              <w:t xml:space="preserve">PARTIAL unsteady</w:t>
             </w:r>
           </w:p>
         </w:tc>
@@ -40879,7 +40879,7 @@
               <w:pStyle w:val="Compact"/>
             </w:pPr>
             <w:r>
-              <w:t xml:space="preserve">PARTIAL 55 %</w:t>
+              <w:t xml:space="preserve">PARTIAL mostly-steady</w:t>
             </w:r>
           </w:p>
         </w:tc>
@@ -40901,7 +40901,7 @@
               <w:pStyle w:val="Compact"/>
             </w:pPr>
             <w:r>
-              <w:t xml:space="preserve">PARTIAL 15 %</w:t>
+              <w:t xml:space="preserve">PARTIAL large-only</w:t>
             </w:r>
           </w:p>
         </w:tc>
@@ -42930,7 +42930,7 @@
               <w:pStyle w:val="Compact"/>
             </w:pPr>
             <w:r>
-              <w:t xml:space="preserve">PARTIAL 45 %</w:t>
+              <w:t xml:space="preserve">PARTIAL with-support</w:t>
             </w:r>
           </w:p>
         </w:tc>
@@ -43093,7 +43093,7 @@
               <w:pStyle w:val="Compact"/>
             </w:pPr>
             <w:r>
-              <w:t xml:space="preserve">PARTIAL 45 %</w:t>
+              <w:t xml:space="preserve">PARTIAL with-support</w:t>
             </w:r>
           </w:p>
         </w:tc>
@@ -43256,18 +43256,18 @@
               <w:pStyle w:val="Compact"/>
             </w:pPr>
             <w:r>
-              <w:t xml:space="preserve">PARTIAL 45 %</w:t>
-            </w:r>
-          </w:p>
-        </w:tc>
-        <w:tc>
-          <w:tcPr/>
-          <w:p>
-            <w:pPr>
-              <w:pStyle w:val="Compact"/>
-            </w:pPr>
-            <w:r>
-              <w:t xml:space="preserve">PARTIAL 70 %</w:t>
+              <w:t xml:space="preserve">PARTIAL with-support</w:t>
+            </w:r>
+          </w:p>
+        </w:tc>
+        <w:tc>
+          <w:tcPr/>
+          <w:p>
+            <w:pPr>
+              <w:pStyle w:val="Compact"/>
+            </w:pPr>
+            <w:r>
+              <w:t xml:space="preserve">PARTIAL when-emphasised</w:t>
             </w:r>
           </w:p>
         </w:tc>
@@ -43470,7 +43470,7 @@
               <w:pStyle w:val="Compact"/>
             </w:pPr>
             <w:r>
-              <w:t xml:space="preserve">PARTIAL 25 %</w:t>
+              <w:t xml:space="preserve">PARTIAL needs-watching</w:t>
             </w:r>
           </w:p>
         </w:tc>
@@ -47500,7 +47500,7 @@
               <w:pStyle w:val="Compact"/>
             </w:pPr>
             <w:r>
-              <w:t xml:space="preserve">PARTIAL 85 %</w:t>
+              <w:t xml:space="preserve">PARTIAL subtle</w:t>
             </w:r>
           </w:p>
         </w:tc>
